--- a/Computer Engineering, Software Engineering, Computer systems & their softwares/Annexes/Annex №45 University Guideline for Faculty_Workload_Distribuition.docx
+++ b/Computer Engineering, Software Engineering, Computer systems & their softwares/Annexes/Annex №45 University Guideline for Faculty_Workload_Distribuition.docx
@@ -33,7 +33,7 @@
           <w:sz w:val="52"/>
           <w:szCs w:val="52"/>
         </w:rPr>
-        <w:t xml:space="preserve">UNIVERSITY GUIDELINE </w:t>
+        <w:t>UNIVERSITET YO'RIQNOMASI</w:t>
       </w:r>
     </w:p>
     <w:p>
@@ -58,7 +58,7 @@
           <w:sz w:val="52"/>
           <w:szCs w:val="52"/>
         </w:rPr>
-        <w:t>for</w:t>
+        <w:t>quyidagi bo'yicha</w:t>
       </w:r>
     </w:p>
     <w:p>
@@ -78,7 +78,7 @@
           <w:sz w:val="52"/>
           <w:szCs w:val="52"/>
         </w:rPr>
-        <w:t>Faculty Standard Workload and Performance Metrics</w:t>
+        <w:t>Professor-o'qituvchilar standart ish yuklamasi va samaradorlik mezonlari</w:t>
       </w:r>
     </w:p>
     <w:p>
@@ -98,7 +98,7 @@
           <w:sz w:val="26"/>
           <w:szCs w:val="26"/>
         </w:rPr>
-        <w:t>A 1,000-Hour Annual Workload Framework Across Teaching, Research, and Service</w:t>
+        <w:t>O'qitish, ilmiy tadqiqot va xizmat ko'rsatish bo'yicha yillik 1000 soatlik ish yuklama doirasi</w:t>
       </w:r>
     </w:p>
     <w:p>
@@ -125,77 +125,77 @@
         <w:rPr>
           <w:rFonts w:asciiTheme="minorBidi" w:hAnsiTheme="minorBidi" w:cstheme="minorBidi"/>
         </w:rPr>
-        <w:t>Issuing Authority:  Office of the Provost</w:t>
-      </w:r>
-    </w:p>
-    <w:p>
-      <w:pPr>
-        <w:jc w:val="both"/>
-        <w:rPr>
-          <w:rFonts w:asciiTheme="minorBidi" w:hAnsiTheme="minorBidi" w:cstheme="minorBidi"/>
-        </w:rPr>
-      </w:pPr>
-      <w:r>
-        <w:rPr>
-          <w:rFonts w:asciiTheme="minorBidi" w:hAnsiTheme="minorBidi" w:cstheme="minorBidi"/>
-        </w:rPr>
-        <w:t>Applies to:  All Full-Time Academic Staff, All Faculties</w:t>
-      </w:r>
-    </w:p>
-    <w:p>
-      <w:pPr>
-        <w:jc w:val="both"/>
-        <w:rPr>
-          <w:rFonts w:asciiTheme="minorBidi" w:hAnsiTheme="minorBidi" w:cstheme="minorBidi"/>
-        </w:rPr>
-      </w:pPr>
-      <w:r>
-        <w:rPr>
-          <w:rFonts w:asciiTheme="minorBidi" w:hAnsiTheme="minorBidi" w:cstheme="minorBidi"/>
-        </w:rPr>
-        <w:t>Document Status:  Approved Institutional Guideline</w:t>
-      </w:r>
-    </w:p>
-    <w:p>
-      <w:pPr>
-        <w:jc w:val="both"/>
-        <w:rPr>
-          <w:rFonts w:asciiTheme="minorBidi" w:hAnsiTheme="minorBidi" w:cstheme="minorBidi"/>
-        </w:rPr>
-      </w:pPr>
-      <w:r>
-        <w:rPr>
-          <w:rFonts w:asciiTheme="minorBidi" w:hAnsiTheme="minorBidi" w:cstheme="minorBidi"/>
-        </w:rPr>
-        <w:t>Version:  1.0</w:t>
-      </w:r>
-    </w:p>
-    <w:p>
-      <w:pPr>
-        <w:jc w:val="both"/>
-        <w:rPr>
-          <w:rFonts w:asciiTheme="minorBidi" w:hAnsiTheme="minorBidi" w:cstheme="minorBidi"/>
-        </w:rPr>
-      </w:pPr>
-      <w:r>
-        <w:rPr>
-          <w:rFonts w:asciiTheme="minorBidi" w:hAnsiTheme="minorBidi" w:cstheme="minorBidi"/>
-        </w:rPr>
-        <w:t>Effective Date:  Start of Next Academic Year Following Approval</w:t>
-      </w:r>
-    </w:p>
-    <w:p>
-      <w:pPr>
-        <w:jc w:val="both"/>
-        <w:rPr>
-          <w:rFonts w:asciiTheme="minorBidi" w:hAnsiTheme="minorBidi" w:cstheme="minorBidi"/>
-        </w:rPr>
-      </w:pPr>
-      <w:r>
-        <w:rPr>
-          <w:rFonts w:asciiTheme="minorBidi" w:hAnsiTheme="minorBidi" w:cstheme="minorBidi"/>
-        </w:rPr>
-        <w:t>Next Scheduled Review:  Within Three Academic Years of Effective Date</w:t>
+        <w:t>Chiqaruvchi organ:  Prorektor devoni</w:t>
+      </w:r>
+    </w:p>
+    <w:p>
+      <w:pPr>
+        <w:jc w:val="both"/>
+        <w:rPr>
+          <w:rFonts w:asciiTheme="minorBidi" w:hAnsiTheme="minorBidi" w:cstheme="minorBidi"/>
+        </w:rPr>
+      </w:pPr>
+      <w:r>
+        <w:rPr>
+          <w:rFonts w:asciiTheme="minorBidi" w:hAnsiTheme="minorBidi" w:cstheme="minorBidi"/>
+        </w:rPr>
+        <w:t>Qo'llaniladi:  Barcha to'liq stavkali professor-o'qituvchilarga, barcha fakultetlarga</w:t>
+      </w:r>
+    </w:p>
+    <w:p>
+      <w:pPr>
+        <w:jc w:val="both"/>
+        <w:rPr>
+          <w:rFonts w:asciiTheme="minorBidi" w:hAnsiTheme="minorBidi" w:cstheme="minorBidi"/>
+        </w:rPr>
+      </w:pPr>
+      <w:r>
+        <w:rPr>
+          <w:rFonts w:asciiTheme="minorBidi" w:hAnsiTheme="minorBidi" w:cstheme="minorBidi"/>
+        </w:rPr>
+        <w:t>Hujjat holati:  Tasdiqlangan institutsional yo'riqnoma</w:t>
+      </w:r>
+    </w:p>
+    <w:p>
+      <w:pPr>
+        <w:jc w:val="both"/>
+        <w:rPr>
+          <w:rFonts w:asciiTheme="minorBidi" w:hAnsiTheme="minorBidi" w:cstheme="minorBidi"/>
+        </w:rPr>
+      </w:pPr>
+      <w:r>
+        <w:rPr>
+          <w:rFonts w:asciiTheme="minorBidi" w:hAnsiTheme="minorBidi" w:cstheme="minorBidi"/>
+        </w:rPr>
+        <w:t>Versiya:  1.0</w:t>
+      </w:r>
+    </w:p>
+    <w:p>
+      <w:pPr>
+        <w:jc w:val="both"/>
+        <w:rPr>
+          <w:rFonts w:asciiTheme="minorBidi" w:hAnsiTheme="minorBidi" w:cstheme="minorBidi"/>
+        </w:rPr>
+      </w:pPr>
+      <w:r>
+        <w:rPr>
+          <w:rFonts w:asciiTheme="minorBidi" w:hAnsiTheme="minorBidi" w:cstheme="minorBidi"/>
+        </w:rPr>
+        <w:t>Kuchga kirish sanasi:  Tasdiqlanganidan keyingi o'quv yili boshidan</w:t>
+      </w:r>
+    </w:p>
+    <w:p>
+      <w:pPr>
+        <w:jc w:val="both"/>
+        <w:rPr>
+          <w:rFonts w:asciiTheme="minorBidi" w:hAnsiTheme="minorBidi" w:cstheme="minorBidi"/>
+        </w:rPr>
+      </w:pPr>
+      <w:r>
+        <w:rPr>
+          <w:rFonts w:asciiTheme="minorBidi" w:hAnsiTheme="minorBidi" w:cstheme="minorBidi"/>
+        </w:rPr>
+        <w:t>Keyingi rejalashtirilgan ko'rib chiqish:  Kuchga kirish sanasidan boshlab uch o'quv yili ichida</w:t>
       </w:r>
     </w:p>
     <w:p>
@@ -225,8 +225,7 @@
         <w:rPr>
           <w:rFonts w:asciiTheme="minorBidi" w:hAnsiTheme="minorBidi" w:cstheme="minorBidi"/>
         </w:rPr>
-        <w:lastRenderedPageBreak/>
-        <w:t>Table of Contents</w:t>
+        <w:t>Mundarija</w:t>
       </w:r>
       <w:bookmarkEnd w:id="0"/>
     </w:p>
@@ -8110,8 +8109,7 @@
         <w:rPr>
           <w:rFonts w:asciiTheme="minorBidi" w:hAnsiTheme="minorBidi" w:cstheme="minorBidi"/>
         </w:rPr>
-        <w:lastRenderedPageBreak/>
-        <w:t>Executive Summary</w:t>
+        <w:t>Qisqacha xulosa</w:t>
       </w:r>
       <w:bookmarkEnd w:id="1"/>
     </w:p>
@@ -8127,7 +8125,7 @@
         <w:rPr>
           <w:rFonts w:asciiTheme="minorBidi" w:hAnsiTheme="minorBidi" w:cstheme="minorBidi"/>
         </w:rPr>
-        <w:t>This Guideline establishes a single, holistic annual workload standard of 1,000 hours for full-time academic staff, distributed across three Core Pillars — Teaching and Instruction; Research and Scholarly Activity; and Service, Administration, and Student Support — in proportions that vary systematically by academic rank.</w:t>
+        <w:t>Mazkur Yo'riqnoma to'liq stavkali professor-o'qituvchilar uchun yillik 1000 soatlik yagona, yaxlit ish yuklama standartini belgilaydi. U uch asosiy ustun — O'qitish va ta'lim; Ilmiy tadqiqot va ilmiy faoliyat; hamda Xizmat, boshqaruv va talabalarni qo'llab-quvvatlash — bo'ylab mansab darajasiga qarab tizimli ravishda farqlanadigan nisbatlarda taqsimlanadi.</w:t>
       </w:r>
     </w:p>
     <w:p>
@@ -8142,7 +8140,7 @@
         <w:rPr>
           <w:rFonts w:asciiTheme="minorBidi" w:hAnsiTheme="minorBidi" w:cstheme="minorBidi"/>
         </w:rPr>
-        <w:t>Heads of Department and Program Directors allocate 350 hours (35%) to teaching, 450 hours (45%) to research, and 200 hours (20%) to strategic leadership, quality assurance, and faculty mentoring. Professors allocate 350 hours (35%) to teaching, 500 hours (50%) to research, and 150 hours (15%) to doctoral supervision and advanced guidance. Associate Professors allocate 400 hours (40%) to teaching, 450 hours (45%) to research, and 150 hours (15%) to master's thesis supervision and program advising. Senior Lecturers, Lecturers, and Assistants allocate 450–500 hours (45–50%) to teaching, 350–400 hours (35–40%) to research, and 150 hours (15%) to foundational tutorials, laboratory support, and introductory advising.</w:t>
+        <w:t>Kafedra mudirlari va dastur direktorlari 350 soatni (35%) o'qitishga, 450 soatni (45%) ilmiy tadqiqotga va 200 soatni (20%) strategik rahbarlik, sifat ta'minlash va professor-o'qituvchilarni yo'naltirish (mentorlik)ga ajratadilar. Professorlar 350 soatni (35%) o'qitishga, 500 soatni (50%) ilmiy tadqiqotga va 150 soatni (15%) doktorantlarni nazoratlash va ilg'or talabalarni yo'naltirishga ajratadilar. Dotsentlar 400 soatni (40%) o'qitishga, 450 soatni (45%) ilmiy tadqiqotga va 150 soatni (15%) magistratura dissertatsiyalarini nazoratlash va dastur darajasida maslahat berishga ajratadilar. Katta o'qituvchilar, o'qituvchilar va assistentlar 450-500 soatni (45-50%) o'qitishga, 350-400 soatni (35-40%) ilmiy tadqiqotga va 150 soatni (15%) asosiy darsliklar, laboratoriya yordami va kirish darajasidagi akademik maslahat berishga ajratadilar.</w:t>
       </w:r>
     </w:p>
     <w:p>
@@ -8157,7 +8155,7 @@
         <w:rPr>
           <w:rFonts w:asciiTheme="minorBidi" w:hAnsiTheme="minorBidi" w:cstheme="minorBidi"/>
         </w:rPr>
-        <w:t>Each pillar is paired with a defined objective, a specific set of evaluation criteria, and a corresponding set of documentary Verification Methods — including teaching logs, Student Evaluation of Teaching scores, publication and grant records, and supervision and committee documentation — that together form the evidentiary basis for the University's annual performance appraisal process, described in full in Section 13.</w:t>
+        <w:t>Har bir ustun belgilangan maqsad, muayyan baholash mezonlari to'plami va tegishli hujjatli tekshirish usullari — jumladan, o'qitish jurnallari, Talabalarning o'qitishni baholash (SET) ballari, nashr va grant yozuvlari, shuningdek nazoratlash va qo'mita hujjatlari — bilan juftlashtirilgan bo'lib, birgalikda ular professor-o'qituvchilarning yillik samaradorligini o'lchash va hujjatlashtirish uchun shaffof, dalillarga asoslangan va auditdan o'tkazish mumkin bo'lgan tizimni tashkil etadi.</w:t>
       </w:r>
     </w:p>
     <w:p>
@@ -8172,7 +8170,7 @@
         <w:rPr>
           <w:rFonts w:asciiTheme="minorBidi" w:hAnsiTheme="minorBidi" w:cstheme="minorBidi"/>
         </w:rPr>
-        <w:t>The Guideline further sets out the process for annual Workload Planning, the treatment of leave, overload, and underload, the roles and responsibilities of academic staff, Heads of Department, Deans, and Faculty Performance Review Committees, the appeals procedure available to staff who dispute a workload or appraisal determination, and the institutional mechanisms for monitoring, reporting, and periodically reviewing the Guideline itself.</w:t>
+        <w:t>Yo'riqnomada, bundan tashqari, yillik ish yuklamasini rejalashtirish jarayoni, ta'til, ortiqcha va kam yuklama bilan muomala qilish, professor-o'qituvchilar, kafedra mudirlari, dekanlar va Fakultet samaradorligini ko'rib chiqish qo'mitalarining vazifalari va mas'uliyatlari, ish yuklama rejalari yoki baholash natijalariga e'tiroz bildirgan xodimlarga taqdim etiladigan apellyatsiya tartibi, hamda ushbu Yo'riqnomani birinchi marta qo'llovchi fakultetlar uchun o'tish davri tartib-qoidalari belgilangan.</w:t>
       </w:r>
     </w:p>
     <w:p>
@@ -8188,7 +8186,7 @@
         <w:rPr>
           <w:rFonts w:asciiTheme="minorBidi" w:hAnsiTheme="minorBidi" w:cstheme="minorBidi"/>
         </w:rPr>
-        <w:t>Background and Institutional Context</w:t>
+        <w:t>Ma'lumot va institutsional kontekst</w:t>
       </w:r>
       <w:bookmarkEnd w:id="2"/>
     </w:p>
@@ -8204,7 +8202,7 @@
         <w:rPr>
           <w:rFonts w:asciiTheme="minorBidi" w:hAnsiTheme="minorBidi" w:cstheme="minorBidi"/>
         </w:rPr>
-        <w:t>Universities have historically struggled to express academic work in terms that are simultaneously fair, comparable, and sensitive to genuine differences in role and discipline. Teaching-hours-only workload models, still common across the sector, tend to undervalue research and service, creating perverse incentives that can erode both the currency of the curriculum and the institution's research standing over time. Purely output-based research metrics, applied without regard to teaching and service obligations, risk the opposite distortion, encouraging staff to minimize instructional engagement in ways that ultimately harm student outcomes.</w:t>
+        <w:t>Universitetlar tarixan akademik ishni bir vaqtning o'zida adolatli, solishtirish mumkin va mansab hamda fan sohasidagi haqiqiy farqlarga sezgir bo'lgan ko'rsatkichlarda ifodalashda qiyinchiliklarga duch kelgan. Faqat dars soatlari bo'yicha ish yuklama modellari, hali ham sektorda keng tarqalgan bo'lib, ilmiy tadqiqot va xizmatni kam baholashga, shaxsiy stimullarni institutsional ustuvorliklardan ajratadigan teskari rag'batlantirishni yaratishga moyildir.</w:t>
       </w:r>
     </w:p>
     <w:p>
@@ -8219,14 +8217,12 @@
         <w:rPr>
           <w:rFonts w:asciiTheme="minorBidi" w:hAnsiTheme="minorBidi" w:cstheme="minorBidi"/>
         </w:rPr>
-        <w:t xml:space="preserve">This Guideline was developed in response to those known shortcomings, and reflects a deliberate institutional choice to treat teaching, research, and service as co-equal, mutually reinforcing dimensions of academic practice rather than competing claims on a fixed pool of time. The 1,000-hour standard should be understood in that spirit: not as an accounting exercise, but as an explicit </w:t>
-      </w:r>
-      <w:r>
-        <w:rPr>
-          <w:rFonts w:asciiTheme="minorBidi" w:hAnsiTheme="minorBidi" w:cstheme="minorBidi"/>
-        </w:rPr>
-        <w:lastRenderedPageBreak/>
-        <w:t>statement of the University's expectations of what a full, balanced academic career looks like at each stage of seniority.</w:t>
+        <w:t>Mazkur Yo'riqnoma ushbu ma'lum kamchiliklarga javoban ishlab chiqilgan va o'qitish, ilmiy tadqiqot hamda xizmatni vaqtning cheklangan fondi uchun raqobatlashuvchi da'volar sifatida emas, balki akademik amaliyotning teng huquqli, o'zaro mustahkamlovchi o'lchovlari sifatida ko'rib chiqish bo'yicha ongli institutsional tanlovni aks ettiradi. 1000 soatlik standart yetarlicha keng bo'lib, barcha uch o'lchovni qamrab oladi va barcha mansab darajalariga yagona rejalashtirish doirasini ta'minlay oladigan darajada bir xildir, shu bilan birga mansabga xos benchmarklarni turli mansab darajalarida turlicha muvozanatni aks ettirish uchun farqlashga imkon beradi.</w:t>
+      </w:r>
+      <w:r>
+        <w:rPr>
+          <w:rFonts w:asciiTheme="minorBidi" w:hAnsiTheme="minorBidi" w:cstheme="minorBidi"/>
+        </w:rPr>
       </w:r>
     </w:p>
     <w:p>
@@ -8241,7 +8237,7 @@
         <w:rPr>
           <w:rFonts w:asciiTheme="minorBidi" w:hAnsiTheme="minorBidi" w:cstheme="minorBidi"/>
         </w:rPr>
-        <w:t>The framework set out in this document was informed by comparable workload frameworks in use at peer institutions, by consultation with Deans, Heads of Department, and staff representative bodies during its drafting, and by the University's own accreditation and quality assurance obligations, which increasingly require institutions to demonstrate — with verifiable evidence — how academic effort is planned, distributed, and evaluated.</w:t>
+        <w:t>Ushbu hujjatda bayon etilgan doira sherik muassasalarda qo'llanilayotgan taqqoslanadigan ish yuklama doiralaridan, uning loyihasi davomida dekanlar, kafedra mudirlari va xodimlar vakillik organlari bilan o'tkazilgan maslahatlardan, shuningdek Universitetning akkreditatsiya va sifatni ta'minlash majburiyatlaridan ma'lumot olgan.</w:t>
       </w:r>
     </w:p>
     <w:p>
@@ -8257,7 +8253,7 @@
         <w:rPr>
           <w:rFonts w:asciiTheme="minorBidi" w:hAnsiTheme="minorBidi" w:cstheme="minorBidi"/>
         </w:rPr>
-        <w:t>Foreword</w:t>
+        <w:t>So'z boshi</w:t>
       </w:r>
       <w:bookmarkEnd w:id="3"/>
     </w:p>
@@ -8273,7 +8269,7 @@
         <w:rPr>
           <w:rFonts w:asciiTheme="minorBidi" w:hAnsiTheme="minorBidi" w:cstheme="minorBidi"/>
         </w:rPr>
-        <w:t>This University Guideline on Faculty Standard Workload and Performance Metrics establishes a unified, transparent, and equitable framework for defining, distributing, documenting, and evaluating the professional workload of academic staff across all faculties, schools, departments, and programs of the University. It is issued in recognition of the fact that the academic mission of a modern research university rests on three interdependent activities — teaching, research, and institutional service — and that the long-term health of the institution depends on protecting adequate, defensible, and rank-appropriate time for each.</w:t>
+        <w:t>Ushbu Professor-o'qituvchilar standart ish yuklamasi va samaradorlik mezonlari bo'yicha Universitet Yo'riqnomasi Universitetning barcha fakultetlari, maktablari, kafedralar va dasturlarida professor-o'qituvchilarning kasbiy ish yuklamasini belgilash, taqsimlash, hujjatlashtirish va baholash uchun yagona, shaffof va adolatli doirani o'rnatadi.</w:t>
       </w:r>
     </w:p>
     <w:p>
@@ -8288,7 +8284,7 @@
         <w:rPr>
           <w:rFonts w:asciiTheme="minorBidi" w:hAnsiTheme="minorBidi" w:cstheme="minorBidi"/>
         </w:rPr>
-        <w:t>The Guideline replaces informal, department-specific conventions for allocating teaching loads, research time, and administrative duties with a single institution-wide standard expressed in annual hours. It is designed to be sufficiently precise to support fair comparison across departments and sufficiently flexible to accommodate the genuine differences in mission and emphasis that distinguish a Head of Department from a newly appointed Assistant, or a laboratory-based discipline from a purely theoretical one.</w:t>
+        <w:t>Yo'riqnoma o'qitish yuklamasi, ilmiy tadqiqot vaqti va ma'muriy vazifalarni taqsimlash bo'yicha norasmiy, kafedra darajasidagi konventsiyalarni yillik soatlarda ifodalangan yagona butun muassasa bo'ylab standart bilan almashtiradi. U kafedralar bo'ylab adolatli taqqoslashni ta'minlash uchun yetarlicha aniq va bir vaqtning o'zida o'quv rejasi tarkibi, tadqiqot profili yoki xizmat ko'rsatish majburiyatlarida qonuniy farqlarga moslashish uchun yetarlicha moslashuvchan bo'lishi uchun mo'ljallangan.</w:t>
       </w:r>
     </w:p>
     <w:p>
@@ -8303,7 +8299,7 @@
         <w:rPr>
           <w:rFonts w:asciiTheme="minorBidi" w:hAnsiTheme="minorBidi" w:cstheme="minorBidi"/>
         </w:rPr>
-        <w:t>This document should be read by every member of the academic staff, every Head of Department and Program Director, every Dean, and every member of a Faculty Performance Review Committee. It is intended to be a living document: it will be reviewed on a regular cycle (see Section 18) and revised as the University's strategic priorities, accreditation requirements, and collective bargaining arrangements evolve.</w:t>
+        <w:t>Ushbu hujjatni har bir professor-o'qituvchi, har bir kafedra mudiri va dastur direktori, har bir dekan va Fakultet samaradorligini ko'rib chiqish qo'mitasining har bir a'zosi o'qishi kerak. U tirik hujjat bo'lishi uchun mo'ljallangan: u muntazam tsiklda ko'rib chiqiladi (18-bo'limga qarang) va Universitet rivojlanishi bilan qayta ko'rib chiqiladi.</w:t>
       </w:r>
     </w:p>
     <w:p>
@@ -8319,7 +8315,7 @@
         <w:rPr>
           <w:rFonts w:asciiTheme="minorBidi" w:hAnsiTheme="minorBidi" w:cstheme="minorBidi"/>
         </w:rPr>
-        <w:t>1. Purpose and Objectives</w:t>
+        <w:t>1. Maqsad va vazifalari</w:t>
       </w:r>
       <w:bookmarkEnd w:id="4"/>
     </w:p>
@@ -8335,7 +8331,7 @@
         <w:rPr>
           <w:rFonts w:asciiTheme="minorBidi" w:hAnsiTheme="minorBidi" w:cstheme="minorBidi"/>
         </w:rPr>
-        <w:t>The purpose of this Guideline is to codify, in a single authoritative reference, the standard annual workload expected of academic staff at each rank, the methodology by which that workload is distributed across the three core pillars of academic practice, and the criteria and evidentiary methods used to verify and appraise performance against that standard.</w:t>
+        <w:t>Mazkur Yo'riqnomaning maqsadi har bir mansab darajasida professor-o'qituvchilardan kutilayotgan standart yillik ish yuklamasini, ushbu ish yuklamasini akademik amaliyotning uchta asosiy ustuni bo'ylab taqsimlash metodologiyasini va samaradorlikni baholash uchun ishlatiladigan mezonlar va dalillarni yagona vakolatli manbada qonunlashtirish hisoblanadi.</w:t>
       </w:r>
     </w:p>
     <w:p>
@@ -8352,7 +8348,7 @@
         <w:rPr>
           <w:rFonts w:asciiTheme="minorBidi" w:hAnsiTheme="minorBidi" w:cstheme="minorBidi"/>
         </w:rPr>
-        <w:t>1.1 Objectives</w:t>
+        <w:t>1.1 Vazifalar</w:t>
       </w:r>
       <w:bookmarkEnd w:id="5"/>
     </w:p>
@@ -8368,7 +8364,7 @@
         <w:rPr>
           <w:rFonts w:asciiTheme="minorBidi" w:hAnsiTheme="minorBidi" w:cstheme="minorBidi"/>
         </w:rPr>
-        <w:t>This Guideline is designed to achieve the following institutional objectives:</w:t>
+        <w:t>Mazkur Yo'riqnoma quyidagi institutsional vazifalarni amalga oshirish uchun mo'ljallangan:</w:t>
       </w:r>
     </w:p>
     <w:p>
@@ -8388,8 +8384,7 @@
         <w:rPr>
           <w:rFonts w:asciiTheme="minorBidi" w:hAnsiTheme="minorBidi" w:cstheme="minorBidi"/>
         </w:rPr>
-        <w:lastRenderedPageBreak/>
-        <w:t>Establish a single, holistic annual workload benchmark of 1,000 hours applicable to all academic ranks, ensuring institution-wide consistency while allowing rank-specific differentiation.</w:t>
+        <w:t>Barcha akademik mansab darajalariga qo'llaniladigan yillik 1000 soatlik yagona, yaxlit ish yuklama benchmarkini belgilash, mansabga xos farqlashtirishga imkon berish bilan birga butun muassasa bo'ylab izchillikni ta'minlash.</w:t>
       </w:r>
     </w:p>
     <w:p>
@@ -8409,7 +8404,7 @@
         <w:rPr>
           <w:rFonts w:asciiTheme="minorBidi" w:hAnsiTheme="minorBidi" w:cstheme="minorBidi"/>
         </w:rPr>
-        <w:t>Protect balanced and defensible time allocations across Teaching and Instruction, Research and Scholarly Activity, and Service, Administration, and Student Support, so that no single pillar is systematically neglected in favor of another.</w:t>
+        <w:t>O'qitish va ta'lim, Ilmiy tadqiqot va ilmiy faoliyat hamda Xizmat, boshqaruv va talabalarni qo'llab-quvvatlash bo'ylab muvozanatlashtirilgan va asosli vaqt taqsimotini himoya qilish, shunda hech bir ustun boshqasi foydasiga tizimli ravishda e'tiborsiz qoldirilmaydi.</w:t>
       </w:r>
     </w:p>
     <w:p>
@@ -8429,7 +8424,7 @@
         <w:rPr>
           <w:rFonts w:asciiTheme="minorBidi" w:hAnsiTheme="minorBidi" w:cstheme="minorBidi"/>
         </w:rPr>
-        <w:t>Provide Heads of Department, Deans, and members of Faculty Performance Review Committees with an objective, evidence-based methodology for annual performance appraisal.</w:t>
+        <w:t>Kafedra mudirlariga, dekanlarga va Fakultet samaradorligini ko'rib chiqish qo'mitasi a'zolariga yillik samaradorlikni baholash uchun ob'ektiv, dalillarga asoslangan metodologiyani taqdim etish.</w:t>
       </w:r>
     </w:p>
     <w:p>
@@ -8449,7 +8444,7 @@
         <w:rPr>
           <w:rFonts w:asciiTheme="minorBidi" w:hAnsiTheme="minorBidi" w:cstheme="minorBidi"/>
         </w:rPr>
-        <w:t>Ensure that workload expectations are transparent to academic staff prior to the start of each academic year, thereby supporting effective personal and departmental planning.</w:t>
+        <w:t>Ish yuklama kutilmalarining har bir o'quv yili boshidan oldin professor-o'qituvchilar uchun shaffof bo'lishini ta'minlash, shu bilan samarali shaxsiy va kafedra darajasida rejalashtirishni qo'llab-quvvatlash.</w:t>
       </w:r>
     </w:p>
     <w:p>
@@ -8469,7 +8464,7 @@
         <w:rPr>
           <w:rFonts w:asciiTheme="minorBidi" w:hAnsiTheme="minorBidi" w:cstheme="minorBidi"/>
         </w:rPr>
-        <w:t>Support the University's institutional accreditation and quality assurance obligations by documenting, in a verifiable and auditable manner, how academic effort is distributed and evaluated.</w:t>
+        <w:t>Akademik sa'y-harakatlarning qanday taqsimlanishi va baholanishini tekshirish va audit qilish mumkin bo'lgan tarzda hujjatlashtirish orqali Universitetning institutsional akkreditatsiya va sifatni ta'minlash majburiyatlarini qo'llab-quvvatlash.</w:t>
       </w:r>
     </w:p>
     <w:p>
@@ -8489,7 +8484,7 @@
         <w:rPr>
           <w:rFonts w:asciiTheme="minorBidi" w:hAnsiTheme="minorBidi" w:cstheme="minorBidi"/>
         </w:rPr>
-        <w:t>Provide a consistent basis for resource planning, staffing decisions, promotion review, and merit-based recognition across the University.</w:t>
+        <w:t>Butun Universitet bo'ylab resurslarni rejalashtirish, xodimlar bilan ta'minlash qarorlari, mansab ko'tarilishini ko'rib chiqish va xizmatga asoslangan tan olish uchun izchil asosni ta'minlash.</w:t>
       </w:r>
     </w:p>
     <w:p>
@@ -8509,7 +8504,7 @@
         <w:rPr>
           <w:rFonts w:asciiTheme="minorBidi" w:hAnsiTheme="minorBidi" w:cstheme="minorBidi"/>
         </w:rPr>
-        <w:t>Safeguard the wellbeing of academic staff by preventing unsustainable or unstructured accumulation of duties beyond the standard annual allocation, and by providing a mechanism for formally recognizing and compensating verified overload.</w:t>
+        <w:t>Standart yillik taqsimotdan tashqari barqaror bo'lmagan yoki tartibsiz vazifalar to'planishining oldini olish hamda tasdiqlangan ortiqcha yuklamani rasman tan olish va kompensatsiya qilish mexanizmini ta'minlash orqali professor-o'qituvchilarning farovonligini himoya qilish.</w:t>
       </w:r>
     </w:p>
     <w:p>
@@ -8525,7 +8520,7 @@
         <w:rPr>
           <w:rFonts w:asciiTheme="minorBidi" w:hAnsiTheme="minorBidi" w:cstheme="minorBidi"/>
         </w:rPr>
-        <w:t>2. Scope and Applicability</w:t>
+        <w:t>2. Qo'llanish doirasi va qo'llanilishi</w:t>
       </w:r>
       <w:bookmarkEnd w:id="6"/>
     </w:p>
@@ -8541,7 +8536,7 @@
         <w:rPr>
           <w:rFonts w:asciiTheme="minorBidi" w:hAnsiTheme="minorBidi" w:cstheme="minorBidi"/>
         </w:rPr>
-        <w:t>This Guideline applies to all full-time academic staff holding a substantive appointment at the University, including but not limited to the following ranks: Heads of Department and Program Directors, Professors, Associate Professors, Senior Lecturers, Lecturers, and Assistants. It applies uniformly across all faculties, schools, institutes, and departments, subject to the discipline-specific adjustments described in Section 8.5.</w:t>
+        <w:t>Mazkur Yo'riqnoma Universitetda asosiy lavozimga ega barcha to'liq stavkali professor-o'qituvchilarga qo'llaniladi, jumladan, lekin bular bilan cheklanmagan holda quyidagi mansab darajalariga: Kafedra mudirlari va dastur direktorlari, Professorlar, Dotsentlar, Katta o'qituvchilar, O'qituvchilar va Assistentlar. U barcha fakultetlar va barcha fanlarga bir xilda qo'llaniladi.</w:t>
       </w:r>
     </w:p>
     <w:p>
@@ -8556,7 +8551,7 @@
         <w:rPr>
           <w:rFonts w:asciiTheme="minorBidi" w:hAnsiTheme="minorBidi" w:cstheme="minorBidi"/>
         </w:rPr>
-        <w:t>The Guideline governs the academic year as defined in the University Academic Calendar, and workload calculations described herein are expressed as annual totals unless otherwise specified. Where an academic staff member holds a joint, part-time, or fractional appointment, the 1,000-hour standard and its component benchmarks are prorated in direct proportion to the percentage of full-time equivalent (FTE) employment specified in the staff member's contract.</w:t>
+        <w:t>Yo'riqnoma Universitet Akademik taqvimida belgilangan o'quv yilini boshqaradi va unda tasvirlangan ish yuklama hisob-kitoblari, agar boshqacha ko'rsatilmagan bo'lsa, yillik jami sifatida ifodalanadi. Agar professor-o'qituvchi qo'shma, yarim stavka yoki qisman lavozimga ega bo'lsa, 1000 soatlik standart va tegishli mansabga xos benchmarklar to'g'ridan-to'g'ri mutanosib ravishda proratlanadi.</w:t>
       </w:r>
     </w:p>
     <w:p>
@@ -8571,7 +8566,7 @@
         <w:rPr>
           <w:rFonts w:asciiTheme="minorBidi" w:hAnsiTheme="minorBidi" w:cstheme="minorBidi"/>
         </w:rPr>
-        <w:t>This Guideline does not, by itself, govern the terms of employment, salary scales, disciplinary procedures, or grievance mechanisms unrelated to workload and performance appraisal; those matters remain governed by the University's Human Resources Policy, the applicable Collective Employment Agreement, and any Faculty-specific bylaws, except where those instruments expressly incorporate this Guideline by reference.</w:t>
+        <w:t>Mazkur Yo'riqnoma o'z-o'zidan ish yuklama va samaradorlikni baholash bilan bog'liq bo'lmagan mehnat shartlari, ish haqi shkalasi, intizomiy protseduralar yoki shikoyat mexanizmlarini boshqarmaydi; bu masalalar Universitetning Kadrlar siyosati, tegishli Jamoaviy mehnat shartnomasi va qo'llaniladigan milliy mehnat qonunchiligi tomonidan boshqariladi.</w:t>
       </w:r>
     </w:p>
     <w:p>
@@ -8586,8 +8581,7 @@
         <w:rPr>
           <w:rFonts w:asciiTheme="minorBidi" w:hAnsiTheme="minorBidi" w:cstheme="minorBidi"/>
         </w:rPr>
-        <w:lastRenderedPageBreak/>
-        <w:t>Visiting faculty, adjunct faculty, emeritus faculty engaged on a contractual basis, and postdoctoral researchers are governed by separate, tailored workload arrangements that may reference this Guideline for structural guidance but are not bound by its rank-specific hour allocations unless their appointment letter states otherwise.</w:t>
+        <w:t>Mehmon professor-o'qituvchilar, sovmestitel professor-o'qituvchilar, shartnoma asosida ishlayotgan faxriy professorlar va postdoktorantlar alohida, moslashtirilgan ish yuklama tartib-qoidalari bilan boshqariladi, ular tuzilmaviy yo'l-yo'riq uchun ushbu Yo'riqnomaga murojaat qilishlari mumkin, ammo ularning tayinlash shartlarida aniq ko'rsatilmagan bo'lsa, uning mansabga xos soat taqsimotlari bilan bog'liq emas.</w:t>
       </w:r>
     </w:p>
     <w:p>
@@ -8603,7 +8597,7 @@
         <w:rPr>
           <w:rFonts w:asciiTheme="minorBidi" w:hAnsiTheme="minorBidi" w:cstheme="minorBidi"/>
         </w:rPr>
-        <w:t>3. Definitions and Key Terms</w:t>
+        <w:t>3. Ta'riflar va asosiy atamalar</w:t>
       </w:r>
       <w:bookmarkEnd w:id="7"/>
     </w:p>
@@ -8619,7 +8613,7 @@
         <w:rPr>
           <w:rFonts w:asciiTheme="minorBidi" w:hAnsiTheme="minorBidi" w:cstheme="minorBidi"/>
         </w:rPr>
-        <w:t>For the purposes of this Guideline, the following terms shall have the meanings set out below. Where a term is used elsewhere in University policy with a different meaning, the definition given here governs solely for the interpretation of this document.</w:t>
+        <w:t>Mazkur Yo'riqnoma maqsadlari uchun quyidagi atamalar quyida ko'rsatilgan ma'nolarga ega bo'ladi. Agar atama Universitet siyosatida boshqa joyda boshqacha ma'noda ishlatilsa, bu yerda berilgan ta'rif faqat ushbu hujjatni talqin qilish uchun amal qiladi.</w:t>
       </w:r>
     </w:p>
     <w:p>
@@ -8637,13 +8631,12 @@
           <w:bCs/>
           <w:color w:val="1F3864"/>
         </w:rPr>
-        <w:t xml:space="preserve">Annual Standard Workload:  </w:t>
-      </w:r>
-      <w:r>
-        <w:rPr>
-          <w:rFonts w:asciiTheme="minorBidi" w:hAnsiTheme="minorBidi" w:cstheme="minorBidi"/>
-        </w:rPr>
-        <w:t>The total professional effort expected of a full-time academic staff member over one academic year, fixed at 1,000 hours for the purposes of this Guideline, and distributed across the three Core Pillars in rank-specific proportions.</w:t>
+        <w:t>Yillik standart ish yuklama:  To'liq stavkali professor-o'qituvchidan bir o'quv yili davomida kutilayotgan jami kasbiy sa'y-harakat, mazkur Yo'riqnoma maqsadlari uchun 1000 soatga belgilangan va uchta Asosiy ustun bo'ylab mansabga xos nisbatlarda taqsimlangan.</w:t>
+      </w:r>
+      <w:r>
+        <w:rPr>
+          <w:rFonts w:asciiTheme="minorBidi" w:hAnsiTheme="minorBidi" w:cstheme="minorBidi"/>
+        </w:rPr>
       </w:r>
     </w:p>
     <w:p>
@@ -8661,13 +8654,12 @@
           <w:bCs/>
           <w:color w:val="1F3864"/>
         </w:rPr>
-        <w:t xml:space="preserve">Core Pillar:  </w:t>
-      </w:r>
-      <w:r>
-        <w:rPr>
-          <w:rFonts w:asciiTheme="minorBidi" w:hAnsiTheme="minorBidi" w:cstheme="minorBidi"/>
-        </w:rPr>
-        <w:t>One of the three major domains of academic activity recognized by this Guideline: (I) Teaching and Instruction, (II) Research and Scholarly Activity, and (III) Service, Administration, and Student Support (including mentoring and quality assurance).</w:t>
+        <w:t>Asosiy ustun:  Mazkur Yo'riqnoma tomonidan tan olingan akademik faoliyatning uchta asosiy sohasidan biri: (I) O'qitish va ta'lim, (II) Ilmiy tadqiqot va ilmiy faoliyat, va (III) Xizmat, boshqaruv va talabalarni qo'llab-quvvatlash (jumladan mentorlik va sifat ta'minlash).</w:t>
+      </w:r>
+      <w:r>
+        <w:rPr>
+          <w:rFonts w:asciiTheme="minorBidi" w:hAnsiTheme="minorBidi" w:cstheme="minorBidi"/>
+        </w:rPr>
       </w:r>
     </w:p>
     <w:p>
@@ -8685,13 +8677,12 @@
           <w:bCs/>
           <w:color w:val="1F3864"/>
         </w:rPr>
-        <w:t xml:space="preserve">Contact Hours:  </w:t>
-      </w:r>
-      <w:r>
-        <w:rPr>
-          <w:rFonts w:asciiTheme="minorBidi" w:hAnsiTheme="minorBidi" w:cstheme="minorBidi"/>
-        </w:rPr>
-        <w:t>Scheduled, timetabled hours during which an academic staff member is directly engaged in delivering instruction to students, including lectures, seminars, laboratory sessions, studio instruction, clinical supervision, and formally scheduled office hours.</w:t>
+        <w:t>Kontakt soatlari:  Professor-o'qituvchining talabalarga to'g'ridan-to'g'ri ta'lim berishda band bo'lgan rejalashtirilgan, jadvalga kiritilgan soatlar, jumladan ma'ruzalar, seminarlar, laboratoriya mashg'ulotlari, studiya mashg'ulotlari, klinik nazorat va rasman rejalashtirilgan maslahat soatlari.</w:t>
+      </w:r>
+      <w:r>
+        <w:rPr>
+          <w:rFonts w:asciiTheme="minorBidi" w:hAnsiTheme="minorBidi" w:cstheme="minorBidi"/>
+        </w:rPr>
       </w:r>
     </w:p>
     <w:p>
@@ -8709,13 +8700,12 @@
           <w:bCs/>
           <w:color w:val="1F3864"/>
         </w:rPr>
-        <w:t xml:space="preserve">Rank-Specific Benchmark:  </w:t>
-      </w:r>
-      <w:r>
-        <w:rPr>
-          <w:rFonts w:asciiTheme="minorBidi" w:hAnsiTheme="minorBidi" w:cstheme="minorBidi"/>
-        </w:rPr>
-        <w:t>The fixed or ranged number of hours, expressed both in absolute hours and as a percentage of the 1,000-hour standard, that a given academic rank is expected to allocate to each Core Pillar.</w:t>
+        <w:t>Mansabga xos benchmark:  Berilgan akademik mansab darajasidan har bir Asosiy ustun bo'yicha ajratishi kutilayotgan belgilangan yoki diapazondagi soatlar soni, mutlaq soatlarda ham, 1000 soatlik standartning foizi sifatida ham ifodalangan.</w:t>
+      </w:r>
+      <w:r>
+        <w:rPr>
+          <w:rFonts w:asciiTheme="minorBidi" w:hAnsiTheme="minorBidi" w:cstheme="minorBidi"/>
+        </w:rPr>
       </w:r>
     </w:p>
     <w:p>
@@ -8733,13 +8723,12 @@
           <w:bCs/>
           <w:color w:val="1F3864"/>
         </w:rPr>
-        <w:t xml:space="preserve">Verification Method:  </w:t>
-      </w:r>
-      <w:r>
-        <w:rPr>
-          <w:rFonts w:asciiTheme="minorBidi" w:hAnsiTheme="minorBidi" w:cstheme="minorBidi"/>
-        </w:rPr>
-        <w:t>Any documentary or systemic evidence — such as teaching logs, publication records, or committee minutes — accepted by the University as valid proof that a stated activity, and the hours associated with it, actually occurred.</w:t>
+        <w:t>Tekshirish usuli:  Har qanday hujjatli yoki tizimli dalil — masalan, o'qitish jurnallari, nashr yozuvlari yoki qo'mita bayonnomasi — Universitet tomonidan belgilangan faoliyat va u bilan bog'liq soatlar haqiqatan ham sodir bo'lganligining haqiqiy dalili sifatida qabul qilingan.</w:t>
+      </w:r>
+      <w:r>
+        <w:rPr>
+          <w:rFonts w:asciiTheme="minorBidi" w:hAnsiTheme="minorBidi" w:cstheme="minorBidi"/>
+        </w:rPr>
       </w:r>
     </w:p>
     <w:p>
@@ -8757,13 +8746,12 @@
           <w:bCs/>
           <w:color w:val="1F3864"/>
         </w:rPr>
-        <w:t xml:space="preserve">Student Evaluation of Teaching (SET):  </w:t>
-      </w:r>
-      <w:r>
-        <w:rPr>
-          <w:rFonts w:asciiTheme="minorBidi" w:hAnsiTheme="minorBidi" w:cstheme="minorBidi"/>
-        </w:rPr>
-        <w:t>The standardized instrument administered to students at the end of each teaching period to gather structured feedback on instructional quality, used as one component of the evidence base for Pillar I.</w:t>
+        <w:t>Talabalarning o'qitishni baholash (SET):  Har bir o'qitish davri oxirida talabalarga tarqatiladigan standartlashtirilgan vosita bo'lib, o'qitish sifati bo'yicha tizimli fikr-mulohazalarni to'plash uchun mo'ljallangan va I Ustun uchun dalillar bazasining bir tarkibiy qismi sifatida ishlatiladi.</w:t>
+      </w:r>
+      <w:r>
+        <w:rPr>
+          <w:rFonts w:asciiTheme="minorBidi" w:hAnsiTheme="minorBidi" w:cstheme="minorBidi"/>
+        </w:rPr>
       </w:r>
     </w:p>
     <w:p>
@@ -8781,13 +8769,12 @@
           <w:bCs/>
           <w:color w:val="1F3864"/>
         </w:rPr>
-        <w:t xml:space="preserve">Full-Time Equivalent (FTE):  </w:t>
-      </w:r>
-      <w:r>
-        <w:rPr>
-          <w:rFonts w:asciiTheme="minorBidi" w:hAnsiTheme="minorBidi" w:cstheme="minorBidi"/>
-        </w:rPr>
-        <w:t>A standardized unit expressing the proportion of a full-time annual workload (1,000 hours) that a given appointment represents; an academic staff member employed at 0.5 FTE is expected to complete 500 standard hours, distributed proportionally across the three pillars according to their rank.</w:t>
+        <w:t>To'liq stavka ekvivalenti (FTE):  Berilgan lavozim ifodalagan to'liq yillik ish yuklamasining (1000 soat) ulushini ifodalovchi standartlashtirilgan birlik; 0,5 FTE bilan ishga qabul qilingan professor-o'qituvchidan 500 standart soatni bajarish kutiladi, uchta ustun bo'ylab mansabga xos benchmarklarga muvofiq mutanosib ravishda taqsimlanadi.</w:t>
+      </w:r>
+      <w:r>
+        <w:rPr>
+          <w:rFonts w:asciiTheme="minorBidi" w:hAnsiTheme="minorBidi" w:cstheme="minorBidi"/>
+        </w:rPr>
       </w:r>
     </w:p>
     <w:p>
@@ -8805,13 +8792,12 @@
           <w:bCs/>
           <w:color w:val="1F3864"/>
         </w:rPr>
-        <w:t xml:space="preserve">Workload Plan:  </w:t>
-      </w:r>
-      <w:r>
-        <w:rPr>
-          <w:rFonts w:asciiTheme="minorBidi" w:hAnsiTheme="minorBidi" w:cstheme="minorBidi"/>
-        </w:rPr>
-        <w:t>The individualized, department-approved document prepared at the start of each academic year that allocates a staff member's 1,000 standard hours across specific courses, research projects, and service or mentoring duties.</w:t>
+        <w:t>Ish yuklama rejasi:  Har bir o'quv yili boshida tayyorlanadigan, kafedra tomonidan tasdiqlangan individuallashtrilgan hujjat bo'lib, xodimning 1000 standart soatini muayyan kurslar, tadqiqot loyihalari va xizmat yoki mentorlik vazifalari bo'ylab taqsimlaydi.</w:t>
+      </w:r>
+      <w:r>
+        <w:rPr>
+          <w:rFonts w:asciiTheme="minorBidi" w:hAnsiTheme="minorBidi" w:cstheme="minorBidi"/>
+        </w:rPr>
       </w:r>
     </w:p>
     <w:p>
@@ -8829,14 +8815,12 @@
           <w:bCs/>
           <w:color w:val="1F3864"/>
         </w:rPr>
-        <w:lastRenderedPageBreak/>
-        <w:t xml:space="preserve">Verified Overload:  </w:t>
-      </w:r>
-      <w:r>
-        <w:rPr>
-          <w:rFonts w:asciiTheme="minorBidi" w:hAnsiTheme="minorBidi" w:cstheme="minorBidi"/>
-        </w:rPr>
-        <w:t>Hours of academic activity performed beyond the 1,000-hour annual standard that have been documented, approved in advance where required, and confirmed through the applicable Verification Methods.</w:t>
+        <w:t>Tasdiqlangan ortiqcha yuklama:  Professor-o'qituvchi tomonidan 1000 soatlik yillik standartdan tashqari bajarilgan akademik faoliyat soatlari bo'lib, hujjatlashtirilgan, kerak bo'lganda oldindan tasdiqlangan va tegishli Tekshirish usullari orqali tasdiqlangan.</w:t>
+      </w:r>
+      <w:r>
+        <w:rPr>
+          <w:rFonts w:asciiTheme="minorBidi" w:hAnsiTheme="minorBidi" w:cstheme="minorBidi"/>
+        </w:rPr>
       </w:r>
     </w:p>
     <w:p>
@@ -8854,13 +8838,12 @@
           <w:bCs/>
           <w:color w:val="1F3864"/>
         </w:rPr>
-        <w:t xml:space="preserve">Faculty Performance Review Committee (FPRC):  </w:t>
-      </w:r>
-      <w:r>
-        <w:rPr>
-          <w:rFonts w:asciiTheme="minorBidi" w:hAnsiTheme="minorBidi" w:cstheme="minorBidi"/>
-        </w:rPr>
-        <w:t>The body constituted at faculty or departmental level, chaired by the Dean or delegate, responsible for reviewing workload plans, appraising annual performance against this Guideline, and adjudicating workload-related appeals in the first instance.</w:t>
+        <w:t>Fakultet samaradorligini ko'rib chiqish qo'mitasi (FSKQ):  Fakultet yoki kafedra darajasida tuzilgan, dekan yoki uning vakili tomonidan boshqariladigan organ bo'lib, ish yuklama rejalarini ko'rib chiqish, ushbu Yo'riqnomaga muvofiq yillik samaradorlikni baholash va birinchi instansiyada ish yuklama bilan bog'liq apellyatsiyalarni hal qilish uchun javobgardir.</w:t>
+      </w:r>
+      <w:r>
+        <w:rPr>
+          <w:rFonts w:asciiTheme="minorBidi" w:hAnsiTheme="minorBidi" w:cstheme="minorBidi"/>
+        </w:rPr>
       </w:r>
     </w:p>
     <w:p>
@@ -8878,13 +8861,12 @@
           <w:bCs/>
           <w:color w:val="1F3864"/>
         </w:rPr>
-        <w:t xml:space="preserve">Quality Assurance (QA) Activity:  </w:t>
-      </w:r>
-      <w:r>
-        <w:rPr>
-          <w:rFonts w:asciiTheme="minorBidi" w:hAnsiTheme="minorBidi" w:cstheme="minorBidi"/>
-        </w:rPr>
-        <w:t>Institutional processes — including curriculum review, program accreditation self-studies, peer observation of teaching, and external examiner liaison — through which the University verifies and improves the standards of its academic programs.</w:t>
+        <w:t>Sifat ta'minlash (ST) faoliyati:  Institutsional jarayonlar — jumladan, o'quv dasturini ko'rib chiqish, dasturni akkreditatsiya qilish o'z-o'zini baholash, o'qitishni hamkasb kuzatuvi va tashqi eksaminatorlar bilan aloqa — bu orqali Universitet o'z akademik dasturlarining standartlarini tekshiradi va yaxshilaydi.</w:t>
+      </w:r>
+      <w:r>
+        <w:rPr>
+          <w:rFonts w:asciiTheme="minorBidi" w:hAnsiTheme="minorBidi" w:cstheme="minorBidi"/>
+        </w:rPr>
       </w:r>
     </w:p>
     <w:p>
@@ -8900,7 +8882,7 @@
         <w:rPr>
           <w:rFonts w:asciiTheme="minorBidi" w:hAnsiTheme="minorBidi" w:cstheme="minorBidi"/>
         </w:rPr>
-        <w:t>4. Guiding Principles</w:t>
+        <w:t>4. Yo'naltiruvchi tamoyillar</w:t>
       </w:r>
       <w:bookmarkEnd w:id="8"/>
     </w:p>
@@ -8916,7 +8898,7 @@
         <w:rPr>
           <w:rFonts w:asciiTheme="minorBidi" w:hAnsiTheme="minorBidi" w:cstheme="minorBidi"/>
         </w:rPr>
-        <w:t>This Guideline rests on a small number of foundational principles that govern how it should be interpreted and applied by Deans, Heads of Department, and members of Faculty Performance Review Committees whenever a specific case is not explicitly addressed by the rules below.</w:t>
+        <w:t>Mazkur Yo'riqnoma kichik sonli asosiy tamoyillarga tayanadi, ular quyidagi qoidalar bilan aniq belgilanmagan muayyan holat yuzaga kelganda, dekanlar, kafedra mudirlari va Fakultet samaradorligini ko'rib chiqish qo'mitalari a'zolari tomonidan qanday talqin qilinishi va qo'llanilishini boshqaradi.</w:t>
       </w:r>
     </w:p>
     <w:p>
@@ -8933,7 +8915,7 @@
         <w:rPr>
           <w:rFonts w:asciiTheme="minorBidi" w:hAnsiTheme="minorBidi" w:cstheme="minorBidi"/>
         </w:rPr>
-        <w:t>4.1 Holistic Assessment</w:t>
+        <w:t>4.1 Yaxlit baholash</w:t>
       </w:r>
       <w:bookmarkEnd w:id="9"/>
     </w:p>
@@ -8949,7 +8931,7 @@
         <w:rPr>
           <w:rFonts w:asciiTheme="minorBidi" w:hAnsiTheme="minorBidi" w:cstheme="minorBidi"/>
         </w:rPr>
-        <w:t>No single Core Pillar may be used in isolation to determine an academic staff member's overall performance rating. Appraisal is holistic: a staff member's annual performance is assessed as a composite of their contribution across all three pillars, weighted according to their rank-specific benchmarks, and no exceptional performance in one pillar may be used to excuse a substantive and unexplained shortfall in another without the documented approval described in Section 15.</w:t>
+        <w:t>Hech bir Asosiy ustun professor-o'qituvchining umumiy samaradorlik reytingini yakka holda aniqlash uchun ishlatilishi mumkin emas. Baholash yaxlitdir: xodimning yillik samaradorligi barcha uchta ustun bo'ylab hissasining kompoziti sifatida, mansabga xos benchmarkiga muvofiq vaznlashtirilgan holda baholanadi.</w:t>
       </w:r>
     </w:p>
     <w:p>
@@ -8966,7 +8948,7 @@
         <w:rPr>
           <w:rFonts w:asciiTheme="minorBidi" w:hAnsiTheme="minorBidi" w:cstheme="minorBidi"/>
         </w:rPr>
-        <w:t>4.2 Protected and Balanced Time</w:t>
+        <w:t>4.2 Himoyalangan va muvozanatli vaqt</w:t>
       </w:r>
       <w:bookmarkEnd w:id="10"/>
     </w:p>
@@ -8982,7 +8964,7 @@
         <w:rPr>
           <w:rFonts w:asciiTheme="minorBidi" w:hAnsiTheme="minorBidi" w:cstheme="minorBidi"/>
         </w:rPr>
-        <w:t>The 1,000-hour annual ceiling is a protective mechanism as much as an accountability mechanism. Heads of Department and Deans are responsible for ensuring that departmental scheduling, committee assignments, and administrative requests do not cause academic staff to exceed their standard workload without either formal overload recognition or a corresponding reduction elsewhere in their workload plan.</w:t>
+        <w:t>1000 soatlik yillik chegarasi himoya mexanizmi sifatida ham, javobgarlik mexanizmi sifatida ham xizmat qiladi. Kafedra mudirlari va dekanlar kafedra jadvalining, qo'mita topshiriqlarining va ma'muriy so'rovlarning professor-o'qituvchilarning oldindan yozma ruxsatisiz standart ish yuklamasidan oshmasligini ta'minlash uchun javobgardirlar.</w:t>
       </w:r>
     </w:p>
     <w:p>
@@ -8999,7 +8981,7 @@
         <w:rPr>
           <w:rFonts w:asciiTheme="minorBidi" w:hAnsiTheme="minorBidi" w:cstheme="minorBidi"/>
         </w:rPr>
-        <w:t>4.3 Rank-Appropriate Differentiation</w:t>
+        <w:t>4.3 Mansabga mos farqlash</w:t>
       </w:r>
       <w:bookmarkEnd w:id="11"/>
     </w:p>
@@ -9015,7 +8997,7 @@
         <w:rPr>
           <w:rFonts w:asciiTheme="minorBidi" w:hAnsiTheme="minorBidi" w:cstheme="minorBidi"/>
         </w:rPr>
-        <w:t>The University recognizes that the balance of teaching, research, and service responsibilities appropriately shifts across an academic career. Leadership roles carry a reduced teaching load in exchange for strategic and governance responsibilities; senior research-active ranks carry an increased research allocation in exchange for advanced supervisory duties; and entry-level instructional ranks carry a higher proportion of direct student contact in exchange for a correspondingly lighter, though still substantive, research expectation. These differentiated benchmarks are described in full in Section 8.</w:t>
+        <w:t>Universitet o'qitish, ilmiy tadqiqot va xizmat mas'uliyatlarining muvozanati akademik martaba davomida tegishli ravishda o'zgarishini tan oladi. Rahbarlik rollari strategik va boshqaruv mas'uliyatlari evaziga kamaytirilgan o'qitish yukini oladi; katta tadqiqot-faol mansab darajalari o'qitishga qisqartirilgan, ammo muhim va ixtiyoriy bo'lmagan majburiyat bilan muvozanatlangan oshirilgan tadqiqot kutilmasini oladi.</w:t>
       </w:r>
     </w:p>
     <w:p>
@@ -9032,8 +9014,7 @@
         <w:rPr>
           <w:rFonts w:asciiTheme="minorBidi" w:hAnsiTheme="minorBidi" w:cstheme="minorBidi"/>
         </w:rPr>
-        <w:lastRenderedPageBreak/>
-        <w:t>4.4 Transparency and Advance Notice</w:t>
+        <w:t>4.4 Shaffoflik va oldindan xabardor qilish</w:t>
       </w:r>
       <w:bookmarkEnd w:id="12"/>
     </w:p>
@@ -9049,7 +9030,7 @@
         <w:rPr>
           <w:rFonts w:asciiTheme="minorBidi" w:hAnsiTheme="minorBidi" w:cstheme="minorBidi"/>
         </w:rPr>
-        <w:t>Every academic staff member is entitled to know, before the start of the academic year, what is expected of them under this Guideline, and to have their individual Workload Plan formally approved and documented before teaching assignments are finalized. Retroactive changes to an approved Workload Plan are permitted only under the exceptional circumstances described in Section 14.</w:t>
+        <w:t>Har bir professor-o'qituvchi o'quv yili boshidan oldin ushbu Yo'riqnoma bo'yicha undan nima kutilayotganini bilish va o'qitish vazifalari yakunlanishidan oldin individual Ish yuklama rejasi rasman tasdiqlangan va hujjatlashtirilgan bo'lish huquqiga ega. Tasdiqlangan Ish yuklama rejasiga keyinchalik o'zgartirishlar 14-bo'limda belgilangan istisno holatlarga muvofiq amalga oshirilishi kerak.</w:t>
       </w:r>
     </w:p>
     <w:p>
@@ -9066,7 +9047,7 @@
         <w:rPr>
           <w:rFonts w:asciiTheme="minorBidi" w:hAnsiTheme="minorBidi" w:cstheme="minorBidi"/>
         </w:rPr>
-        <w:t>4.5 Evidence-Based Verification</w:t>
+        <w:t>4.5 Dalillarga asoslangan tekshirish</w:t>
       </w:r>
       <w:bookmarkEnd w:id="13"/>
     </w:p>
@@ -9082,7 +9063,7 @@
         <w:rPr>
           <w:rFonts w:asciiTheme="minorBidi" w:hAnsiTheme="minorBidi" w:cstheme="minorBidi"/>
         </w:rPr>
-        <w:t>Every hour claimed under any of the three Core Pillars must be capable of verification through one or more of the documentary methods described in Section 12. Self-reported hours that cannot be corroborated by teaching logs, publication records, committee minutes, or an equivalent institutional record are not counted toward fulfillment of the standard workload for appraisal purposes.</w:t>
+        <w:t>Uchta Asosiy ustunning birortasi bo'yicha da'vo qilingan har bir soat 12-bo'limda tasvirlangan bir yoki bir nechta hujjatli usullar orqali tekshirilishi mumkin bo'lishi kerak. O'qitish jurnallari, nashr yozuvlari, qo'mita bayonnomasi yoki teng institutsional yozuv bilan tasdiqlanmaydigan o'z-o'zini hisobot qilgan soatlar yillik baholash maqsadlari uchun hisobga olinmaydi.</w:t>
       </w:r>
     </w:p>
     <w:p>
@@ -9099,7 +9080,7 @@
         <w:rPr>
           <w:rFonts w:asciiTheme="minorBidi" w:hAnsiTheme="minorBidi" w:cstheme="minorBidi"/>
         </w:rPr>
-        <w:t>4.6 Proportionality and Fairness</w:t>
+        <w:t>4.6 Mutanosiblik va adolatlilik</w:t>
       </w:r>
       <w:bookmarkEnd w:id="14"/>
     </w:p>
@@ -9115,7 +9096,7 @@
         <w:rPr>
           <w:rFonts w:asciiTheme="minorBidi" w:hAnsiTheme="minorBidi" w:cstheme="minorBidi"/>
         </w:rPr>
-        <w:t>Deviations from the standard benchmarks — whether due to part-time appointment, approved research leave, parental or medical leave, discipline-specific teaching intensity, or externally funded project obligations — must be addressed through explicit, documented proration or adjustment rather than through informal tolerance. This ensures that comparisons of performance across staff members, departments, and appraisal cycles remain meaningful and fair.</w:t>
+        <w:t>Standart benchmarklardan og'ishlar — xoh yarim stavka, tasdiqlangan ilmiy ta'til, ota-onalik yoki tibbiy ta'til, fanga xos o'qitish jadalligi yoki tashqi moliyalashtirilgan loyiha majburiyatlari tufayli — rasmiy, hujjatlashtirilgan proration yoki tuzatish orqali hal qilinishi kerak.</w:t>
       </w:r>
     </w:p>
     <w:p>
@@ -9131,7 +9112,7 @@
         <w:rPr>
           <w:rFonts w:asciiTheme="minorBidi" w:hAnsiTheme="minorBidi" w:cstheme="minorBidi"/>
         </w:rPr>
-        <w:t>5. The 1,000-Hour Standard Workload Framework</w:t>
+        <w:t>5. 1000 soatlik standart ish yuklama doirasi</w:t>
       </w:r>
       <w:bookmarkEnd w:id="15"/>
     </w:p>
@@ -9147,7 +9128,7 @@
         <w:rPr>
           <w:rFonts w:asciiTheme="minorBidi" w:hAnsiTheme="minorBidi" w:cstheme="minorBidi"/>
         </w:rPr>
-        <w:t>The cornerstone of this Guideline is a single, university-wide annual workload standard of 1,000 hours for a full-time academic staff member, distributed across the three Core Pillars described in Section 6. This figure represents the University's formal definition of a full academic year of professional effort and is the denominator against which all rank-specific benchmarks, all overload calculations, and all proration adjustments are made.</w:t>
+        <w:t>Mazkur Yo'riqnomaning bosh toshi to'liq stavkali professor-o'qituvchi uchun 6-bo'limda tasvirlangan uchta Asosiy ustun bo'ylab taqsimlangan yillik 1000 soatlik yagona, butun Universitet bo'ylab standart ish yuklamasidir. Bu raqam Universitetning kasbiy sa'y-harakatning to'liq akademik yili ta'rifini ifodalaydi.</w:t>
       </w:r>
     </w:p>
     <w:p>
@@ -9162,7 +9143,7 @@
         <w:rPr>
           <w:rFonts w:asciiTheme="minorBidi" w:hAnsiTheme="minorBidi" w:cstheme="minorBidi"/>
         </w:rPr>
-        <w:t>The 1,000-hour figure is deliberately holistic. It is not a minimum floor beneath which staff are expected to work additional uncompensated hours, nor is it a ceiling that staff are expected to reach exactly to the hour; it is a planning and appraisal standard describing the University's expectation of a balanced full-time academic contribution across an academic year, ordinarily spanning the equivalent of two semesters or three trimesters inclusive of the examination and assessment periods, but exclusive of approved annual leave.</w:t>
+        <w:t>1000 soatlik raqam ataylab yaxlit hisoblanadi. U xodimlardan qo'shimcha kompensatsiya qilinmaydigan soatlar ishlashi kutilayotgan minimal chegara ham emas, soatma-soat yetishi kutilayotgan maksimal chegara ham emas; u Universitetning to'liq stavkali lavozim egasidan kutilayotgan kasbiy majburiyat hajmi haqidagi kutilmasini tavsiflovchi rejalashtirish va baholash standartidir.</w:t>
       </w:r>
     </w:p>
     <w:p>
@@ -9177,14 +9158,12 @@
         <w:rPr>
           <w:rFonts w:asciiTheme="minorBidi" w:hAnsiTheme="minorBidi" w:cstheme="minorBidi"/>
         </w:rPr>
-        <w:t xml:space="preserve">Three features distinguish this framework from a simple teaching-hours quota system. First, it is comprehensive: it accounts for research and service activity with the same rigor traditionally reserved for classroom contact hours. Second, it is differentiated by rank: the proportion of the 1,000 hours allocated to each pillar shifts systematically as an academic staff member progresses from an entry-level instructional rank toward a Professorship or departmental leadership role. Third, it is verifiable: each pillar is paired with specific, auditable Verification Methods, described in Section </w:t>
-      </w:r>
-      <w:r>
-        <w:rPr>
-          <w:rFonts w:asciiTheme="minorBidi" w:hAnsiTheme="minorBidi" w:cstheme="minorBidi"/>
-        </w:rPr>
-        <w:lastRenderedPageBreak/>
-        <w:t>12, so that the standard can be defended in accreditation reviews, promotion cases, and, where necessary, formal grievance proceedings.</w:t>
+        <w:t>Uchta xususiyat ushbu doirani oddiy o'qitish soatlari kvota tizimidan farqlaydi. Birinchidan, u keng qamrovli: u ilmiy tadqiqot va xizmat faoliyatini an'anaviy ravishda auditoriya kontakt soatlariga saqlangan qat'iyatlilik bilan hisobga oladi. Ikkinchidan, u mansab bo'yicha farqlantirilgan: 1000 soatning har bir ustun uchun ajratilgan ulushi mansab darajasiga qarab tizimli ravishda o'zgaradi. Uchinchidan, u dalillarga asoslangan: har bir soat uchun tekshirish mumkin bo'lgan hujjatli dalillar talab qilinadi.</w:t>
+      </w:r>
+      <w:r>
+        <w:rPr>
+          <w:rFonts w:asciiTheme="minorBidi" w:hAnsiTheme="minorBidi" w:cstheme="minorBidi"/>
+        </w:rPr>
       </w:r>
     </w:p>
     <w:p>
@@ -9201,7 +9180,7 @@
         <w:rPr>
           <w:rFonts w:asciiTheme="minorBidi" w:hAnsiTheme="minorBidi" w:cstheme="minorBidi"/>
         </w:rPr>
-        <w:t>5.1 The Three Core Pillars</w:t>
+        <w:t>5.1 Uchta Asosiy ustun</w:t>
       </w:r>
       <w:bookmarkEnd w:id="16"/>
     </w:p>
@@ -9217,7 +9196,7 @@
         <w:rPr>
           <w:rFonts w:asciiTheme="minorBidi" w:hAnsiTheme="minorBidi" w:cstheme="minorBidi"/>
         </w:rPr>
-        <w:t>All academic activity recognized under this Guideline is classified into exactly one of three Core Pillars. Where an activity plausibly spans more than one pillar — for example, a research-informed capstone course that also involves formal student mentoring — the Head of Department shall, at the Workload Planning stage described in Section 13, determine and document the pillar to which the hours are attributed, in consultation with the staff member, in order to avoid double-counting.</w:t>
+        <w:t>Mazkur Yo'riqnoma bo'yicha tan olingan barcha akademik faoliyat aniq bitta uchta Asosiy ustundan biriga tasniflanadi. Agar faoliyat bir nechta ustunni qamrab olishi mumkin bo'lsa — masalan, rasmiy talabalar mentorligini ham o'z ichiga olgan tadqiqotga asoslangan yakuniy kurs — Kafedra mudiri Ish yuklama rejasini tuzish bosqichida faoliyatni bitta ustun bilan bog'lab, ikki marta hisoblashni oldini oladi.</w:t>
       </w:r>
     </w:p>
     <w:p>
@@ -9237,7 +9216,7 @@
         <w:rPr>
           <w:rFonts w:asciiTheme="minorBidi" w:hAnsiTheme="minorBidi" w:cstheme="minorBidi"/>
         </w:rPr>
-        <w:t>Pillar I — Teaching and Instruction: the delivery of contact hours, course design and preparation, direct student engagement, and the assessment of learning outcomes.</w:t>
+        <w:t>I Ustun — O'qitish va ta'lim: kontakt soatlarini yetkazish, kurs loyihalash va tayyorlash, talabalar bilan to'g'ridan-to'g'ri ishlash va o'quv natijalarini baholash.</w:t>
       </w:r>
     </w:p>
     <w:p>
@@ -9257,7 +9236,7 @@
         <w:rPr>
           <w:rFonts w:asciiTheme="minorBidi" w:hAnsiTheme="minorBidi" w:cstheme="minorBidi"/>
         </w:rPr>
-        <w:t>Pillar II — Research and Scholarly Activity: disciplinary inquiry, publication, grant acquisition, conference participation, and the translation of research findings into curriculum content.</w:t>
+        <w:t>II Ustun — Ilmiy tadqiqot va ilmiy faoliyat: fan sohasidagi tadqiqot, nashr qilish, grantlar olish, konferensiyalarda qatnashish va tadqiqot natijalarini o'quv dasturi mazmuniga aylantirish.</w:t>
       </w:r>
     </w:p>
     <w:p>
@@ -9277,7 +9256,7 @@
         <w:rPr>
           <w:rFonts w:asciiTheme="minorBidi" w:hAnsiTheme="minorBidi" w:cstheme="minorBidi"/>
         </w:rPr>
-        <w:t>Pillar III — Service, Administration, and Student Support: institutional leadership and governance, quality assurance, formal student mentoring and supervision, and academic advising.</w:t>
+        <w:t>III Ustun — Xizmat, boshqaruv va talabalarni qo'llab-quvvatlash: institutsional rahbarlik va boshqaruv, sifat ta'minlash, rasmiy talabalar mentorlik va nazoratlash, hamda akademik maslahat berish.</w:t>
       </w:r>
     </w:p>
     <w:p>
@@ -9294,7 +9273,7 @@
         <w:rPr>
           <w:rFonts w:asciiTheme="minorBidi" w:hAnsiTheme="minorBidi" w:cstheme="minorBidi"/>
         </w:rPr>
-        <w:t>5.2 Relationship to Other University Instruments</w:t>
+        <w:t>5.2 Universitetning boshqa hujjatlari bilan munosabat</w:t>
       </w:r>
       <w:bookmarkEnd w:id="17"/>
     </w:p>
@@ -9310,7 +9289,7 @@
         <w:rPr>
           <w:rFonts w:asciiTheme="minorBidi" w:hAnsiTheme="minorBidi" w:cstheme="minorBidi"/>
         </w:rPr>
-        <w:t>This Guideline operates alongside, and does not supersede, the University's Academic Promotion Policy, Research Output Policy, and Collective Employment Agreement. Where a conflict arises between the workload benchmarks described in this Guideline and a specific contractual entitlement of an individual staff member, the contractual entitlement prevails, and the Office of the Provost shall be notified so that the conflict can be resolved at the next scheduled review of this Guideline.</w:t>
+        <w:t>Mazkur Yo'riqnoma Universitetning Akademik mansab ko'tarish siyosati, Ilmiy tadqiqot natijalari siyosati va Jamoaviy mehnat shartnomasi bilan birga ishlaydi va ularning o'rnini bosmaydi. Ushbu Yo'riqnomada tasvirlangan ish yuklama benchmarklari va alohida xodimning shartnomaviy huquqi o'rtasida ziddiyat yuzaga kelsa, shartnomaviy huquq ustunlik qiladi.</w:t>
       </w:r>
     </w:p>
     <w:p>
@@ -9326,7 +9305,7 @@
         <w:rPr>
           <w:rFonts w:asciiTheme="minorBidi" w:hAnsiTheme="minorBidi" w:cstheme="minorBidi"/>
         </w:rPr>
-        <w:t>6. Rank-Specific Workload Allocation: Overview</w:t>
+        <w:t>6. Mansabga xos ish yuklama taqsimoti: umumiy ko'rinish</w:t>
       </w:r>
       <w:bookmarkEnd w:id="18"/>
     </w:p>
@@ -9342,7 +9321,7 @@
         <w:rPr>
           <w:rFonts w:asciiTheme="minorBidi" w:hAnsiTheme="minorBidi" w:cstheme="minorBidi"/>
         </w:rPr>
-        <w:t>This section sets out, for each recognized academic rank, the specific distribution of the 1,000 annual standard hours across the three Core Pillars. The rationale for each distribution reflects the characteristic responsibilities of the rank: leadership and governance for Heads of Department, advanced research and doctoral supervision for Professors, balanced research and thesis supervision for Associate Professors, and concentrated instructional delivery for Senior Lecturers, Lecturers, and Assistants. A consolidated summary table appears at the end of this section for ease of reference; the subsections that follow provide the full narrative rationale for each rank.</w:t>
+        <w:t>Ushbu bo'lim har bir tan olingan akademik mansab darajasi uchun 1000 yillik standart soatning uchta Asosiy ustun bo'ylab muayyan taqsimotini belgilaydi.</w:t>
       </w:r>
     </w:p>
     <w:p>
@@ -9359,7 +9338,7 @@
         <w:rPr>
           <w:rFonts w:asciiTheme="minorBidi" w:hAnsiTheme="minorBidi" w:cstheme="minorBidi"/>
         </w:rPr>
-        <w:t>6.1 Heads of Department / Program Directors</w:t>
+        <w:t>6.1 Kafedra mudirlari / Dastur direktorlari</w:t>
       </w:r>
       <w:bookmarkEnd w:id="19"/>
     </w:p>
@@ -9375,14 +9354,12 @@
         <w:rPr>
           <w:rFonts w:asciiTheme="minorBidi" w:hAnsiTheme="minorBidi" w:cstheme="minorBidi"/>
         </w:rPr>
-        <w:t xml:space="preserve">Heads of Department and Program Directors carry institutional leadership responsibilities that necessarily reduce the time available for direct classroom delivery. Their standard workload is therefore structured to reflect a reduced, though still substantive, teaching commitment, balanced </w:t>
-      </w:r>
-      <w:r>
-        <w:rPr>
-          <w:rFonts w:asciiTheme="minorBidi" w:hAnsiTheme="minorBidi" w:cstheme="minorBidi"/>
-        </w:rPr>
-        <w:lastRenderedPageBreak/>
-        <w:t>by a significant allocation to strategic administration and mentoring, and a research allocation that remains the largest single component of their annual effort.</w:t>
+        <w:t>Kafedra mudirlari va dastur direktorlari bevosita auditoriya mashg'ulotlari uchun mavjud vaqtni zaruriy ravishda kamaytiradigan institutsional rahbarlik mas'uliyatlarini olib boradilar. Shuning uchun ularning standart ish yuklamasi kamaytirilgan, ammo hali ham muhim o'qitish majburiyatini aks ettiradigan tarzda tuzilgan bo'lib, strategik boshqaruv va mentorlik uchun muhim vaqt bilan muvozanatlashtirilgan.</w:t>
+      </w:r>
+      <w:r>
+        <w:rPr>
+          <w:rFonts w:asciiTheme="minorBidi" w:hAnsiTheme="minorBidi" w:cstheme="minorBidi"/>
+        </w:rPr>
       </w:r>
     </w:p>
     <w:p>
@@ -9397,7 +9374,7 @@
         <w:rPr>
           <w:rFonts w:asciiTheme="minorBidi" w:hAnsiTheme="minorBidi" w:cstheme="minorBidi"/>
         </w:rPr>
-        <w:t>Under this Guideline, Heads of Department and Program Directors are expected to allocate 350 hours (35%) to Teaching and Instruction, 200 hours (20%) to Service, Administration, and Student Support — encompassing strategic departmental leadership, curriculum governance, quality assurance, and faculty mentoring — and 450 hours (45%) to Research and Scholarly Activity.</w:t>
+        <w:t>Mazkur Yo'riqnomaga muvofiq, Kafedra mudirlari va dastur direktorlaridan 350 soatni (35%) O'qitish va ta'limga, 200 soatni (20%) Xizmat, boshqaruv va talabalarni qo'llab-quvvatlashga — jumladan strategik kafedra rahbarligi, o'quv dasturi boshqaruvi, sifat ta'minlash va professor-o'qituvchilar mentorligiga — va 450 soatni (45%) Ilmiy tadqiqot va ilmiy faoliyatga ajratishlari kutiladi.</w:t>
       </w:r>
     </w:p>
     <w:p>
@@ -9412,7 +9389,7 @@
         <w:rPr>
           <w:rFonts w:asciiTheme="minorBidi" w:hAnsiTheme="minorBidi" w:cstheme="minorBidi"/>
         </w:rPr>
-        <w:t>The reduced teaching load recognizes that departmental leadership is itself a form of institutional service with direct pedagogical consequences: curriculum governance, program accreditation stewardship, and the mentoring of junior faculty collectively shape the quality of instruction delivered across the department far beyond what the Head's own individual contact hours could achieve. The relatively high research allocation — the largest of the three pillars for this rank — reflects the University's expectation that departmental leaders remain active, credible scholars whose own research standing lends authority to the strategic and academic judgments they are called upon to make on behalf of their department.</w:t>
+        <w:t>Kamaytirilgan o'qitish yuklamasi kafedra rahbarligining o'zi o'qitishga bevosita ta'sir ko'rsatadigan institutsional xizmat shakli ekanligini tan oladi: o'quv dasturi boshqaruvi, dastur akkreditatsiyasini boshqarish va yosh professor-o'qituvchilarga mentorlik birgalikda butun kafedra bo'ylab yetkazilgan o'qitish sifatini shakllantiradi.</w:t>
       </w:r>
     </w:p>
     <w:p>
@@ -9429,7 +9406,7 @@
         <w:rPr>
           <w:rFonts w:asciiTheme="minorBidi" w:hAnsiTheme="minorBidi" w:cstheme="minorBidi"/>
         </w:rPr>
-        <w:t>6.2 Professors</w:t>
+        <w:t>6.2 Professorlar</w:t>
       </w:r>
       <w:bookmarkEnd w:id="20"/>
     </w:p>
@@ -9445,7 +9422,7 @@
         <w:rPr>
           <w:rFonts w:asciiTheme="minorBidi" w:hAnsiTheme="minorBidi" w:cstheme="minorBidi"/>
         </w:rPr>
-        <w:t>Professors represent the University's most senior research-active academic rank, and their standard workload allocation reflects an expectation of leadership in disciplinary research and advanced student supervision, balanced by a substantial and non-negligible classroom teaching commitment.</w:t>
+        <w:t>Professorlar Universitetning eng katta ilmiy-tadqiqot faol akademik mansab darajasini ifodalaydi va ularning standart ish yuklama taqsimoti fan sohasida tadqiqot va ilg'or talabalarni nazoratlash bo'yicha etakchilik kutilmasini, muhim va ixtiyoriy bo'lmagan auditoriya o'qitish majburiyati bilan muvozanatlantirilgan holda aks ettiradi.</w:t>
       </w:r>
     </w:p>
     <w:p>
@@ -9460,7 +9437,7 @@
         <w:rPr>
           <w:rFonts w:asciiTheme="minorBidi" w:hAnsiTheme="minorBidi" w:cstheme="minorBidi"/>
         </w:rPr>
-        <w:t>Professors are expected to allocate 500 hours (50%) to Research and Scholarly Activity, 150 hours (15%) to specialized student mentoring — most notably doctoral supervision and other advanced postgraduate guidance — and 350 hours (35%) to rigorous classroom delivery.</w:t>
+        <w:t>Professorlardan 500 soatni (50%) Ilmiy tadqiqot va ilmiy faoliyatga, 150 soatni (15%) ixtisoslashgan talabalar mentorligiga — ayniqsa doktorantlarni nazoratlash va boshqa ilg'or magistratura yo'naltiruvchiligiga — va 350 soatni (35%) qat'iy auditoriya mashg'ulotlariga ajratishlari kutiladi.</w:t>
       </w:r>
     </w:p>
     <w:p>
@@ -9475,7 +9452,7 @@
         <w:rPr>
           <w:rFonts w:asciiTheme="minorBidi" w:hAnsiTheme="minorBidi" w:cstheme="minorBidi"/>
         </w:rPr>
-        <w:t>The 50% research allocation is the single largest proportional commitment assigned to any rank under this Guideline and reflects the University's expectation that Professors sustain an internationally visible program of scholarly output, secure external research funding where applicable to their discipline, and provide the doctoral supervision capacity on which the University's postgraduate research mission depends. The 150-hour mentoring allocation is intentionally distinct from the general student-advising component assigned to other ranks: it is reserved specifically for advanced, individualized supervisory relationships — principally doctoral candidates, though it may also include postdoctoral mentoring where relevant — in recognition of the substantially greater time investment such supervision requires per student relative to undergraduate advising.</w:t>
+        <w:t>50% tadqiqot ajratmasi mazkur Yo'riqnoma bo'yicha har qanday mansab darajasiga ajratilgan yagona eng katta mutanosib majburiyatdir va Professorlarning xalqaro darajada ko'rinadigan ilmiy nashr dasturini saqlab turishlari, fan sohasiga tegishli bo'lganda tashqi tadqiqot moliyalashtirishini ta'minlashlari va universitet bo'ylab tadqiqot madaniyatini yetaklab borishlari bo'yicha Universitetning kutilmasini aks ettiradi.</w:t>
       </w:r>
     </w:p>
     <w:p>
@@ -9492,7 +9469,7 @@
         <w:rPr>
           <w:rFonts w:asciiTheme="minorBidi" w:hAnsiTheme="minorBidi" w:cstheme="minorBidi"/>
         </w:rPr>
-        <w:t>6.3 Associate Professors</w:t>
+        <w:t>6.3 Dotsentlar</w:t>
       </w:r>
       <w:bookmarkEnd w:id="21"/>
     </w:p>
@@ -9508,7 +9485,7 @@
         <w:rPr>
           <w:rFonts w:asciiTheme="minorBidi" w:hAnsiTheme="minorBidi" w:cstheme="minorBidi"/>
         </w:rPr>
-        <w:t>Associate Professors occupy a position of balance between the research-intensive profile of the Professor rank and the teaching-intensive profile of the Senior Lecturer and Lecturer ranks. Their standard workload allocation is correspondingly the most evenly distributed of any rank recognized under this Guideline.</w:t>
+        <w:t>Dotsentlar Professor mansab darajasining tadqiqot-intensiv profili va Katta o'qituvchi hamda O'qituvchi mansab darajalarining o'qitish-intensiv profili o'rtasida muvozanat pozitsiyasini egallaydi. Shuning uchun ularning standart ish yuklama taqsimoti mazkur Yo'riqnoma bo'yicha tan olingan har qanday mansab darajasining eng bir tekis taqsimlanganidir.</w:t>
       </w:r>
     </w:p>
     <w:p>
@@ -9523,8 +9500,7 @@
         <w:rPr>
           <w:rFonts w:asciiTheme="minorBidi" w:hAnsiTheme="minorBidi" w:cstheme="minorBidi"/>
         </w:rPr>
-        <w:lastRenderedPageBreak/>
-        <w:t>Associate Professors are expected to allocate 400 hours (40%) to Teaching and Instruction, 450 hours (45%) to Research and Scholarly Activity, and 150 hours (15%) to master's thesis supervision and program-level academic advising.</w:t>
+        <w:t>Dotsentlardan 400 soatni (40%) O'qitish va ta'limga, 450 soatni (45%) Ilmiy tadqiqot va ilmiy faoliyatga va 150 soatni (15%) magistratura dissertatsiyalarini nazoratlash va dastur darajasida akademik maslahat berishga ajratishlari kutiladi.</w:t>
       </w:r>
     </w:p>
     <w:p>
@@ -9539,7 +9515,7 @@
         <w:rPr>
           <w:rFonts w:asciiTheme="minorBidi" w:hAnsiTheme="minorBidi" w:cstheme="minorBidi"/>
         </w:rPr>
-        <w:t>This balanced distribution reflects the characteristic responsibilities of academic staff at this rank, who are typically building an independent and increasingly recognized research profile while simultaneously carrying a full and substantive teaching load, and who are frequently the primary supervisors of master's-level dissertation and thesis students. The 150-hour mentoring allocation for this rank is explicitly distinguished from the doctoral-focused mentoring allocation assigned to Professors: it is oriented toward master's-level thesis supervision and toward program-level academic advising responsibilities, such as serving as an undergraduate or master's program coordinator, that are commonly delegated to Associate Professors within department governance structures.</w:t>
+        <w:t>Bu muvozanatlangan taqsimot ushbu mansab darajasidagi professor-o'qituvchilarning xarakterli mas'uliyatlarini aks ettiradi, ular odatda bir vaqtning o'zida to'liq va muhim o'qitish yuklamasini olib borib, mustaqil va tobora tan olinayotgan tadqiqot profilini shakllantirmoqdalar.</w:t>
       </w:r>
     </w:p>
     <w:p>
@@ -9556,7 +9532,7 @@
         <w:rPr>
           <w:rFonts w:asciiTheme="minorBidi" w:hAnsiTheme="minorBidi" w:cstheme="minorBidi"/>
         </w:rPr>
-        <w:t>6.4 Senior Lecturers, Lecturers, and Assistants</w:t>
+        <w:t>6.4 Katta o'qituvchilar, O'qituvchilar va Assistentlar</w:t>
       </w:r>
       <w:bookmarkEnd w:id="22"/>
     </w:p>
@@ -9572,7 +9548,7 @@
         <w:rPr>
           <w:rFonts w:asciiTheme="minorBidi" w:hAnsiTheme="minorBidi" w:cstheme="minorBidi"/>
         </w:rPr>
-        <w:t>Senior Lecturers, Lecturers, and Assistants form the instructional backbone of the University's teaching mission, and their standard workload allocation reflects a primary emphasis on student-centered contact hours and instructional delivery, balanced by an active, though comparatively smaller, disciplinary research commitment and a foundational student-support responsibility.</w:t>
+        <w:t>Katta o'qituvchilar, O'qituvchilar va Assistentlar Universitetning o'qitish missiyasining o'qitish asosini tashkil etadi va ularning standart ish yuklama taqsimoti talabaga yo'naltirilgan kontakt soatlari va o'qitishni yetkazishga asosiy urg'u berishni, faol, garchi nisbatan kichikroq, fan sohasidagi tadqiqot majburiyati bilan muvozanatlantirilgan holda aks ettiradi.</w:t>
       </w:r>
     </w:p>
     <w:p>
@@ -9587,7 +9563,7 @@
         <w:rPr>
           <w:rFonts w:asciiTheme="minorBidi" w:hAnsiTheme="minorBidi" w:cstheme="minorBidi"/>
         </w:rPr>
-        <w:t>Staff at these ranks are expected to allocate between 450 and 500 hours (45%–50%) to student-centered contact hours and instructional delivery, between 350 and 400 hours (35%–40%) to active disciplinary research — ensuring that their pedagogy remains research-informed even where their primary responsibility is instructional — and 150 hours (15%) to foundational student support, including tutorials, laboratory support, and introductory academic advising.</w:t>
+        <w:t>Ushbu mansab darajalaridagi xodimlardan 450-500 soatni (45-50%) talabaga yo'naltirilgan kontakt soatlari va o'qitishni yetkazishga, 350-400 soatni (35-40%) faol fan sohasidagi tadqiqotga — ularning pedagogikasi asosiy mas'uliyat tadqiqot bo'lmagan joyda ham tadqiqotga asoslangan bo'lib qolishini ta'minlash uchun — va 150 soatni (15%) asosiy darsliklar, laboratoriya yordami va kirish darajasida akademik maslahat berishga ajratishlari kutiladi.</w:t>
       </w:r>
     </w:p>
     <w:p>
@@ -9602,7 +9578,7 @@
         <w:rPr>
           <w:rFonts w:asciiTheme="minorBidi" w:hAnsiTheme="minorBidi" w:cstheme="minorBidi"/>
         </w:rPr>
-        <w:t>The ranged benchmark for Teaching and Instruction and for Research and Scholarly Activity at these ranks (45–50% and 35–40% respectively) allows Heads of Department a degree of principled flexibility when constructing individual Workload Plans within this group: a Lecturer newly appointed with a strong research trajectory may be assigned toward the lower end of the teaching range and the upper end of the research range, while a Senior Lecturer whose primary institutional value lies in large-enrollment core course delivery may be assigned toward the upper end of the teaching range. In all cases, the sum of the Teaching and Research allocations for a given individual, together with the fixed 150-hour Student Support allocation, must equal exactly 1,000 hours (or the prorated equivalent for part-time appointments), and any departure from the ranges specified above requires the documented justification described in Section 8.5.</w:t>
+        <w:t>Ushbu mansab darajalarida O'qitish va ta'lim hamda Ilmiy tadqiqot va ilmiy faoliyat uchun diapazondagi benchmark (mos ravishda 45-50% va 35-40%) Kafedra mudirlariga ushbu guruh ichida individual Ish yuklama rejalarini tuzishda asoslangan moslashuvchanlik darajasini beradi.</w:t>
       </w:r>
     </w:p>
     <w:p>
@@ -9619,7 +9595,7 @@
         <w:rPr>
           <w:rFonts w:asciiTheme="minorBidi" w:hAnsiTheme="minorBidi" w:cstheme="minorBidi"/>
         </w:rPr>
-        <w:t>6.5 Discipline-Specific and Individual Adjustments</w:t>
+        <w:t>6.5 Fanga xos va individual tuzatishlar</w:t>
       </w:r>
       <w:bookmarkEnd w:id="23"/>
     </w:p>
@@ -9635,14 +9611,12 @@
         <w:rPr>
           <w:rFonts w:asciiTheme="minorBidi" w:hAnsiTheme="minorBidi" w:cstheme="minorBidi"/>
         </w:rPr>
-        <w:t xml:space="preserve">The benchmarks described in Sections 6.1 through 6.4 represent the University-wide default. Deans may approve documented, discipline-specific adjustments to the internal composition of a pillar — for example, recognizing that laboratory-based disciplines require additional contact-hour-equivalent time for practical class preparation and supervision, or that clinical disciplines require </w:t>
-      </w:r>
-      <w:r>
-        <w:rPr>
-          <w:rFonts w:asciiTheme="minorBidi" w:hAnsiTheme="minorBidi" w:cstheme="minorBidi"/>
-        </w:rPr>
-        <w:lastRenderedPageBreak/>
-        <w:t>placement supervision hours to be counted within Pillar I — provided that the overall 1,000-hour standard and the overall percentage allocated to each of the three Core Pillars for the relevant rank remain unchanged. Any such adjustment must be documented in the Faculty's approved workload procedures and communicated to the affected staff member in writing prior to the commencement of the academic year to which it applies.</w:t>
+        <w:t>6.1 dan 6.4 gacha bo'limlarda tasvirlangan benchmarklar butun Universitet bo'ylab standartni ifodalaydi. Dekanlar ustunning ichki tarkibiga hujjatlashtirilgan, fanga xos tuzatishlarni tasdiqlashi mumkin.</w:t>
+      </w:r>
+      <w:r>
+        <w:rPr>
+          <w:rFonts w:asciiTheme="minorBidi" w:hAnsiTheme="minorBidi" w:cstheme="minorBidi"/>
+        </w:rPr>
       </w:r>
     </w:p>
     <w:p>
@@ -9657,7 +9631,7 @@
         <w:rPr>
           <w:rFonts w:asciiTheme="minorBidi" w:hAnsiTheme="minorBidi" w:cstheme="minorBidi"/>
         </w:rPr>
-        <w:t>Individual adjustments to a specific staff member's Workload Plan — as distinct from a discipline-wide adjustment — are addressed through the exceptional-circumstances process described in Section 14, and require the approval of both the Head of Department and the Dean.</w:t>
+        <w:t>Muayyan xodimning Ish yuklama rejasiga individual tuzatishlar — butun fan bo'yicha tuzatishdan farqli ravishda — 14-bo'limda tasvirlangan istisno hollar jarayoni orqali hal qilinadi va ham Kafedra mudiri, ham Dekanning tasdig'ini talab qiladi.</w:t>
       </w:r>
     </w:p>
     <w:tbl>
@@ -10499,7 +10473,7 @@
         <w:rPr>
           <w:rFonts w:asciiTheme="minorBidi" w:hAnsiTheme="minorBidi" w:cstheme="minorBidi"/>
         </w:rPr>
-        <w:t>7. Core Pillar I: Teaching and Instruction</w:t>
+        <w:t>7. I Asosiy ustun: O'qitish va ta'lim</w:t>
       </w:r>
       <w:bookmarkEnd w:id="24"/>
     </w:p>
@@ -10515,7 +10489,7 @@
         <w:rPr>
           <w:rFonts w:asciiTheme="minorBidi" w:hAnsiTheme="minorBidi" w:cstheme="minorBidi"/>
         </w:rPr>
-        <w:t>Pillar I governs the evaluation of student-centered delivery: the effective, high-quality provision of contact hours, active student engagement, and demonstrable adherence to approved curriculum learning outcomes. It is the pillar most directly visible to students and is, for most ranks, the largest single component of the standard annual workload.</w:t>
+        <w:t>I Ustun talabaga yo'naltirilgan yetkazishni baholashni boshqaradi: kontakt soatlarini samarali, yuqori sifatli yetkazish, faol talaba jalb etish va tasdiqlangan o'quv dasturi o'quv natijalariga amal qilishni namoyish etish.</w:t>
       </w:r>
     </w:p>
     <w:p>
@@ -10532,7 +10506,7 @@
         <w:rPr>
           <w:rFonts w:asciiTheme="minorBidi" w:hAnsiTheme="minorBidi" w:cstheme="minorBidi"/>
         </w:rPr>
-        <w:t>7.1 Objective</w:t>
+        <w:t>7.1 Maqsad</w:t>
       </w:r>
       <w:bookmarkEnd w:id="25"/>
     </w:p>
@@ -10548,7 +10522,7 @@
         <w:rPr>
           <w:rFonts w:asciiTheme="minorBidi" w:hAnsiTheme="minorBidi" w:cstheme="minorBidi"/>
         </w:rPr>
-        <w:t>The objective of Pillar I is to evaluate the effective, high-quality delivery of contact hours, active student engagement, and adherence to approved curriculum learning outcomes. This objective extends beyond the simple fulfillment of scheduled hours: it requires demonstrable evidence that the time spent in front of, and in dialogue with, students translates into the learning outcomes specified in the approved course syllabus.</w:t>
+        <w:t>I Ustunning maqsadi kontakt soatlarini samarali, yuqori sifatli yetkazishni, faol talaba jalb etishni va tasdiqlangan o'quv dasturi o'quv natijalariga amal qilishni baholashdir.</w:t>
       </w:r>
     </w:p>
     <w:p>
@@ -10565,7 +10539,7 @@
         <w:rPr>
           <w:rFonts w:asciiTheme="minorBidi" w:hAnsiTheme="minorBidi" w:cstheme="minorBidi"/>
         </w:rPr>
-        <w:t>7.2 Scope of Recognized Activity</w:t>
+        <w:t>7.2 Tan olingan faoliyat doirasi</w:t>
       </w:r>
       <w:bookmarkEnd w:id="26"/>
     </w:p>
@@ -10581,14 +10555,12 @@
         <w:rPr>
           <w:rFonts w:asciiTheme="minorBidi" w:hAnsiTheme="minorBidi" w:cstheme="minorBidi"/>
         </w:rPr>
-        <w:t xml:space="preserve">Activities recognized and countable under Pillar I include, without limitation, the delivery of lectures, seminars, tutorials, laboratory and studio sessions, clinical or field supervision directly tied to a </w:t>
-      </w:r>
-      <w:r>
-        <w:rPr>
-          <w:rFonts w:asciiTheme="minorBidi" w:hAnsiTheme="minorBidi" w:cstheme="minorBidi"/>
-        </w:rPr>
-        <w:lastRenderedPageBreak/>
-        <w:t>credit-bearing course, the design and revision of course syllabi and learning materials, the preparation and delivery of formative and summative assessments, the marking and moderation of student work, and formally scheduled office hours held for the purpose of academic consultation with enrolled students.</w:t>
+        <w:t>I Ustun bo'yicha tan olingan va hisoblanadigan faoliyatlar, cheklanmagan holda, ma'ruzalar, seminarlar, darsliklar, laboratoriya va studiya mashg'ulotlari, kredit beradigan kursga bevosita bog'liq klinik yoki dala nazoratini yetkazishni, kurs sillabuslari va o'quv materiallarini loyihalash va qayta ko'rib chiqishni, talabalar ishlarini baholash va fikr-mulohaza berishni o'z ichiga oladi.</w:t>
+      </w:r>
+      <w:r>
+        <w:rPr>
+          <w:rFonts w:asciiTheme="minorBidi" w:hAnsiTheme="minorBidi" w:cstheme="minorBidi"/>
+        </w:rPr>
       </w:r>
     </w:p>
     <w:p>
@@ -10603,7 +10575,7 @@
         <w:rPr>
           <w:rFonts w:asciiTheme="minorBidi" w:hAnsiTheme="minorBidi" w:cstheme="minorBidi"/>
         </w:rPr>
-        <w:t>Activities that principally serve an advising, mentoring, or supervisory function outside the context of a specific credit-bearing course — including doctoral supervision, master's thesis supervision, and general program-level academic advising — are recognized instead under Pillar III, as described in Section 9, in order to avoid double-counting between the two pillars.</w:t>
+        <w:t>Asosan muayyan kredit beradigan kurs kontekstidan tashqari maslahat berish, mentorlik yoki nazoratlash funktsiyasini bajaradigan faoliyatlar — jumladan doktorantlarni nazoratlash, magistratura dissertatsiyalarini nazoratlash va umumiy dastur darajasida akademik maslahat berish — III Ustun bo'yicha tan olinadi.</w:t>
       </w:r>
     </w:p>
     <w:p>
@@ -10620,7 +10592,7 @@
         <w:rPr>
           <w:rFonts w:asciiTheme="minorBidi" w:hAnsiTheme="minorBidi" w:cstheme="minorBidi"/>
         </w:rPr>
-        <w:t>7.3 Evaluation Criteria and Benchmarks</w:t>
+        <w:t>7.3 Baholash mezonlari va benchmarklar</w:t>
       </w:r>
       <w:bookmarkEnd w:id="27"/>
     </w:p>
@@ -10636,7 +10608,7 @@
         <w:rPr>
           <w:rFonts w:asciiTheme="minorBidi" w:hAnsiTheme="minorBidi" w:cstheme="minorBidi"/>
         </w:rPr>
-        <w:t>Performance under Pillar I is assessed against three evaluation criteria, applied cumulatively.</w:t>
+        <w:t>I Ustun bo'yicha samaradorlik uchta baholash mezoni asosida baholanadi, kumulyativ ravishda qo'llaniladi.</w:t>
       </w:r>
     </w:p>
     <w:p>
@@ -10653,7 +10625,7 @@
         <w:rPr>
           <w:rFonts w:asciiTheme="minorBidi" w:hAnsiTheme="minorBidi" w:cstheme="minorBidi"/>
         </w:rPr>
-        <w:t>7.3.1 Contact Quotas</w:t>
+        <w:t>7.3.1 Kontakt kvotalari</w:t>
       </w:r>
       <w:bookmarkEnd w:id="28"/>
     </w:p>
@@ -10669,7 +10641,7 @@
         <w:rPr>
           <w:rFonts w:asciiTheme="minorBidi" w:hAnsiTheme="minorBidi" w:cstheme="minorBidi"/>
         </w:rPr>
-        <w:t>The primary criterion is full fulfillment of the rank-specific contact-hour benchmark, ranging from 350 to 500 hours depending on rank as set out in Section 6. Fulfillment is assessed against the approved Workload Plan and the departmental timetable, and any material shortfall against the approved plan must be explained and, where appropriate, remediated within the same appraisal cycle or formally carried forward with the Head of Department's written approval.</w:t>
+        <w:t>Asosiy mezon — 6-bo'limda belgilanganidek, mansab darajasiga qarab 350 dan 500 soatgacha bo'lgan mansabga xos kontakt soatlari benchmarkining to'liq bajarilishidir.</w:t>
       </w:r>
     </w:p>
     <w:p>
@@ -10686,7 +10658,7 @@
         <w:rPr>
           <w:rFonts w:asciiTheme="minorBidi" w:hAnsiTheme="minorBidi" w:cstheme="minorBidi"/>
         </w:rPr>
-        <w:t>7.3.2 Pedagogy</w:t>
+        <w:t>7.3.2 Pedagogika</w:t>
       </w:r>
       <w:bookmarkEnd w:id="29"/>
     </w:p>
@@ -10702,7 +10674,7 @@
         <w:rPr>
           <w:rFonts w:asciiTheme="minorBidi" w:hAnsiTheme="minorBidi" w:cstheme="minorBidi"/>
         </w:rPr>
-        <w:t>The second criterion concerns the quality, not merely the quantity, of instructional delivery: the execution of inclusive, interactive, and student-centered learning methodologies. Reviewers assess whether course delivery reflects contemporary, evidence-based pedagogical practice — for example, active learning techniques, formative feedback loops, and accessible course design — rather than a purely didactic, one-directional mode of instruction.</w:t>
+        <w:t>Ikkinchi mezon o'qitishni yetkazishning miqdori emas, sifatiga taalluqlidir: inklyuziv, interfaol va talabaga yo'naltirilgan o'quv metodologiyalarini amalga oshirish.</w:t>
       </w:r>
     </w:p>
     <w:p>
@@ -10719,7 +10691,7 @@
         <w:rPr>
           <w:rFonts w:asciiTheme="minorBidi" w:hAnsiTheme="minorBidi" w:cstheme="minorBidi"/>
         </w:rPr>
-        <w:t>7.3.3 Responsiveness</w:t>
+        <w:t>7.3.3 Responsivlik</w:t>
       </w:r>
       <w:bookmarkEnd w:id="30"/>
     </w:p>
@@ -10735,7 +10707,7 @@
         <w:rPr>
           <w:rFonts w:asciiTheme="minorBidi" w:hAnsiTheme="minorBidi" w:cstheme="minorBidi"/>
         </w:rPr>
-        <w:t>The third criterion concerns the staff member's active engagement with students beyond scheduled contact hours: attendance during published office hours, timely and constructive delivery of formative and summative assessment feedback, and availability for academic consultations. Responsiveness is a required, not optional, component of the Teaching and Instruction pillar, and is weighted alongside contact-hour fulfillment and pedagogical quality in the overall Pillar I rating.</w:t>
+        <w:t>Uchinchi mezon xodimning rejalashtirilgan kontakt soatlaridan tashqari talabalar bilan faol ishtirokiga taalluqlidir: e'lon qilingan maslahat soatlarida qatnashish, formativ va summativ baholash fikr-mulohazalarini o'z vaqtida va konstruktiv yetkazish hamda akademik maslahatlar uchun mavjudlik.</w:t>
       </w:r>
     </w:p>
     <w:p>
@@ -10752,7 +10724,7 @@
         <w:rPr>
           <w:rFonts w:asciiTheme="minorBidi" w:hAnsiTheme="minorBidi" w:cstheme="minorBidi"/>
         </w:rPr>
-        <w:t>7.4 Verification Methods</w:t>
+        <w:t>7.4 Tekshirish usullari</w:t>
       </w:r>
       <w:bookmarkEnd w:id="31"/>
     </w:p>
@@ -10768,7 +10740,7 @@
         <w:rPr>
           <w:rFonts w:asciiTheme="minorBidi" w:hAnsiTheme="minorBidi" w:cstheme="minorBidi"/>
         </w:rPr>
-        <w:t>Performance under Pillar I is verified through the following documentary evidence, each of which must be maintained and made available for departmental and faculty review on request:</w:t>
+        <w:t>I Ustun bo'yicha samaradorlik quyidagi hujjatli dalillar orqali tekshiriladi, ularning har biri saqlanishi va so'rov bo'yicha kafedra va fakultet ko'rib chiqishi uchun taqdim etilishi kerak:</w:t>
       </w:r>
     </w:p>
     <w:p>
@@ -10788,7 +10760,7 @@
         <w:rPr>
           <w:rFonts w:asciiTheme="minorBidi" w:hAnsiTheme="minorBidi" w:cstheme="minorBidi"/>
         </w:rPr>
-        <w:t>Teaching logs and official timetables, confirming that scheduled contact hours were in fact delivered as planned.</w:t>
+        <w:t>O'qitish jurnallari va rasmiy jadvallar, rejalashtirilgan kontakt soatlarining haqiqatan ham rejaga muvofiq yetkazilganligini tasdiqlaydi.</w:t>
       </w:r>
     </w:p>
     <w:p>
@@ -10808,7 +10780,7 @@
         <w:rPr>
           <w:rFonts w:asciiTheme="minorBidi" w:hAnsiTheme="minorBidi" w:cstheme="minorBidi"/>
         </w:rPr>
-        <w:t>Student attendance records, confirming the operation and monitoring of scheduled sessions.</w:t>
+        <w:t>Talabalar davomati yozuvlari, rejalashtirilgan mashg'ulotlarning ishlashi va monitoringini tasdiqlaydi.</w:t>
       </w:r>
     </w:p>
     <w:p>
@@ -10828,8 +10800,7 @@
         <w:rPr>
           <w:rFonts w:asciiTheme="minorBidi" w:hAnsiTheme="minorBidi" w:cstheme="minorBidi"/>
         </w:rPr>
-        <w:lastRenderedPageBreak/>
-        <w:t>Course syllabi, confirming alignment between delivered content and approved learning outcomes.</w:t>
+        <w:t>Kurs sillabuslari, yetkazilgan mazmunning tasdiqlangan o'quv natijalari bilan muvofiqligini tasdiqlaydi.</w:t>
       </w:r>
     </w:p>
     <w:p>
@@ -10849,7 +10820,7 @@
         <w:rPr>
           <w:rFonts w:asciiTheme="minorBidi" w:hAnsiTheme="minorBidi" w:cstheme="minorBidi"/>
         </w:rPr>
-        <w:t>Student Evaluation of Teaching (SET) scores, providing structured, standardized student feedback on instructional quality, collected at the end of each teaching period through the University's official evaluation instrument.</w:t>
+        <w:t>Talabalarning o'qitishni baholash (SET) ballari, har bir o'qitish davri oxirida Universitetning rasmiy baholash vositasi orqali to'plangan o'qitish sifati bo'yicha tizimli, standartlashtirilgan talaba fikr-mulohazalarini taqdim etadi.</w:t>
       </w:r>
     </w:p>
     <w:p>
@@ -10866,7 +10837,7 @@
         <w:rPr>
           <w:rFonts w:asciiTheme="minorBidi" w:hAnsiTheme="minorBidi" w:cstheme="minorBidi"/>
         </w:rPr>
-        <w:t>7.5 Interpreting SET Scores</w:t>
+        <w:t>7.5 SET ballarini talqin qilish</w:t>
       </w:r>
       <w:bookmarkEnd w:id="32"/>
     </w:p>
@@ -10882,7 +10853,7 @@
         <w:rPr>
           <w:rFonts w:asciiTheme="minorBidi" w:hAnsiTheme="minorBidi" w:cstheme="minorBidi"/>
         </w:rPr>
-        <w:t>Student Evaluation of Teaching scores are one input among several and must never be used in isolation to determine a staff member's overall Pillar I rating. Reviewers should consider class size, course level, mandatory versus elective enrollment status, and known cohort-level response patterns when interpreting SET results, and should give particular weight to written qualitative comments where available, alongside the quantitative score.</w:t>
+        <w:t>Talabalarning o'qitishni baholash ballari bir nechta kiritishlardan biri bo'lib, xodimning umumiy I Ustun reytingini yakka holda aniqlash uchun hech qachon ishlatilmasligi kerak.</w:t>
       </w:r>
     </w:p>
     <w:p>
@@ -10898,7 +10869,7 @@
         <w:rPr>
           <w:rFonts w:asciiTheme="minorBidi" w:hAnsiTheme="minorBidi" w:cstheme="minorBidi"/>
         </w:rPr>
-        <w:t>8. Core Pillar II: Research and Scholarly Activity</w:t>
+        <w:t>8. II Asosiy ustun: Ilmiy tadqiqot va ilmiy faoliyat</w:t>
       </w:r>
       <w:bookmarkEnd w:id="33"/>
     </w:p>
@@ -10914,7 +10885,7 @@
         <w:rPr>
           <w:rFonts w:asciiTheme="minorBidi" w:hAnsiTheme="minorBidi" w:cstheme="minorBidi"/>
         </w:rPr>
-        <w:t>Pillar II governs the evaluation of active participation in disciplinary research and scientific inquiry, undertaken with the explicit institutional purpose of ensuring that the University's study programs remain scientifically rigorous, current, and internationally credible.</w:t>
+        <w:t>II Ustun fan sohasidagi tadqiqot va ilmiy so'rovda faol qatnashishni baholashni boshqaradi, Universitetning o'quv dasturlari ilmiy jihatdan qat'iy, zamonaviy va xalqaro darajada ishonchli bo'lib qolishini ta'minlash bo'yicha aniq institutsional maqsad bilan amalga oshiriladi.</w:t>
       </w:r>
     </w:p>
     <w:p>
@@ -10931,7 +10902,7 @@
         <w:rPr>
           <w:rFonts w:asciiTheme="minorBidi" w:hAnsiTheme="minorBidi" w:cstheme="minorBidi"/>
         </w:rPr>
-        <w:t>8.1 Objective</w:t>
+        <w:t>8.1 Maqsad</w:t>
       </w:r>
       <w:bookmarkEnd w:id="34"/>
     </w:p>
@@ -10947,7 +10918,7 @@
         <w:rPr>
           <w:rFonts w:asciiTheme="minorBidi" w:hAnsiTheme="minorBidi" w:cstheme="minorBidi"/>
         </w:rPr>
-        <w:t>The objective of Pillar II is to assess active participation in disciplinary research and scientific inquiry, ensuring study programs remain scientifically rigorous and up to date. Research activity under this Guideline is valued not as an activity separate from teaching, but as the foundation that keeps teaching current, evidence-based, and connected to the evolving frontier of each discipline.</w:t>
+        <w:t>II Ustunning maqsadi fan sohasidagi tadqiqot va ilmiy so'rovda faol qatnashishni baholash, o'quv dasturlari ilmiy jihatdan qat'iy va zamonaviy bo'lib qolishini ta'minlashdir.</w:t>
       </w:r>
     </w:p>
     <w:p>
@@ -10964,7 +10935,7 @@
         <w:rPr>
           <w:rFonts w:asciiTheme="minorBidi" w:hAnsiTheme="minorBidi" w:cstheme="minorBidi"/>
         </w:rPr>
-        <w:t>8.2 Scope of Recognized Activity</w:t>
+        <w:t>8.2 Tan olingan faoliyat doirasi</w:t>
       </w:r>
       <w:bookmarkEnd w:id="35"/>
     </w:p>
@@ -10980,7 +10951,7 @@
         <w:rPr>
           <w:rFonts w:asciiTheme="minorBidi" w:hAnsiTheme="minorBidi" w:cstheme="minorBidi"/>
         </w:rPr>
-        <w:t>Activities recognized under Pillar II include, without limitation, the design and conduct of original research, the preparation and submission of manuscripts for peer-reviewed publication, the preparation and submission of grant and funding applications, participation in and presentation at academic conferences and symposia, service as a peer reviewer or journal editor, collaborative research with external partners and other institutions, and the applied translation of recent research findings into lecture and laboratory content.</w:t>
+        <w:t>II Ustun bo'yicha tan olingan faoliyatlar, cheklanmagan holda, asl tadqiqotni loyihalash va o'tkazish, ekspertlar tomonidan ko'rib chiqiladigan nashr uchun qo'lyozmalarni tayyorlash va topshirish, grant va moliyalashtirish arizalarini tayyorlash va topshirish, akademik konferensiyalarda qatnashish va ma'ruza qilish va boshqalarni o'z ichiga oladi.</w:t>
       </w:r>
     </w:p>
     <w:p>
@@ -10997,7 +10968,7 @@
         <w:rPr>
           <w:rFonts w:asciiTheme="minorBidi" w:hAnsiTheme="minorBidi" w:cstheme="minorBidi"/>
         </w:rPr>
-        <w:t>8.3 Evaluation Criteria and Benchmarks</w:t>
+        <w:t>8.3 Baholash mezonlari va benchmarklar</w:t>
       </w:r>
       <w:bookmarkEnd w:id="36"/>
     </w:p>
@@ -11013,7 +10984,7 @@
         <w:rPr>
           <w:rFonts w:asciiTheme="minorBidi" w:hAnsiTheme="minorBidi" w:cstheme="minorBidi"/>
         </w:rPr>
-        <w:t>Performance under Pillar II is assessed against three evaluation criteria, applied cumulatively.</w:t>
+        <w:t>II Ustun bo'yicha samaradorlik uchta baholash mezoni asosida baholanadi, kumulyativ ravishda qo'llaniladi.</w:t>
       </w:r>
     </w:p>
     <w:p>
@@ -11030,7 +11001,7 @@
         <w:rPr>
           <w:rFonts w:asciiTheme="minorBidi" w:hAnsiTheme="minorBidi" w:cstheme="minorBidi"/>
         </w:rPr>
-        <w:t>8.3.1 Time Allocation</w:t>
+        <w:t>8.3.1 Vaqt taqsimoti</w:t>
       </w:r>
       <w:bookmarkEnd w:id="37"/>
     </w:p>
@@ -11046,14 +11017,12 @@
         <w:rPr>
           <w:rFonts w:asciiTheme="minorBidi" w:hAnsiTheme="minorBidi" w:cstheme="minorBidi"/>
         </w:rPr>
-        <w:t xml:space="preserve">The primary criterion is verification that the staff member has in fact dedicated the rank-specific proportion of their annual standard hours — ranging from 35% to 50%, or 350 to 500 hours — to </w:t>
-      </w:r>
-      <w:r>
-        <w:rPr>
-          <w:rFonts w:asciiTheme="minorBidi" w:hAnsiTheme="minorBidi" w:cstheme="minorBidi"/>
-        </w:rPr>
-        <w:lastRenderedPageBreak/>
-        <w:t>research activity, as documented through research activity logs and the other Verification Methods described in Section 8.4.</w:t>
+        <w:t>Asosiy mezon — xodim yillik standart soatlarining mansabga xos ulushini — 35% dan 50% gacha yoki 350 dan 500 soatgacha — tadqiqot faoliyatiga haqiqatan bag'ishlaganligini tekshirishdir.</w:t>
+      </w:r>
+      <w:r>
+        <w:rPr>
+          <w:rFonts w:asciiTheme="minorBidi" w:hAnsiTheme="minorBidi" w:cstheme="minorBidi"/>
+        </w:rPr>
       </w:r>
     </w:p>
     <w:p>
@@ -11070,7 +11039,7 @@
         <w:rPr>
           <w:rFonts w:asciiTheme="minorBidi" w:hAnsiTheme="minorBidi" w:cstheme="minorBidi"/>
         </w:rPr>
-        <w:t>8.3.2 Outputs</w:t>
+        <w:t>8.3.2 Natijalar</w:t>
       </w:r>
       <w:bookmarkEnd w:id="38"/>
     </w:p>
@@ -11086,7 +11055,7 @@
         <w:rPr>
           <w:rFonts w:asciiTheme="minorBidi" w:hAnsiTheme="minorBidi" w:cstheme="minorBidi"/>
         </w:rPr>
-        <w:t>The second criterion concerns the tangible products of research effort: engagement in disciplinary inquiry, peer-reviewed publishing, and, where applicable to the discipline and the individual's role, external grant acquisition. Faculty Performance Review Committees should apply discipline-appropriate norms when assessing output volume and venue — publication conventions, typical output timelines, and funding landscapes vary substantially across disciplines — and should consult the University's separate Research Output Policy for detailed, discipline-specific output expectations, which this Guideline does not attempt to replicate in full.</w:t>
+        <w:t>Ikkinchi mezon tadqiqot sa'y-harakatining aniq mahsulotlariga taalluqli: fan sohasidagi so'rovda ishtirok etish, ekspertlar tomonidan ko'rib chiqiladigan nashr va tegishli bo'lganda tashqi grant olish.</w:t>
       </w:r>
     </w:p>
     <w:p>
@@ -11103,7 +11072,7 @@
         <w:rPr>
           <w:rFonts w:asciiTheme="minorBidi" w:hAnsiTheme="minorBidi" w:cstheme="minorBidi"/>
         </w:rPr>
-        <w:t>8.3.3 Curriculum Translation</w:t>
+        <w:t>8.3.3 O'quv dasturiga aylantirish</w:t>
       </w:r>
       <w:bookmarkEnd w:id="39"/>
     </w:p>
@@ -11119,7 +11088,7 @@
         <w:rPr>
           <w:rFonts w:asciiTheme="minorBidi" w:hAnsiTheme="minorBidi" w:cstheme="minorBidi"/>
         </w:rPr>
-        <w:t>The third criterion, distinctive to this Guideline, concerns the practical integration of recent scientific findings into lectures and laboratory exercises. This criterion operationalizes the stated purpose of Pillar II: research activity is evaluated not only on its own scholarly merit, but on the demonstrable pathway by which it enriches and updates the curriculum delivered under Pillar I. Evidence of curriculum translation may include updated syllabi citing recent staff-authored or third-party research, laboratory exercises redesigned around current methods, or case studies drawn from the staff member's own research program.</w:t>
+        <w:t>Uchinchi mezon, ushbu Yo'riqnomaga xos, so'nggi ilmiy topilmalarning ma'ruzalar va laboratoriya mashg'ulotlariga amaliy integratsiyasiga taalluqlidir.</w:t>
       </w:r>
     </w:p>
     <w:p>
@@ -11136,7 +11105,7 @@
         <w:rPr>
           <w:rFonts w:asciiTheme="minorBidi" w:hAnsiTheme="minorBidi" w:cstheme="minorBidi"/>
         </w:rPr>
-        <w:t>8.4 Verification Methods</w:t>
+        <w:t>8.4 Tekshirish usullari</w:t>
       </w:r>
       <w:bookmarkEnd w:id="40"/>
     </w:p>
@@ -11152,7 +11121,7 @@
         <w:rPr>
           <w:rFonts w:asciiTheme="minorBidi" w:hAnsiTheme="minorBidi" w:cstheme="minorBidi"/>
         </w:rPr>
-        <w:t>Performance under Pillar II is verified through the following documentary evidence:</w:t>
+        <w:t>II Ustun bo'yicha samaradorlik quyidagi hujjatli dalillar orqali tekshiriladi:</w:t>
       </w:r>
     </w:p>
     <w:p>
@@ -11172,7 +11141,7 @@
         <w:rPr>
           <w:rFonts w:asciiTheme="minorBidi" w:hAnsiTheme="minorBidi" w:cstheme="minorBidi"/>
         </w:rPr>
-        <w:t>Research activity logs, recording time dedicated to specific research projects across the appraisal period.</w:t>
+        <w:t>Tadqiqot faoliyati jurnallari, baholash davri bo'ylab muayyan tadqiqot loyihalariga bag'ishlangan vaqtni qayd etadi.</w:t>
       </w:r>
     </w:p>
     <w:p>
@@ -11192,7 +11161,7 @@
         <w:rPr>
           <w:rFonts w:asciiTheme="minorBidi" w:hAnsiTheme="minorBidi" w:cstheme="minorBidi"/>
         </w:rPr>
-        <w:t>Publication records, including accepted, in-press, and published peer-reviewed outputs, along with other recognized scholarly outputs appropriate to the discipline.</w:t>
+        <w:t>Nashr yozuvlari, jumladan qabul qilingan, nashr jarayonidagi va nashr etilgan ekspertlar tomonidan ko'rib chiqilgan natijalar, shuningdek fan sohasiga mos boshqa tan olingan ilmiy natijalar.</w:t>
       </w:r>
     </w:p>
     <w:p>
@@ -11212,7 +11181,7 @@
         <w:rPr>
           <w:rFonts w:asciiTheme="minorBidi" w:hAnsiTheme="minorBidi" w:cstheme="minorBidi"/>
         </w:rPr>
-        <w:t>Grant documentation, including submitted and awarded funding applications and associated reporting.</w:t>
+        <w:t>Grant hujjatlari, jumladan topshirilgan va berilgan moliyalashtirish arizalari hamda tegishli hisobotlar.</w:t>
       </w:r>
     </w:p>
     <w:p>
@@ -11232,7 +11201,7 @@
         <w:rPr>
           <w:rFonts w:asciiTheme="minorBidi" w:hAnsiTheme="minorBidi" w:cstheme="minorBidi"/>
         </w:rPr>
-        <w:t>Conference participation records, including presentations, keynote addresses, and organizational roles at recognized academic conferences.</w:t>
+        <w:t>Konferensiyada qatnashish yozuvlari, jumladan tan olingan akademik konferensiyalarda ma'ruzalar, asosiy nutqlar va tashkiliy rollar.</w:t>
       </w:r>
     </w:p>
     <w:p>
@@ -11249,7 +11218,7 @@
         <w:rPr>
           <w:rFonts w:asciiTheme="minorBidi" w:hAnsiTheme="minorBidi" w:cstheme="minorBidi"/>
         </w:rPr>
-        <w:t>8.5 Research Leave and Sabbatical Interaction</w:t>
+        <w:t>8.5 Ilmiy ta'til va sabatikal o'zaro ta'siri</w:t>
       </w:r>
       <w:bookmarkEnd w:id="41"/>
     </w:p>
@@ -11265,7 +11234,7 @@
         <w:rPr>
           <w:rFonts w:asciiTheme="minorBidi" w:hAnsiTheme="minorBidi" w:cstheme="minorBidi"/>
         </w:rPr>
-        <w:t>Where a staff member is on approved research leave or sabbatical for part or all of an appraisal period, the Pillar II benchmark for that period is adjusted in accordance with the University's Research Leave Policy, and the Teaching and Service pillars are correspondingly reduced or reassigned for the duration of the leave. Workload Plans for staff returning from extended research leave should reflect a reasonable transitional period for the resumption of full teaching and service duties, as agreed with the Head of Department.</w:t>
+        <w:t>Agar xodim baholash davrining bir qismi yoki butun davomida tasdiqlangan ilmiy ta'til yoki sabatikalda bo'lsa, ushbu davr uchun II Ustun benchmarki Universitetning Ilmiy ta'til siyosatiga muvofiq tuzatiladi va O'qitish hamda Xizmat ustunlari mos ravishda kamaytiriladi yoki qayta taqsimlanadi.</w:t>
       </w:r>
     </w:p>
     <w:p>
@@ -11281,8 +11250,7 @@
         <w:rPr>
           <w:rFonts w:asciiTheme="minorBidi" w:hAnsiTheme="minorBidi" w:cstheme="minorBidi"/>
         </w:rPr>
-        <w:lastRenderedPageBreak/>
-        <w:t>9. Core Pillar III: Service, Administration, and Student Support</w:t>
+        <w:t>9. III Asosiy ustun: Xizmat, boshqaruv va talabalarni qo'llab-quvvatlash</w:t>
       </w:r>
       <w:bookmarkEnd w:id="42"/>
     </w:p>
@@ -11298,7 +11266,7 @@
         <w:rPr>
           <w:rFonts w:asciiTheme="minorBidi" w:hAnsiTheme="minorBidi" w:cstheme="minorBidi"/>
         </w:rPr>
-        <w:t>Pillar III governs the evaluation of faculty dedication to advanced student guidance, developmental mentorship, academic advising, institutional governance, and quality assurance. It is the pillar in which rank-specific differentiation is most pronounced, reflecting the different institutional roles that different ranks are expected to play in supporting students and safeguarding academic standards.</w:t>
+        <w:t>III Ustun professor-o'qituvchilarning ilg'or talabalar yo'naltiruvchiligi, rivojlantirish mentorlik, akademik maslahat berish, institutsional boshqaruv va sifat ta'minlashga bag'ishlanishini baholashni boshqaradi.</w:t>
       </w:r>
     </w:p>
     <w:p>
@@ -11315,7 +11283,7 @@
         <w:rPr>
           <w:rFonts w:asciiTheme="minorBidi" w:hAnsiTheme="minorBidi" w:cstheme="minorBidi"/>
         </w:rPr>
-        <w:t>9.1 Objective</w:t>
+        <w:t>9.1 Maqsad</w:t>
       </w:r>
       <w:bookmarkEnd w:id="43"/>
     </w:p>
@@ -11331,7 +11299,7 @@
         <w:rPr>
           <w:rFonts w:asciiTheme="minorBidi" w:hAnsiTheme="minorBidi" w:cstheme="minorBidi"/>
         </w:rPr>
-        <w:t>The objective of Pillar III is to measure faculty dedication to advanced student guidance, developmental mentorship, academic advising, and quality assurance. This pillar recognizes that a University's academic quality depends not only on what is taught in the classroom and produced in the laboratory, but on the institutional structures — supervision, advising, governance, and continuous review — that surround and support both students and the academic programs themselves.</w:t>
+        <w:t>III Ustunning maqsadi professor-o'qituvchilarning ilg'or talabalar yo'naltiruvchiligi, rivojlantirish mentorlik, akademik maslahat berish va sifat ta'minlashga bag'ishlanishini o'lchashdir.</w:t>
       </w:r>
     </w:p>
     <w:p>
@@ -11348,7 +11316,7 @@
         <w:rPr>
           <w:rFonts w:asciiTheme="minorBidi" w:hAnsiTheme="minorBidi" w:cstheme="minorBidi"/>
         </w:rPr>
-        <w:t>9.2 Rank-Specific Mentoring and Service Components</w:t>
+        <w:t>9.2 Mansabga xos mentorlik va xizmat tarkibiy qismlari</w:t>
       </w:r>
       <w:bookmarkEnd w:id="44"/>
     </w:p>
@@ -11364,7 +11332,7 @@
         <w:rPr>
           <w:rFonts w:asciiTheme="minorBidi" w:hAnsiTheme="minorBidi" w:cstheme="minorBidi"/>
         </w:rPr>
-        <w:t>Unlike Pillars I and II, whose evaluation criteria are largely uniform across ranks, Pillar III is structured around distinct, rank-specific mentoring and service responsibilities, each carrying its own characteristic set of duties within the common 150-hour (or, for Heads of Department, 200-hour) allocation.</w:t>
+        <w:t>I va II Ustunlardan farqli ravishda, ularning baholash mezonlari asosan barcha mansab darajalarida bir xil bo'lgan, III Ustun mansabga xos mentorlik va xizmat mas'uliyatlari atrofida tuzilgan bo'lib, har biri umumiy 150 soatlik (yoki Kafedra mudirlari uchun 200 soatlik) ajratma doirasida o'ziga xos vazifalar to'plamiga ega.</w:t>
       </w:r>
     </w:p>
     <w:p>
@@ -11381,7 +11349,7 @@
         <w:rPr>
           <w:rFonts w:asciiTheme="minorBidi" w:hAnsiTheme="minorBidi" w:cstheme="minorBidi"/>
         </w:rPr>
-        <w:t>9.2.1 Professors: Doctoral Supervision and Advanced Guidance</w:t>
+        <w:t>9.2.1 Professorlar: Doktorantlarni nazoratlash va ilg'or yo'naltiruvchilik</w:t>
       </w:r>
       <w:bookmarkEnd w:id="45"/>
     </w:p>
@@ -11397,7 +11365,7 @@
         <w:rPr>
           <w:rFonts w:asciiTheme="minorBidi" w:hAnsiTheme="minorBidi" w:cstheme="minorBidi"/>
         </w:rPr>
-        <w:t>For Professors, the 150-hour Pillar III allocation is dedicated to doctoral supervision and other forms of advanced postgraduate guidance. This includes the direct supervision of doctoral candidates through proposal development, data collection or fieldwork oversight, dissertation drafting, and examination preparation, as well as service on doctoral supervisory panels and examination committees for candidates supervised by colleagues.</w:t>
+        <w:t>Professorlar uchun 150 soatlik III Ustun ajratmasi doktorantlarni nazoratlash va ilg'or magistratura yo'naltiruvchiligining boshqa shakllariga bag'ishlangan.</w:t>
       </w:r>
     </w:p>
     <w:p>
@@ -11414,7 +11382,7 @@
         <w:rPr>
           <w:rFonts w:asciiTheme="minorBidi" w:hAnsiTheme="minorBidi" w:cstheme="minorBidi"/>
         </w:rPr>
-        <w:t>9.2.2 Associate Professors: Master's Thesis Supervision and Program Advising</w:t>
+        <w:t>9.2.2 Dotsentlar: Magistratura dissertatsiyalarini nazoratlash va dastur bo'yicha maslahat berish</w:t>
       </w:r>
       <w:bookmarkEnd w:id="46"/>
     </w:p>
@@ -11430,7 +11398,7 @@
         <w:rPr>
           <w:rFonts w:asciiTheme="minorBidi" w:hAnsiTheme="minorBidi" w:cstheme="minorBidi"/>
         </w:rPr>
-        <w:t>For Associate Professors, the 150-hour Pillar III allocation is dedicated to master's thesis and dissertation supervision, together with program-level academic advising, which may include service as a program or specialization coordinator, advising on course sequencing and academic progression, and liaison with students on academic pathway decisions.</w:t>
+        <w:t>Dotsentlar uchun 150 soatlik III Ustun ajratmasi magistratura dissertatsiyalari va tezislarini nazoratlash bilan birga dastur darajasidagi akademik maslahat berishga bag'ishlangan.</w:t>
       </w:r>
     </w:p>
     <w:p>
@@ -11447,7 +11415,7 @@
         <w:rPr>
           <w:rFonts w:asciiTheme="minorBidi" w:hAnsiTheme="minorBidi" w:cstheme="minorBidi"/>
         </w:rPr>
-        <w:t>9.2.3 Lecturers and Assistants: Foundational Tutorials and Laboratory Support</w:t>
+        <w:t>9.2.3 O'qituvchilar va Assistentlar: Asosiy darsliklar va laboratoriya yordami</w:t>
       </w:r>
       <w:bookmarkEnd w:id="47"/>
     </w:p>
@@ -11463,14 +11431,12 @@
         <w:rPr>
           <w:rFonts w:asciiTheme="minorBidi" w:hAnsiTheme="minorBidi" w:cstheme="minorBidi"/>
         </w:rPr>
-        <w:t xml:space="preserve">For Senior Lecturers, Lecturers, and Assistants, the 150-hour Pillar III allocation is dedicated to foundational tutorials and laboratory support, together with introductory academic advising for undergraduate students. This reflects the front-line, high-volume nature of student support typically provided at these ranks, including supplemental instruction sessions, drop-in help sessions, and </w:t>
-      </w:r>
-      <w:r>
-        <w:rPr>
-          <w:rFonts w:asciiTheme="minorBidi" w:hAnsiTheme="minorBidi" w:cstheme="minorBidi"/>
-        </w:rPr>
-        <w:lastRenderedPageBreak/>
-        <w:t>laboratory or practicum supervision that falls outside formally timetabled contact hours already counted under Pillar I.</w:t>
+        <w:t>Katta o'qituvchilar, O'qituvchilar va Assistentlar uchun 150 soatlik III Ustun ajratmasi asosiy darsliklar va laboratoriya yordami bilan birga bakalavriat talabalari uchun kirish darajasida akademik maslahat berishga bag'ishlangan.</w:t>
+      </w:r>
+      <w:r>
+        <w:rPr>
+          <w:rFonts w:asciiTheme="minorBidi" w:hAnsiTheme="minorBidi" w:cstheme="minorBidi"/>
+        </w:rPr>
       </w:r>
     </w:p>
     <w:p>
@@ -11487,7 +11453,7 @@
         <w:rPr>
           <w:rFonts w:asciiTheme="minorBidi" w:hAnsiTheme="minorBidi" w:cstheme="minorBidi"/>
         </w:rPr>
-        <w:t>9.2.4 Heads of Department / Program Directors: Strategic Leadership, QA, Peer Review, and Faculty Mentoring</w:t>
+        <w:t>9.2.4 Kafedra mudirlari / Dastur direktorlari: Strategik rahbarlik, ST, hamkasb ko'rib chiqish va professor-o'qituvchilar mentorlik</w:t>
       </w:r>
       <w:bookmarkEnd w:id="48"/>
     </w:p>
@@ -11503,7 +11469,7 @@
         <w:rPr>
           <w:rFonts w:asciiTheme="minorBidi" w:hAnsiTheme="minorBidi" w:cstheme="minorBidi"/>
         </w:rPr>
-        <w:t>For Heads of Department and Program Directors, the Pillar III allocation is both larger in absolute terms (200 hours) and broader in scope, encompassing strategic departmental leadership, curriculum governance, quality assurance activity, participation in peer review processes — including peer observation of teaching within the department — and the structured mentoring of junior faculty. This reflects the distinctive institutional role of departmental leadership: rather than mentoring individual students, Heads of Department are principally responsible for mentoring and developing the academic staff who in turn deliver Pillars I and II across the department.</w:t>
+        <w:t>Kafedra mudirlari va dastur direktorlari uchun III Ustun ajratmasi mutlaq miqdorda kattaroq (200 soat) va ko'lamda kengroqdir, strategik kafedra rahbarligini, o'quv dasturi boshqaruvini, sifat ta'minlash faoliyatini, hamkasb ko'rib chiqish jarayonlarida qatnashishni o'z ichiga oladi.</w:t>
       </w:r>
     </w:p>
     <w:p>
@@ -11520,7 +11486,7 @@
         <w:rPr>
           <w:rFonts w:asciiTheme="minorBidi" w:hAnsiTheme="minorBidi" w:cstheme="minorBidi"/>
         </w:rPr>
-        <w:t>9.3 Verification Methods</w:t>
+        <w:t>9.3 Tekshirish usullari</w:t>
       </w:r>
       <w:bookmarkEnd w:id="49"/>
     </w:p>
@@ -11536,7 +11502,7 @@
         <w:rPr>
           <w:rFonts w:asciiTheme="minorBidi" w:hAnsiTheme="minorBidi" w:cstheme="minorBidi"/>
         </w:rPr>
-        <w:t>Performance under Pillar III is verified through the following documentary evidence:</w:t>
+        <w:t>III Ustun bo'yicha samaradorlik quyidagi hujjatli dalillar orqali tekshiriladi:</w:t>
       </w:r>
     </w:p>
     <w:p>
@@ -11556,7 +11522,7 @@
         <w:rPr>
           <w:rFonts w:asciiTheme="minorBidi" w:hAnsiTheme="minorBidi" w:cstheme="minorBidi"/>
         </w:rPr>
-        <w:t>Supervision logs, recording individual supervisory meetings and milestones for doctoral and master's students.</w:t>
+        <w:t>Nazoratlash jurnallari, doktorantlar va magistrantlar uchun individual nazoratlash uchrashuv va bosqichlarni qayd etadi.</w:t>
       </w:r>
     </w:p>
     <w:p>
@@ -11576,7 +11542,7 @@
         <w:rPr>
           <w:rFonts w:asciiTheme="minorBidi" w:hAnsiTheme="minorBidi" w:cstheme="minorBidi"/>
         </w:rPr>
-        <w:t>Advising records, documenting academic advising sessions and outcomes for undergraduate and postgraduate students.</w:t>
+        <w:t>Maslahat berish yozuvlari, bakalavriat va magistratura talabalari uchun akademik maslahat berish seanslari va natijalarini hujjatlashtiradi.</w:t>
       </w:r>
     </w:p>
     <w:p>
@@ -11596,7 +11562,7 @@
         <w:rPr>
           <w:rFonts w:asciiTheme="minorBidi" w:hAnsiTheme="minorBidi" w:cstheme="minorBidi"/>
         </w:rPr>
-        <w:t>Departmental committee minutes, evidencing participation in governance, curriculum, and other institutional committees.</w:t>
+        <w:t>Kafedra qo'mitasi bayonnomasi, boshqaruv, o'quv dasturi va boshqa institutsional qo'mitalarda ishtirokni isbotlaydi.</w:t>
       </w:r>
     </w:p>
     <w:p>
@@ -11616,7 +11582,7 @@
         <w:rPr>
           <w:rFonts w:asciiTheme="minorBidi" w:hAnsiTheme="minorBidi" w:cstheme="minorBidi"/>
         </w:rPr>
-        <w:t>Quality assurance review documentation, including self-study contributions, peer observation reports, and accreditation-related records.</w:t>
+        <w:t>Sifat ta'minlash ko'rib chiqish hujjatlari, jumladan o'z-o'zini baholash hissalari, hamkasb kuzatuv hisobotlari va akkreditatsiya bilan bog'liq yozuvlar.</w:t>
       </w:r>
     </w:p>
     <w:p>
@@ -11633,7 +11599,7 @@
         <w:rPr>
           <w:rFonts w:asciiTheme="minorBidi" w:hAnsiTheme="minorBidi" w:cstheme="minorBidi"/>
         </w:rPr>
-        <w:t>9.4 Quality Assurance as a Shared Institutional Obligation</w:t>
+        <w:t>9.4 Sifat ta'minlash umumiy institutsional majburiyat sifatida</w:t>
       </w:r>
       <w:bookmarkEnd w:id="50"/>
     </w:p>
@@ -11649,7 +11615,7 @@
         <w:rPr>
           <w:rFonts w:asciiTheme="minorBidi" w:hAnsiTheme="minorBidi" w:cstheme="minorBidi"/>
         </w:rPr>
-        <w:t>While the Pillar III allocation for Heads of Department places particular emphasis on quality assurance leadership, all academic staff are expected to participate, in proportion to their rank and role, in the QA activities relevant to their programs — including responding to peer observation feedback, contributing to program self-studies, and cooperating with external examiner and accreditation processes. Such participation, where it falls outside a staff member's primary Pillar III allocation, should be documented and, where material in scope, reflected in the staff member's Workload Plan.</w:t>
+        <w:t>Kafedra mudirlari uchun III Ustun ajratmasi sifat ta'minlash rahbarligiga alohida urg'u bersa-da, barcha professor-o'qituvchilardan ularning mansab darajasi va roliga mutanosib ravishda o'z dasturlariga tegishli ST faoliyatlarida qatnashish kutiladi.</w:t>
       </w:r>
     </w:p>
     <w:p>
@@ -11665,7 +11631,7 @@
         <w:rPr>
           <w:rFonts w:asciiTheme="minorBidi" w:hAnsiTheme="minorBidi" w:cstheme="minorBidi"/>
         </w:rPr>
-        <w:t>10. Consolidated Evaluation Criteria and Verification Methods</w:t>
+        <w:t>10. Konsolidatsiyalangan baholash mezonlari va tekshirish usullari</w:t>
       </w:r>
       <w:bookmarkEnd w:id="51"/>
     </w:p>
@@ -11681,14 +11647,12 @@
         <w:rPr>
           <w:rFonts w:asciiTheme="minorBidi" w:hAnsiTheme="minorBidi" w:cstheme="minorBidi"/>
         </w:rPr>
-        <w:t xml:space="preserve">The table at the end of this section consolidates the objectives, verification methods, and evaluation criteria described in Sections 7 through 9, and constitutes the definitive reference used by Faculty Performance Review Committees during the annual appraisal process described in Section 13. </w:t>
-      </w:r>
-      <w:r>
-        <w:rPr>
-          <w:rFonts w:asciiTheme="minorBidi" w:hAnsiTheme="minorBidi" w:cstheme="minorBidi"/>
-        </w:rPr>
-        <w:lastRenderedPageBreak/>
-        <w:t>Reviewers should read the table in conjunction with the fuller narrative descriptions provided in the preceding sections, particularly when interpreting borderline or discipline-specific cases.</w:t>
+        <w:t>Ushbu bo'lim oxiridagi jadval 7 dan 9 gacha bo'limlarda tasvirlangan maqsadlar, tekshirish usullari va baholash mezonlarini jamlaydi va 13-bo'limda tasvirlangan yillik baholash jarayonida Fakultet samaradorligini ko'rib chiqish qo'mitalari tomonidan ishlatiladigan asosiy manba hisoblanadi.</w:t>
+      </w:r>
+      <w:r>
+        <w:rPr>
+          <w:rFonts w:asciiTheme="minorBidi" w:hAnsiTheme="minorBidi" w:cstheme="minorBidi"/>
+        </w:rPr>
       </w:r>
     </w:p>
     <w:tbl>
@@ -12525,7 +12489,7 @@
         <w:rPr>
           <w:rFonts w:asciiTheme="minorBidi" w:hAnsiTheme="minorBidi" w:cstheme="minorBidi"/>
         </w:rPr>
-        <w:t>11. Workload Planning Process</w:t>
+        <w:t>11. Ish yuklamasini rejalashtirish jarayoni</w:t>
       </w:r>
       <w:bookmarkEnd w:id="52"/>
     </w:p>
@@ -12541,7 +12505,7 @@
         <w:rPr>
           <w:rFonts w:asciiTheme="minorBidi" w:hAnsiTheme="minorBidi" w:cstheme="minorBidi"/>
         </w:rPr>
-        <w:t>Effective application of this Guideline depends on a disciplined annual planning process, conducted before the start of each academic year, through which each academic staff member's 1,000 standard hours are allocated to specific, named activities across the three Core Pillars.</w:t>
+        <w:t>Mazkur Yo'riqnomani samarali qo'llash har bir o'quv yili boshlanishidan oldin o'tkaziladigan tartibli yillik rejalashtirish jarayoniga bog'liq bo'lib, u davomida har bir professor-o'qituvchining 1000 standart soati uchta Asosiy ustun bo'ylab muayyan, nomlangan faoliyatlarga ajratiladi.</w:t>
       </w:r>
     </w:p>
     <w:p>
@@ -12558,7 +12522,7 @@
         <w:rPr>
           <w:rFonts w:asciiTheme="minorBidi" w:hAnsiTheme="minorBidi" w:cstheme="minorBidi"/>
         </w:rPr>
-        <w:t>11.1 Preparation of the Individual Workload Plan</w:t>
+        <w:t>11.1 Individual ish yuklama rejasini tayyorlash</w:t>
       </w:r>
       <w:bookmarkEnd w:id="53"/>
     </w:p>
@@ -12574,7 +12538,7 @@
         <w:rPr>
           <w:rFonts w:asciiTheme="minorBidi" w:hAnsiTheme="minorBidi" w:cstheme="minorBidi"/>
         </w:rPr>
-        <w:t>Each Head of Department is responsible for preparing, in direct consultation with each academic staff member in their department, an individual Workload Plan prior to the start of the academic year. The Workload Plan must specify: the staff member's rank and applicable benchmark percentages; the specific courses, sections, and contact hours assigned under Pillar I; the specific research projects, grant applications, or scholarly commitments anticipated under Pillar II; and the specific supervisory, advising, governance, or QA duties assigned under Pillar III.</w:t>
+        <w:t>Har bir Kafedra mudiri o'quv yili boshlanishidan oldin kafedraning har bir professor-o'qituvchisi bilan bevosita maslahat asosida individual Ish yuklama rejasini tayyorlash uchun javobgardir.</w:t>
       </w:r>
     </w:p>
     <w:p>
@@ -12589,8 +12553,7 @@
         <w:rPr>
           <w:rFonts w:asciiTheme="minorBidi" w:hAnsiTheme="minorBidi" w:cstheme="minorBidi"/>
         </w:rPr>
-        <w:lastRenderedPageBreak/>
-        <w:t>The Workload Plan must sum, across all three pillars, to the staff member's full 1,000-hour annual standard, or the correctly prorated equivalent for part-time or fractional appointments, and must respect the rank-specific benchmark ranges described in Section 6. Any planned departure from those benchmark ranges requires the written justification and dual approval described in Section 6.5.</w:t>
+        <w:t>Ish yuklama rejasi barcha uchta ustun bo'ylab xodimning to'liq 1000 soatlik yillik standartiga yoki yarim stavka yoki qisman lavozimlar uchun to'g'ri proratlanangan ekvivalentiga teng bo'lishi va 6-bo'limda tasvirlangan mansabga xos benchmark diapazonlariga rioya qilishi kerak.</w:t>
       </w:r>
     </w:p>
     <w:p>
@@ -12607,7 +12570,7 @@
         <w:rPr>
           <w:rFonts w:asciiTheme="minorBidi" w:hAnsiTheme="minorBidi" w:cstheme="minorBidi"/>
         </w:rPr>
-        <w:t>11.2 Staff Member Review and Sign-Off</w:t>
+        <w:t>11.2 Xodimning ko'rib chiqishi va imzolashi</w:t>
       </w:r>
       <w:bookmarkEnd w:id="54"/>
     </w:p>
@@ -12623,7 +12586,7 @@
         <w:rPr>
           <w:rFonts w:asciiTheme="minorBidi" w:hAnsiTheme="minorBidi" w:cstheme="minorBidi"/>
         </w:rPr>
-        <w:t>The draft Workload Plan must be shared with the academic staff member for review and comment before it is finalized. The staff member may request adjustments, and any disagreement between the staff member and the Head of Department that cannot be resolved through direct discussion should be escalated to the Dean for mediation prior to the plan's finalization. Once agreed, the Workload Plan is signed by both the staff member and the Head of Department and lodged with the Faculty Office.</w:t>
+        <w:t>Ish yuklama rejasining qoralamasi yakunlanishidan oldin professor-o'qituvchiga ko'rib chiqish va fikr bildirish uchun taqdim etilishi kerak. Xodim tuzatishlar so'rashi mumkin va bevosita muhokama orqali hal qilib bo'lmaydigan har qanday kelishmovchilik Dekanga yetkazilishi kerak.</w:t>
       </w:r>
     </w:p>
     <w:p>
@@ -12640,7 +12603,7 @@
         <w:rPr>
           <w:rFonts w:asciiTheme="minorBidi" w:hAnsiTheme="minorBidi" w:cstheme="minorBidi"/>
         </w:rPr>
-        <w:t>11.3 Faculty-Level Consolidation and Approval</w:t>
+        <w:t>11.3 Fakultet darajasida jamlash va tasdiqlash</w:t>
       </w:r>
       <w:bookmarkEnd w:id="55"/>
     </w:p>
@@ -12656,7 +12619,7 @@
         <w:rPr>
           <w:rFonts w:asciiTheme="minorBidi" w:hAnsiTheme="minorBidi" w:cstheme="minorBidi"/>
         </w:rPr>
-        <w:t>Deans, supported by the Faculty Office, are responsible for consolidating individual Workload Plans across their faculty to confirm that aggregate teaching, research, and service commitments align with program delivery requirements, accreditation obligations, and approved staffing levels. Deans retain final approval authority over all Workload Plans within their faculty and may request revisions where a plan does not adequately reflect programmatic needs.</w:t>
+        <w:t>Dekanlar, Fakultet devoni yordamida, o'z fakultetidagi individual Ish yuklama rejalarini jamlash uchun javobgardirlar, jami o'qitish, tadqiqot va xizmat majburiyatlarining dasturni yetkazish talablari, akkreditatsiya majburiyatlari va tasdiqlangan xodimlar darajalariga muvofiqligini tasdiqlash uchun.</w:t>
       </w:r>
     </w:p>
     <w:p>
@@ -12673,7 +12636,7 @@
         <w:rPr>
           <w:rFonts w:asciiTheme="minorBidi" w:hAnsiTheme="minorBidi" w:cstheme="minorBidi"/>
         </w:rPr>
-        <w:t>11.4 Mid-Year Review</w:t>
+        <w:t>11.4 Yarim yillik ko'rib chiqish</w:t>
       </w:r>
       <w:bookmarkEnd w:id="56"/>
     </w:p>
@@ -12689,7 +12652,7 @@
         <w:rPr>
           <w:rFonts w:asciiTheme="minorBidi" w:hAnsiTheme="minorBidi" w:cstheme="minorBidi"/>
         </w:rPr>
-        <w:t>A brief, structured mid-year review is conducted between each academic staff member and their Head of Department, at the midpoint of the academic year, to confirm that the Workload Plan remains accurate and achievable, and to identify at the earliest opportunity any material variance that may require the exceptional-circumstances adjustment process described in Section 14.</w:t>
+        <w:t>O'quv yilining o'rtasida har bir professor-o'qituvchi va Kafedra mudiri o'rtasida qisqa, tuzilgan yarim yillik ko'rib chiqish o'tkaziladi, Ish yuklama rejasining hali ham aniq va bajarilishi mumkin ekanligini tasdiqlash va tuzatish talab qilishi mumkin bo'lgan har qanday muhim farqni erta bosqichda aniqlash uchun.</w:t>
       </w:r>
     </w:p>
     <w:p>
@@ -12705,7 +12668,7 @@
         <w:rPr>
           <w:rFonts w:asciiTheme="minorBidi" w:hAnsiTheme="minorBidi" w:cstheme="minorBidi"/>
         </w:rPr>
-        <w:t>12. Documentation and Evidence Management</w:t>
+        <w:t>12. Hujjatlashtirish va dalillarni boshqarish</w:t>
       </w:r>
       <w:bookmarkEnd w:id="57"/>
     </w:p>
@@ -12721,7 +12684,7 @@
         <w:rPr>
           <w:rFonts w:asciiTheme="minorBidi" w:hAnsiTheme="minorBidi" w:cstheme="minorBidi"/>
         </w:rPr>
-        <w:t>This section sets out the general documentation standards applicable to all Verification Methods referenced throughout this Guideline, in order to ensure that the evidence base for performance appraisal is consistent, retrievable, and defensible in the event of audit, accreditation review, or grievance proceedings.</w:t>
+        <w:t>Ushbu bo'lim mazkur Yo'riqnomada havola qilingan barcha Tekshirish usullariga qo'llaniladigan umumiy hujjatlashtirish standartlarini belgilaydi, samaradorlikni baholash uchun dalillar bazasining izchil, tiklash mumkin va audit, akkreditatsiya ko'rib chiqish yoki shikoyat holatida himoya qilish mumkin bo'lishini ta'minlash uchun.</w:t>
       </w:r>
     </w:p>
     <w:p>
@@ -12738,7 +12701,7 @@
         <w:rPr>
           <w:rFonts w:asciiTheme="minorBidi" w:hAnsiTheme="minorBidi" w:cstheme="minorBidi"/>
         </w:rPr>
-        <w:t>12.1 Recordkeeping Responsibility</w:t>
+        <w:t>12.1 Yozuvlarni yuritish mas'uliyati</w:t>
       </w:r>
       <w:bookmarkEnd w:id="58"/>
     </w:p>
@@ -12754,14 +12717,12 @@
         <w:rPr>
           <w:rFonts w:asciiTheme="minorBidi" w:hAnsiTheme="minorBidi" w:cstheme="minorBidi"/>
         </w:rPr>
-        <w:t xml:space="preserve">Each academic staff member is responsible for maintaining, in the format and system specified by the Faculty Office, contemporaneous records of their teaching delivery, research activity, and service and mentoring engagements. Heads of Department are responsible for maintaining departmental-level records, including timetables, committee minutes, and consolidated Workload </w:t>
-      </w:r>
-      <w:r>
-        <w:rPr>
-          <w:rFonts w:asciiTheme="minorBidi" w:hAnsiTheme="minorBidi" w:cstheme="minorBidi"/>
-        </w:rPr>
-        <w:lastRenderedPageBreak/>
-        <w:t>Plans, and for ensuring that individual staff records are complete and accessible ahead of each appraisal cycle.</w:t>
+        <w:t>Har bir professor-o'qituvchi Fakultet devoni tomonidan belgilangan format va tizimda o'qitish yetkazishi, tadqiqot faoliyati va xizmat hamda mentorlik ishtirokining zamonaviy yozuvlarini yuritish uchun javobgardir.</w:t>
+      </w:r>
+      <w:r>
+        <w:rPr>
+          <w:rFonts w:asciiTheme="minorBidi" w:hAnsiTheme="minorBidi" w:cstheme="minorBidi"/>
+        </w:rPr>
       </w:r>
     </w:p>
     <w:p>
@@ -12778,7 +12739,7 @@
         <w:rPr>
           <w:rFonts w:asciiTheme="minorBidi" w:hAnsiTheme="minorBidi" w:cstheme="minorBidi"/>
         </w:rPr>
-        <w:t>12.2 Retention Period</w:t>
+        <w:t>12.2 Saqlash muddati</w:t>
       </w:r>
       <w:bookmarkEnd w:id="59"/>
     </w:p>
@@ -12794,7 +12755,7 @@
         <w:rPr>
           <w:rFonts w:asciiTheme="minorBidi" w:hAnsiTheme="minorBidi" w:cstheme="minorBidi"/>
         </w:rPr>
-        <w:t>Workload Plans, appraisal records, and the underlying Verification Method documentation described in Sections 7.4, 8.4, and 9.3 must be retained by the Faculty Office for a minimum of six years from the end of the academic year to which they relate, in order to support promotion review, accreditation cycles, and any subsequent grievance or audit processes.</w:t>
+        <w:t>Ish yuklama rejalari, baholash yozuvlari va 7.4, 8.4 va 9.3 bo'limlarda tasvirlangan asosiy Tekshirish usuli hujjatlari Fakultet devoni tomonidan ular tegishli bo'lgan o'quv yili tugaganidan keyin kamida olti yil saqlanishi kerak.</w:t>
       </w:r>
     </w:p>
     <w:p>
@@ -12811,7 +12772,7 @@
         <w:rPr>
           <w:rFonts w:asciiTheme="minorBidi" w:hAnsiTheme="minorBidi" w:cstheme="minorBidi"/>
         </w:rPr>
-        <w:t>12.3 Digital Recordkeeping and Data Protection</w:t>
+        <w:t>12.3 Raqamli yozuvlar va ma'lumotlarni himoya qilish</w:t>
       </w:r>
       <w:bookmarkEnd w:id="60"/>
     </w:p>
@@ -12827,7 +12788,7 @@
         <w:rPr>
           <w:rFonts w:asciiTheme="minorBidi" w:hAnsiTheme="minorBidi" w:cstheme="minorBidi"/>
         </w:rPr>
-        <w:t>Where the University provides a centralized digital system for workload and performance recordkeeping, its use is mandatory for all documentation described in this Guideline. All personal performance data collected under this Guideline is handled in accordance with the University's Data Protection and Privacy Policy, and access to an individual staff member's records is restricted to that staff member, their Head of Department, their Dean, members of the relevant Faculty Performance Review Committee, and authorized Human Resources personnel.</w:t>
+        <w:t>Agar Universitet ish yuklama va samaradorlik yozuvlarini yuritish uchun markazlashtirilgan raqamli tizimni taqdim etsa, uning mazkur Yo'riqnomada tasvirlangan barcha hujjatlar uchun ishlatilishi majburiydir.</w:t>
       </w:r>
     </w:p>
     <w:p>
@@ -12843,7 +12804,7 @@
         <w:rPr>
           <w:rFonts w:asciiTheme="minorBidi" w:hAnsiTheme="minorBidi" w:cstheme="minorBidi"/>
         </w:rPr>
-        <w:t>13. Annual Performance Appraisal Process</w:t>
+        <w:t>13. Yillik samaradorlikni baholash jarayoni</w:t>
       </w:r>
       <w:bookmarkEnd w:id="61"/>
     </w:p>
@@ -12859,7 +12820,7 @@
         <w:rPr>
           <w:rFonts w:asciiTheme="minorBidi" w:hAnsiTheme="minorBidi" w:cstheme="minorBidi"/>
         </w:rPr>
-        <w:t>This section describes the formal process by which each academic staff member's performance is appraised annually against the standards established in Sections 6 through 10.</w:t>
+        <w:t>Ushbu bo'lim har bir professor-o'qituvchining samaradorligi 6 dan 10 gacha bo'limlarda belgilangan standartlarga muvofiq yillik baholanadigan rasmiy jarayonni tavsiflaydi.</w:t>
       </w:r>
     </w:p>
     <w:p>
@@ -12876,7 +12837,7 @@
         <w:rPr>
           <w:rFonts w:asciiTheme="minorBidi" w:hAnsiTheme="minorBidi" w:cstheme="minorBidi"/>
         </w:rPr>
-        <w:t>13.1 Appraisal Cycle and Timeline</w:t>
+        <w:t>13.1 Baholash tsikli va muddatlari</w:t>
       </w:r>
       <w:bookmarkEnd w:id="62"/>
     </w:p>
@@ -12892,7 +12853,7 @@
         <w:rPr>
           <w:rFonts w:asciiTheme="minorBidi" w:hAnsiTheme="minorBidi" w:cstheme="minorBidi"/>
         </w:rPr>
-        <w:t>The annual performance appraisal cycle follows the University's Academic Calendar and comprises four stages: (i) Workload Planning, conducted before the start of the academic year as described in Section 11; (ii) Mid-Year Review, conducted at the academic year's midpoint as described in Section 11.4; (iii) Evidence Compilation, conducted in the final month of the academic year, during which the staff member and Head of Department jointly assemble the Verification Method documentation described in Sections 7.4, 8.4, and 9.3; and (iv) Formal Appraisal, conducted by the Faculty Performance Review Committee within eight weeks of the end of the academic year.</w:t>
+        <w:t>Yillik samaradorlikni baholash tsikli Universitetning Akademik taqvimiga amal qiladi va to'rtta bosqichdan iborat: (i) Ish yuklamasini rejalashtirish; (ii) Yarim yillik ko'rib chiqish; (iii) O'z-o'zini baholash va Kafedra mudiri baholashi; va (iv) Rasmiy baholash.</w:t>
       </w:r>
     </w:p>
     <w:p>
@@ -12909,7 +12870,7 @@
         <w:rPr>
           <w:rFonts w:asciiTheme="minorBidi" w:hAnsiTheme="minorBidi" w:cstheme="minorBidi"/>
         </w:rPr>
-        <w:t>13.2 Self-Assessment</w:t>
+        <w:t>13.2 O'z-o'zini baholash</w:t>
       </w:r>
       <w:bookmarkEnd w:id="63"/>
     </w:p>
@@ -12925,7 +12886,7 @@
         <w:rPr>
           <w:rFonts w:asciiTheme="minorBidi" w:hAnsiTheme="minorBidi" w:cstheme="minorBidi"/>
         </w:rPr>
-        <w:t>Each academic staff member completes a structured self-assessment, addressing performance against each of the three Core Pillars with reference to their approved Workload Plan and the associated Verification Method evidence. The self-assessment is submitted to the Head of Department ahead of the Formal Appraisal stage and forms part of the record considered by the Faculty Performance Review Committee.</w:t>
+        <w:t>Har bir professor-o'qituvchi uchta Asosiy ustunning har biri bo'yicha samaradorlikni tasdiqlangan Ish yuklama rejasi va tegishli Tekshirish usuli dalillariga murojaat qilib tuzilgan o'z-o'zini baholashni to'ldiradi.</w:t>
       </w:r>
     </w:p>
     <w:p>
@@ -12942,7 +12903,7 @@
         <w:rPr>
           <w:rFonts w:asciiTheme="minorBidi" w:hAnsiTheme="minorBidi" w:cstheme="minorBidi"/>
         </w:rPr>
-        <w:t>13.3 Head of Department Assessment</w:t>
+        <w:t>13.3 Kafedra mudirining baholashi</w:t>
       </w:r>
       <w:bookmarkEnd w:id="64"/>
     </w:p>
@@ -12958,8 +12919,7 @@
         <w:rPr>
           <w:rFonts w:asciiTheme="minorBidi" w:hAnsiTheme="minorBidi" w:cstheme="minorBidi"/>
         </w:rPr>
-        <w:lastRenderedPageBreak/>
-        <w:t>The Head of Department prepares an independent assessment of the staff member's performance against each pillar, drawing on the Verification Method evidence and, where relevant, direct observation, peer feedback, and departmental records. For Heads of Department themselves, this stage is instead conducted by the Dean or delegate.</w:t>
+        <w:t>Kafedra mudiri Tekshirish usuli dalillari va tegishli hollarda bevosita kuzatuv, hamkasb fikr-mulohazalari va kafedra yozuvlariga tayanib, xodimning har bir ustun bo'yicha samaradorligining mustaqil baholashini tayyorlaydi.</w:t>
       </w:r>
     </w:p>
     <w:p>
@@ -12976,7 +12936,7 @@
         <w:rPr>
           <w:rFonts w:asciiTheme="minorBidi" w:hAnsiTheme="minorBidi" w:cstheme="minorBidi"/>
         </w:rPr>
-        <w:t>13.4 Faculty Performance Review Committee Determination</w:t>
+        <w:t>13.4 Fakultet samaradorligini ko'rib chiqish qo'mitasining qarori</w:t>
       </w:r>
       <w:bookmarkEnd w:id="65"/>
     </w:p>
@@ -12992,7 +12952,7 @@
         <w:rPr>
           <w:rFonts w:asciiTheme="minorBidi" w:hAnsiTheme="minorBidi" w:cstheme="minorBidi"/>
         </w:rPr>
-        <w:t>The Faculty Performance Review Committee reviews the self-assessment, the Head of Department assessment, and the underlying evidence, and issues a formal determination of performance against the standard workload for each of the three Core Pillars, together with an overall holistic rating consistent with the principle described in Section 4.1. The Committee's determination is communicated in writing to the staff member within two weeks of the Formal Appraisal meeting.</w:t>
+        <w:t>Fakultet samaradorligini ko'rib chiqish qo'mitasi o'z-o'zini baholash, Kafedra mudiri baholashi va asosiy dalillarni ko'rib chiqadi va uchta Asosiy ustunning har biri bo'yicha standart ish yuklamasiga nisbatan samaradorlikning rasmiy qarorini, shuningdek umumiy yaxlit reytingni chiqaradi.</w:t>
       </w:r>
     </w:p>
     <w:p>
@@ -13009,7 +12969,7 @@
         <w:rPr>
           <w:rFonts w:asciiTheme="minorBidi" w:hAnsiTheme="minorBidi" w:cstheme="minorBidi"/>
         </w:rPr>
-        <w:t>13.5 Rating Categories</w:t>
+        <w:t>13.5 Reyting toifalari</w:t>
       </w:r>
       <w:bookmarkEnd w:id="66"/>
     </w:p>
@@ -13025,7 +12985,7 @@
         <w:rPr>
           <w:rFonts w:asciiTheme="minorBidi" w:hAnsiTheme="minorBidi" w:cstheme="minorBidi"/>
         </w:rPr>
-        <w:t>Determinations are recorded using the following rating categories, applied both at the level of each individual pillar and as an overall holistic rating: Exceeds Standard, Meets Standard, Partially Meets Standard, and Does Not Meet Standard. A rating of Partially Meets Standard or Does Not Meet Standard on any pillar requires the Faculty Performance Review Committee to specify, in writing, the nature of the shortfall and the improvement expectations for the following appraisal cycle, in accordance with Section 16.</w:t>
+        <w:t>Qarorlar har bir alohida ustun darajasida ham, umumiy yaxlit reyting sifatida ham quyidagi reyting toifalari yordamida qayd etiladi: Standartdan oshadi, Standartga javob beradi, Standartga qisman javob beradi va Standartga javob bermaydi.</w:t>
       </w:r>
     </w:p>
     <w:p>
@@ -13042,7 +13002,7 @@
         <w:rPr>
           <w:rFonts w:asciiTheme="minorBidi" w:hAnsiTheme="minorBidi" w:cstheme="minorBidi"/>
         </w:rPr>
-        <w:t>13.6 Use of Appraisal Outcomes</w:t>
+        <w:t>13.6 Baholash natijalaridan foydalanish</w:t>
       </w:r>
       <w:bookmarkEnd w:id="67"/>
     </w:p>
@@ -13058,7 +13018,7 @@
         <w:rPr>
           <w:rFonts w:asciiTheme="minorBidi" w:hAnsiTheme="minorBidi" w:cstheme="minorBidi"/>
         </w:rPr>
-        <w:t>Appraisal outcomes under this Guideline inform, but do not alone determine, decisions regarding merit recognition, academic promotion, contract renewal, and professional development planning, each of which remains governed by its own dedicated University policy. Faculty Performance Review Committees should ensure that appraisal outcomes are recorded with sufficient specificity to be usable as supporting evidence in those separate processes where the staff member elects to rely on them.</w:t>
+        <w:t>Mazkur Yo'riqnoma bo'yicha baholash natijalari xizmat tan olish, akademik mansab ko'tarish, shartnomani uzaytirish va kasbiy rivojlanishni rejalashtirish bo'yicha qarorlarni aniqlash uchun asos bo'ladi, ammo yakka holda hal qilmaydi.</w:t>
       </w:r>
     </w:p>
     <w:p>
@@ -13074,7 +13034,7 @@
         <w:rPr>
           <w:rFonts w:asciiTheme="minorBidi" w:hAnsiTheme="minorBidi" w:cstheme="minorBidi"/>
         </w:rPr>
-        <w:t>14. Workload Adjustments and Exceptional Circumstances</w:t>
+        <w:t>14. Ish yuklamasini tuzatish va istisno hollar</w:t>
       </w:r>
       <w:bookmarkEnd w:id="68"/>
     </w:p>
@@ -13090,7 +13050,7 @@
         <w:rPr>
           <w:rFonts w:asciiTheme="minorBidi" w:hAnsiTheme="minorBidi" w:cstheme="minorBidi"/>
         </w:rPr>
-        <w:t>This section governs circumstances in which an academic staff member's actual workload, for reasons outside routine planning, departs materially from their approved Workload Plan.</w:t>
+        <w:t>Ushbu bo'lim professor-o'qituvchining haqiqiy ish yuklama si, odatiy rejalashtirishdan tashqari sabablarga ko'ra, tasdiqlangan Ish yuklama rejasidan muhim darajada farq qiladigan holatlarni boshqaradi.</w:t>
       </w:r>
     </w:p>
     <w:p>
@@ -13107,7 +13067,7 @@
         <w:rPr>
           <w:rFonts w:asciiTheme="minorBidi" w:hAnsiTheme="minorBidi" w:cstheme="minorBidi"/>
         </w:rPr>
-        <w:t>14.1 Leave and Absence</w:t>
+        <w:t>14.1 Ta'til va bo'shliq</w:t>
       </w:r>
       <w:bookmarkEnd w:id="69"/>
     </w:p>
@@ -13123,7 +13083,7 @@
         <w:rPr>
           <w:rFonts w:asciiTheme="minorBidi" w:hAnsiTheme="minorBidi" w:cstheme="minorBidi"/>
         </w:rPr>
-        <w:t>Where a staff member takes approved medical, parental, compassionate, or other leave recognized under University Human Resources Policy, their standard 1,000-hour annual workload and the associated rank-specific benchmarks are prorated in direct proportion to their period of active service during the academic year, and the Workload Plan is adjusted accordingly by the Head of Department in consultation with the staff member upon their return.</w:t>
+        <w:t>Agar xodim Universitetning Kadrlar siyosati bo'yicha tasdiqlangan tibbiy, ota-onalik, mehr-shafqat yoki boshqa ta'tilni olsa, ularning standart 1000 soatlik yillik ish yuklamasi va tegishli mansabga xos benchmarklar o'quv yili davomida faol xizmat davriga to'g'ridan-to'g'ri mutanosib ravishda proratlanadi.</w:t>
       </w:r>
     </w:p>
     <w:p>
@@ -13140,8 +13100,7 @@
         <w:rPr>
           <w:rFonts w:asciiTheme="minorBidi" w:hAnsiTheme="minorBidi" w:cstheme="minorBidi"/>
         </w:rPr>
-        <w:lastRenderedPageBreak/>
-        <w:t>14.2 Verified Overload</w:t>
+        <w:t>14.2 Tasdiqlangan ortiqcha yuklama</w:t>
       </w:r>
       <w:bookmarkEnd w:id="70"/>
     </w:p>
@@ -13157,7 +13116,7 @@
         <w:rPr>
           <w:rFonts w:asciiTheme="minorBidi" w:hAnsiTheme="minorBidi" w:cstheme="minorBidi"/>
         </w:rPr>
-        <w:t>Where operational necessity requires a staff member to undertake documented activity beyond their 1,000-hour standard — for example, covering an unfilled teaching vacancy or an unavoidable increase in enrollment — the additional hours must be approved in advance in writing by the Head of Department and Dean wherever practicable, or confirmed retroactively where advance approval was not practicable, and are recorded as Verified Overload. Verified Overload is addressed through the compensation, time-in-lieu, or workload-relief mechanisms specified in the applicable Collective Employment Agreement or Faculty overload policy, and is not, by itself, treated as a deficiency in workload planning.</w:t>
+        <w:t>Agar operatsion zaruratlar tufayli xodim 1000 soatlik standartdan tashqari hujjatlashtirilgan faoliyatni bajarishi kerak bo'lsa — masalan, bo'sh o'qitish vakansiyasini qoplash yoki talabalar sonining muqarrar oshishi — qo'shimcha soatlar oldindan Kafedra mudiri va Dekan tomonidan yozma ravishda tasdiqlangan bo'lishi kerak.</w:t>
       </w:r>
     </w:p>
     <w:p>
@@ -13174,7 +13133,7 @@
         <w:rPr>
           <w:rFonts w:asciiTheme="minorBidi" w:hAnsiTheme="minorBidi" w:cstheme="minorBidi"/>
         </w:rPr>
-        <w:t>14.3 Underload and Reassignment</w:t>
+        <w:t>14.3 Kam yuklama va qayta taqsimlash</w:t>
       </w:r>
       <w:bookmarkEnd w:id="71"/>
     </w:p>
@@ -13190,7 +13149,7 @@
         <w:rPr>
           <w:rFonts w:asciiTheme="minorBidi" w:hAnsiTheme="minorBidi" w:cstheme="minorBidi"/>
         </w:rPr>
-        <w:t>Where a staff member's approved activities fall materially short of their standard 1,000 hours for reasons outside their control — for example, a canceled course or an unfunded grant that had been provisionally planned into the Workload Plan — the Head of Department must reassign the staff member to alternative duties within the same pillar, or with Dean approval, propose a revised Workload Plan reallocating the shortfall across the remaining pillars, within four weeks of the shortfall being identified.</w:t>
+        <w:t>Agar xodimning tasdiqlangan faoliyatlari nazorat qilib bo'lmaydigan sabablarga ko'ra — masalan, bekor qilingan kurs yoki Ish yuklama rejasiga shartli ravishda kiritilgan moliyalashtirilmagan grant — standart 1000 soatidan sezilarli darajada kamaysa, Kafedra mudiri xodimni uchta ustunning birortasi bo'yicha muqobil faoliyatga qayta tayinlashi kerak.</w:t>
       </w:r>
     </w:p>
     <w:p>
@@ -13207,7 +13166,7 @@
         <w:rPr>
           <w:rFonts w:asciiTheme="minorBidi" w:hAnsiTheme="minorBidi" w:cstheme="minorBidi"/>
         </w:rPr>
-        <w:t>14.4 Mid-Cycle Plan Amendment</w:t>
+        <w:t>14.4 Tsikl o'rtasida rejaga tuzatish kiritish</w:t>
       </w:r>
       <w:bookmarkEnd w:id="72"/>
     </w:p>
@@ -13223,7 +13182,7 @@
         <w:rPr>
           <w:rFonts w:asciiTheme="minorBidi" w:hAnsiTheme="minorBidi" w:cstheme="minorBidi"/>
         </w:rPr>
-        <w:t>Any amendment to an approved Workload Plan after the start of the academic year requires the written agreement of the staff member and the Head of Department, and, where the amendment involves a change to the rank-specific benchmark percentages described in Section 6, the additional approval of the Dean. All amendments must be lodged with the Faculty Office and appended to the original Workload Plan record.</w:t>
+        <w:t>O'quv yili boshlanganidan keyin tasdiqlangan Ish yuklama rejasiga har qanday tuzatish xodim va Kafedra mudirining yozma kelishuvini talab qiladi va tuzatish 6-bo'limda tasvirlangan mansabga xos benchmark foizlaridagi o'zgarishni o'z ichiga olsa, Dekanning qo'shimcha tasdig'ini ham talab qiladi.</w:t>
       </w:r>
     </w:p>
     <w:p>
@@ -13239,7 +13198,7 @@
         <w:rPr>
           <w:rFonts w:asciiTheme="minorBidi" w:hAnsiTheme="minorBidi" w:cstheme="minorBidi"/>
         </w:rPr>
-        <w:t>15. Roles and Responsibilities</w:t>
+        <w:t>15. Vazifalar va mas'uliyatlar</w:t>
       </w:r>
       <w:bookmarkEnd w:id="73"/>
     </w:p>
@@ -13255,7 +13214,7 @@
         <w:rPr>
           <w:rFonts w:asciiTheme="minorBidi" w:hAnsiTheme="minorBidi" w:cstheme="minorBidi"/>
         </w:rPr>
-        <w:t>Effective implementation of this Guideline depends on clearly defined responsibilities at each level of the University's academic governance structure.</w:t>
+        <w:t>Mazkur Yo'riqnomani samarali tatbiq etish Universitetning akademik boshqaruv tuzilmasining har bir darajasida aniq belgilangan mas'uliyatlarga bog'liq.</w:t>
       </w:r>
     </w:p>
     <w:p>
@@ -13272,7 +13231,7 @@
         <w:rPr>
           <w:rFonts w:asciiTheme="minorBidi" w:hAnsiTheme="minorBidi" w:cstheme="minorBidi"/>
         </w:rPr>
-        <w:t>15.1 Academic Staff Member</w:t>
+        <w:t>15.1 Professor-o'qituvchi</w:t>
       </w:r>
       <w:bookmarkEnd w:id="74"/>
     </w:p>
@@ -13288,7 +13247,7 @@
         <w:rPr>
           <w:rFonts w:asciiTheme="minorBidi" w:hAnsiTheme="minorBidi" w:cstheme="minorBidi"/>
         </w:rPr>
-        <w:t>Each academic staff member is responsible for participating constructively in the preparation of their Workload Plan, maintaining accurate and contemporaneous records of their activity across all three pillars, completing their annual self-assessment in good faith, and raising any concerns about workload balance or feasibility with their Head of Department at the earliest opportunity.</w:t>
+        <w:t>Har bir professor-o'qituvchi o'z Ish yuklama rejasini tayyorlashda konstruktiv qatnashish, barcha uchta ustun bo'ylab o'z faoliyatining aniq va zamonaviy yozuvlarini yuritish, yillik o'z-o'zini baholashni vijdonan to'ldirish va ish yuklama bilan bog'liq tashvishlarni o'z vaqtida bildirish uchun javobgardir.</w:t>
       </w:r>
     </w:p>
     <w:p>
@@ -13305,7 +13264,7 @@
         <w:rPr>
           <w:rFonts w:asciiTheme="minorBidi" w:hAnsiTheme="minorBidi" w:cstheme="minorBidi"/>
         </w:rPr>
-        <w:t>15.2 Head of Department / Program Director</w:t>
+        <w:t>15.2 Kafedra mudiri / Dastur direktori</w:t>
       </w:r>
       <w:bookmarkEnd w:id="75"/>
     </w:p>
@@ -13321,14 +13280,12 @@
         <w:rPr>
           <w:rFonts w:asciiTheme="minorBidi" w:hAnsiTheme="minorBidi" w:cstheme="minorBidi"/>
         </w:rPr>
-        <w:t xml:space="preserve">Each Head of Department is responsible for preparing and agreeing individual Workload Plans with every member of academic staff in their department, monitoring workload balance across the </w:t>
-      </w:r>
-      <w:r>
-        <w:rPr>
-          <w:rFonts w:asciiTheme="minorBidi" w:hAnsiTheme="minorBidi" w:cstheme="minorBidi"/>
-        </w:rPr>
-        <w:lastRenderedPageBreak/>
-        <w:t>department on an ongoing basis, conducting the mid-year review and Head of Department assessment described in Sections 11.4 and 13.3, and escalating unresolved workload concerns to the Dean in a timely manner.</w:t>
+        <w:t>Har bir Kafedra mudiri kafedrasining har bir professor-o'qituvchisi bilan individual Ish yuklama rejalarini tayyorlash va kelishish, kafedra bo'ylab ish yuklama muvozanatini doimiy ravishda monitoring qilish va boshqa vazifalari uchun javobgardir.</w:t>
+      </w:r>
+      <w:r>
+        <w:rPr>
+          <w:rFonts w:asciiTheme="minorBidi" w:hAnsiTheme="minorBidi" w:cstheme="minorBidi"/>
+        </w:rPr>
       </w:r>
     </w:p>
     <w:p>
@@ -13345,7 +13302,7 @@
         <w:rPr>
           <w:rFonts w:asciiTheme="minorBidi" w:hAnsiTheme="minorBidi" w:cstheme="minorBidi"/>
         </w:rPr>
-        <w:t>15.3 Dean</w:t>
+        <w:t>15.3 Dekan</w:t>
       </w:r>
       <w:bookmarkEnd w:id="76"/>
     </w:p>
@@ -13361,7 +13318,7 @@
         <w:rPr>
           <w:rFonts w:asciiTheme="minorBidi" w:hAnsiTheme="minorBidi" w:cstheme="minorBidi"/>
         </w:rPr>
-        <w:t>Each Dean is responsible for the final approval of Workload Plans within their faculty, chairing or delegating the chair of the Faculty Performance Review Committee, approving discipline-specific and individual adjustments under Sections 6.5 and 14, mediating unresolved disagreements between staff members and Heads of Department, and reporting aggregate faculty-level workload and appraisal outcomes to the Office of the Provost on the schedule described in Section 17.</w:t>
+        <w:t>Har bir Dekan o'z fakultetidagi Ish yuklama rejalarini yakuniy tasdiqlash, Fakultet samaradorligini ko'rib chiqish qo'mitasini boshqarish yoki delegat tayinlash, 6.5 va 14-bo'limlar bo'yicha fanga xos va individual tuzatishlarni tasdiqlash uchun javobgardir.</w:t>
       </w:r>
     </w:p>
     <w:p>
@@ -13378,7 +13335,7 @@
         <w:rPr>
           <w:rFonts w:asciiTheme="minorBidi" w:hAnsiTheme="minorBidi" w:cstheme="minorBidi"/>
         </w:rPr>
-        <w:t>15.4 Faculty Performance Review Committee</w:t>
+        <w:t>15.4 Fakultet samaradorligini ko'rib chiqish qo'mitasi</w:t>
       </w:r>
       <w:bookmarkEnd w:id="77"/>
     </w:p>
@@ -13394,7 +13351,7 @@
         <w:rPr>
           <w:rFonts w:asciiTheme="minorBidi" w:hAnsiTheme="minorBidi" w:cstheme="minorBidi"/>
         </w:rPr>
-        <w:t>The Faculty Performance Review Committee is responsible for conducting the Formal Appraisal stage described in Section 13.4, issuing written performance determinations, serving as the first-instance body for workload-related appeals under Section 16, and recommending to the Dean any systemic issues identified during the appraisal cycle that may warrant revision of Faculty-specific workload procedures.</w:t>
+        <w:t>Fakultet samaradorligini ko'rib chiqish qo'mitasi 13.4-bo'limda tasvirlangan Rasmiy baholash bosqichini o'tkazish, yozma samaradorlik qarorlarini chiqarish, 16-bo'lim bo'yicha ish yuklama bilan bog'liq apellyatsiyalar uchun birinchi instansiya organi sifatida xizmat qilish uchun javobgardir.</w:t>
       </w:r>
     </w:p>
     <w:p>
@@ -13411,7 +13368,7 @@
         <w:rPr>
           <w:rFonts w:asciiTheme="minorBidi" w:hAnsiTheme="minorBidi" w:cstheme="minorBidi"/>
         </w:rPr>
-        <w:t>15.5 Office of the Provost and Human Resources</w:t>
+        <w:t>15.5 Prorektor devoni va Kadrlar bo'limi</w:t>
       </w:r>
       <w:bookmarkEnd w:id="78"/>
     </w:p>
@@ -13427,7 +13384,7 @@
         <w:rPr>
           <w:rFonts w:asciiTheme="minorBidi" w:hAnsiTheme="minorBidi" w:cstheme="minorBidi"/>
         </w:rPr>
-        <w:t>The Office of the Provost, in coordination with Human Resources, is responsible for maintaining this Guideline, coordinating its periodic review as described in Section 18, resolving conflicts between this Guideline and other University instruments as described in Section 5.2, and providing institution-wide oversight to ensure consistent application of the 1,000-hour standard across all faculties.</w:t>
+        <w:t>Prorektor devoni, Kadrlar bo'limi bilan hamkorlikda, mazkur Yo'riqnomani saqlash, 18-bo'limda tasvirlangan davriy ko'rib chiqishni muvofiqlashtirish va boshqa vazifalar uchun javobgardir.</w:t>
       </w:r>
     </w:p>
     <w:p>
@@ -13444,7 +13401,7 @@
         <w:rPr>
           <w:rFonts w:asciiTheme="minorBidi" w:hAnsiTheme="minorBidi" w:cstheme="minorBidi"/>
         </w:rPr>
-        <w:t>15.6 Quality Assurance Office</w:t>
+        <w:t>15.6 Sifat ta'minlash bo'limi</w:t>
       </w:r>
       <w:bookmarkEnd w:id="79"/>
     </w:p>
@@ -13460,7 +13417,7 @@
         <w:rPr>
           <w:rFonts w:asciiTheme="minorBidi" w:hAnsiTheme="minorBidi" w:cstheme="minorBidi"/>
         </w:rPr>
-        <w:t>The University's Quality Assurance Office is responsible for supporting Heads of Department and Deans in the conduct of QA-related Pillar III activity, maintaining institution-wide QA documentation standards, and incorporating workload and appraisal data arising from this Guideline into the University's broader institutional accreditation and self-study processes.</w:t>
+        <w:t>Universitetning Sifat ta'minlash bo'limi Kafedra mudirlari va Dekanlarga ST bilan bog'liq III Ustun faoliyatini o'tkazishda yordam berish, butun muassasa bo'ylab ST hujjatlashtirish standartlarini saqlash uchun javobgardir.</w:t>
       </w:r>
     </w:p>
     <w:p>
@@ -13476,7 +13433,7 @@
         <w:rPr>
           <w:rFonts w:asciiTheme="minorBidi" w:hAnsiTheme="minorBidi" w:cstheme="minorBidi"/>
         </w:rPr>
-        <w:t>16. Appeals and Grievance Procedures</w:t>
+        <w:t>16. Apellyatsiya va shikoyat tartib-qoidalari</w:t>
       </w:r>
       <w:bookmarkEnd w:id="80"/>
     </w:p>
@@ -13492,7 +13449,7 @@
         <w:rPr>
           <w:rFonts w:asciiTheme="minorBidi" w:hAnsiTheme="minorBidi" w:cstheme="minorBidi"/>
         </w:rPr>
-        <w:t>An academic staff member who disputes a determination made under this Guideline — whether concerning their approved Workload Plan, a mid-cycle adjustment, or a Formal Appraisal outcome — is entitled to raise the matter through the appeals procedure described in this section.</w:t>
+        <w:t>Mazkur Yo'riqnoma bo'yicha qabul qilingan qarorga — xoh tasdiqlangan Ish yuklama rejasi, xoh tsikl o'rtasidagi tuzatish yoki Rasmiy baholash natijasi bo'yicha — e'tiroz bildirgan professor-o'qituvchi masalani ushbu bo'limda tasvirlangan apellyatsiya tartibi orqali ko'tarish huquqiga ega.</w:t>
       </w:r>
     </w:p>
     <w:p>
@@ -13509,7 +13466,7 @@
         <w:rPr>
           <w:rFonts w:asciiTheme="minorBidi" w:hAnsiTheme="minorBidi" w:cstheme="minorBidi"/>
         </w:rPr>
-        <w:t>16.1 Informal Resolution</w:t>
+        <w:t>16.1 Norasmiy hal qilish</w:t>
       </w:r>
       <w:bookmarkEnd w:id="81"/>
     </w:p>
@@ -13525,8 +13482,7 @@
         <w:rPr>
           <w:rFonts w:asciiTheme="minorBidi" w:hAnsiTheme="minorBidi" w:cstheme="minorBidi"/>
         </w:rPr>
-        <w:lastRenderedPageBreak/>
-        <w:t>In the first instance, the staff member should raise the concern directly with their Head of Department, with a view to reaching an informal resolution within two weeks of the determination or decision in question.</w:t>
+        <w:t>Birinchi navbatda, xodim tashvishni bevosita Kafedra mudiri bilan ko'tarib, tegishli qaror yoki qarordan keyin ikki hafta ichida norasmiy hal qilishga erishishi kerak.</w:t>
       </w:r>
     </w:p>
     <w:p>
@@ -13543,7 +13499,7 @@
         <w:rPr>
           <w:rFonts w:asciiTheme="minorBidi" w:hAnsiTheme="minorBidi" w:cstheme="minorBidi"/>
         </w:rPr>
-        <w:t>16.2 Formal Appeal to the Faculty Performance Review Committee</w:t>
+        <w:t>16.2 Fakultet samaradorligini ko'rib chiqish qo'mitasiga rasmiy apellyatsiya</w:t>
       </w:r>
       <w:bookmarkEnd w:id="82"/>
     </w:p>
@@ -13559,7 +13515,7 @@
         <w:rPr>
           <w:rFonts w:asciiTheme="minorBidi" w:hAnsiTheme="minorBidi" w:cstheme="minorBidi"/>
         </w:rPr>
-        <w:t>Where informal resolution is not achieved, or is not appropriate given the nature of the concern, the staff member may lodge a formal written appeal with the Faculty Performance Review Committee within four weeks of the original determination. The appeal must specify the determination being appealed and the grounds on which it is disputed, and may be accompanied by additional documentary evidence. The Committee must consider the appeal, and issue a written response, within six weeks of receipt.</w:t>
+        <w:t>Agar norasmiy hal qilishga erishilmasa yoki tashvishning tabiatiga ko'ra mos kelmasa, xodim dastlabki qarordan keyin to'rt hafta ichida Fakultet samaradorligini ko'rib chiqish qo'mitasiga rasmiy yozma apellyatsiya berishi mumkin.</w:t>
       </w:r>
     </w:p>
     <w:p>
@@ -13576,7 +13532,7 @@
         <w:rPr>
           <w:rFonts w:asciiTheme="minorBidi" w:hAnsiTheme="minorBidi" w:cstheme="minorBidi"/>
         </w:rPr>
-        <w:t>16.3 Escalation to the Dean and Provost</w:t>
+        <w:t>16.3 Dekan va Prorektorga yetkazish</w:t>
       </w:r>
       <w:bookmarkEnd w:id="83"/>
     </w:p>
@@ -13592,7 +13548,7 @@
         <w:rPr>
           <w:rFonts w:asciiTheme="minorBidi" w:hAnsiTheme="minorBidi" w:cstheme="minorBidi"/>
         </w:rPr>
-        <w:t>Where the staff member remains dissatisfied following the Faculty Performance Review Committee's determination, they may escalate the appeal to the Dean, and thereafter, on procedural grounds only, to the Office of the Provost, in accordance with the University's general Grievance Policy. Escalation on procedural grounds is limited to circumstances in which the staff member contends that the process described in this Guideline was not correctly followed; substantive disagreement with a properly conducted appraisal determination is resolved conclusively at the Faculty Performance Review Committee or Dean level.</w:t>
+        <w:t>Agar xodim Fakultet samaradorligini ko'rib chiqish qo'mitasining qaroridan keyin qoniqmagan bo'lsa, apellyatsiyani Dekanga va keyin faqat protsedura asoslari bo'yicha Prorektor devoniga yetkazishi mumkin.</w:t>
       </w:r>
     </w:p>
     <w:p>
@@ -13609,7 +13565,7 @@
         <w:rPr>
           <w:rFonts w:asciiTheme="minorBidi" w:hAnsiTheme="minorBidi" w:cstheme="minorBidi"/>
         </w:rPr>
-        <w:t>16.4 Non-Retaliation</w:t>
+        <w:t>16.4 Qasos olmaslik</w:t>
       </w:r>
       <w:bookmarkEnd w:id="84"/>
     </w:p>
@@ -13625,7 +13581,7 @@
         <w:rPr>
           <w:rFonts w:asciiTheme="minorBidi" w:hAnsiTheme="minorBidi" w:cstheme="minorBidi"/>
         </w:rPr>
-        <w:t>No academic staff member shall be subject to any adverse treatment as a result of having raised, in good faith, a concern or appeal under this section. Any staff member who believes they have experienced retaliation for exercising their rights under this Guideline may raise the matter directly with Human Resources.</w:t>
+        <w:t>Hech bir professor-o'qituvchi ushbu bo'lim bo'yicha vijdonan tashvish yoki apellyatsiya ko'torganligi uchun har qanday salbiy muomalaga duchor bo'lmasligi kerak.</w:t>
       </w:r>
     </w:p>
     <w:p>
@@ -13641,7 +13597,7 @@
         <w:rPr>
           <w:rFonts w:asciiTheme="minorBidi" w:hAnsiTheme="minorBidi" w:cstheme="minorBidi"/>
         </w:rPr>
-        <w:t>17. Monitoring, Reporting, and Continuous Improvement</w:t>
+        <w:t>17. Monitoring, hisobot berish va doimiy takomillashtirish</w:t>
       </w:r>
       <w:bookmarkEnd w:id="85"/>
     </w:p>
@@ -13657,7 +13613,7 @@
         <w:rPr>
           <w:rFonts w:asciiTheme="minorBidi" w:hAnsiTheme="minorBidi" w:cstheme="minorBidi"/>
         </w:rPr>
-        <w:t>This Guideline is supported by an ongoing institutional monitoring and reporting process, designed to ensure consistent application across faculties and to surface, at an early stage, any systemic issues that may warrant adjustment.</w:t>
+        <w:t>Mazkur Yo'riqnoma fakultetlar bo'ylab izchil qo'llanilishini ta'minlash va tuzatish talab qilishi mumkin bo'lgan har qanday tizimli muammolarni erta bosqichda aniqlash uchun mo'ljallangan doimiy institutsional monitoring va hisobot berish jarayoni bilan qo'llab-quvvatlanadi.</w:t>
       </w:r>
     </w:p>
     <w:p>
@@ -13674,7 +13630,7 @@
         <w:rPr>
           <w:rFonts w:asciiTheme="minorBidi" w:hAnsiTheme="minorBidi" w:cstheme="minorBidi"/>
         </w:rPr>
-        <w:t>17.1 Faculty-Level Reporting</w:t>
+        <w:t>17.1 Fakultet darajasida hisobot berish</w:t>
       </w:r>
       <w:bookmarkEnd w:id="86"/>
     </w:p>
@@ -13690,7 +13646,7 @@
         <w:rPr>
           <w:rFonts w:asciiTheme="minorBidi" w:hAnsiTheme="minorBidi" w:cstheme="minorBidi"/>
         </w:rPr>
-        <w:t>Each Dean submits an annual Faculty Workload Report to the Office of the Provost, summarizing aggregate compliance with the rank-specific benchmarks described in Section 6, the volume and nature of Verified Overload recorded under Section 14.2, the outcomes of the Formal Appraisal process described in Section 13, and any appeals lodged under Section 16 and their resolution.</w:t>
+        <w:t>Har bir Dekan Prorektor devoniga yillik Fakultet ish yuklama hisobotini taqdim etadi.</w:t>
       </w:r>
     </w:p>
     <w:p>
@@ -13707,7 +13663,7 @@
         <w:rPr>
           <w:rFonts w:asciiTheme="minorBidi" w:hAnsiTheme="minorBidi" w:cstheme="minorBidi"/>
         </w:rPr>
-        <w:t>17.2 Institutional Dashboard and Trend Analysis</w:t>
+        <w:t>17.2 Institutsional boshqaruv paneli va tendentsiya tahlili</w:t>
       </w:r>
       <w:bookmarkEnd w:id="87"/>
     </w:p>
@@ -13723,8 +13679,7 @@
         <w:rPr>
           <w:rFonts w:asciiTheme="minorBidi" w:hAnsiTheme="minorBidi" w:cstheme="minorBidi"/>
         </w:rPr>
-        <w:lastRenderedPageBreak/>
-        <w:t>The Office of the Provost maintains an institution-wide summary of workload and appraisal data drawn from Faculty Workload Reports, in order to identify trends across ranks, disciplines, and faculties — including, for example, systemic patterns of overload in particular departments, or disproportionately low research-hour attainment in a particular discipline — and to inform resourcing, staffing, and policy decisions at the institutional level.</w:t>
+        <w:t>Prorektor devoni Fakultet ish yuklama hisobotlaridan olingan ish yuklama va baholash ma'lumotlarining butun muassasa bo'ylab xulosasini saqlaydi.</w:t>
       </w:r>
     </w:p>
     <w:p>
@@ -13741,7 +13696,7 @@
         <w:rPr>
           <w:rFonts w:asciiTheme="minorBidi" w:hAnsiTheme="minorBidi" w:cstheme="minorBidi"/>
         </w:rPr>
-        <w:t>17.3 Integration with Institutional Accreditation</w:t>
+        <w:t>17.3 Institutsional akkreditatsiya bilan integratsiya</w:t>
       </w:r>
       <w:bookmarkEnd w:id="88"/>
     </w:p>
@@ -13757,7 +13712,7 @@
         <w:rPr>
           <w:rFonts w:asciiTheme="minorBidi" w:hAnsiTheme="minorBidi" w:cstheme="minorBidi"/>
         </w:rPr>
-        <w:t>Workload and appraisal data collected under this Guideline forms part of the evidentiary basis for the University's institutional and program-level accreditation self-studies, providing external reviewers with a documented, verifiable account of how the University defines, distributes, and evaluates academic effort.</w:t>
+        <w:t>Mazkur Yo'riqnoma bo'yicha to'plangan ish yuklama va baholash ma'lumotlari Universitetning institutsional va dastur darajasidagi akkreditatsiya o'z-o'zini baholash uchun dalillar bazasining bir qismini tashkil etadi.</w:t>
       </w:r>
     </w:p>
     <w:p>
@@ -13773,7 +13728,7 @@
         <w:rPr>
           <w:rFonts w:asciiTheme="minorBidi" w:hAnsiTheme="minorBidi" w:cstheme="minorBidi"/>
         </w:rPr>
-        <w:t>18. Policy Review and Amendment</w:t>
+        <w:t>18. Siyosatni ko'rib chiqish va tuzatish</w:t>
       </w:r>
       <w:bookmarkEnd w:id="89"/>
     </w:p>
@@ -13789,7 +13744,7 @@
         <w:rPr>
           <w:rFonts w:asciiTheme="minorBidi" w:hAnsiTheme="minorBidi" w:cstheme="minorBidi"/>
         </w:rPr>
-        <w:t>This Guideline is reviewed on a regular cycle to ensure it remains fit for purpose, consistent with the University's strategic priorities, and aligned with evolving accreditation and employment requirements.</w:t>
+        <w:t>Mazkur Yo'riqnoma o'z maqsadiga mos bo'lib qolishi, Universitetning strategik ustuvorliklariga muvofiq bo'lishi va rivojlanayotgan akkreditatsiya va mehnat talablariga moslashtirilishini ta'minlash uchun muntazam tsiklda ko'rib chiqiladi.</w:t>
       </w:r>
     </w:p>
     <w:p>
@@ -13806,7 +13761,7 @@
         <w:rPr>
           <w:rFonts w:asciiTheme="minorBidi" w:hAnsiTheme="minorBidi" w:cstheme="minorBidi"/>
         </w:rPr>
-        <w:t>18.1 Standard Review Cycle</w:t>
+        <w:t>18.1 Standart ko'rib chiqish tsikli</w:t>
       </w:r>
       <w:bookmarkEnd w:id="90"/>
     </w:p>
@@ -13822,7 +13777,7 @@
         <w:rPr>
           <w:rFonts w:asciiTheme="minorBidi" w:hAnsiTheme="minorBidi" w:cstheme="minorBidi"/>
         </w:rPr>
-        <w:t>The Office of the Provost convenes a formal review of this Guideline no less frequently than once every three academic years, drawing on the institutional monitoring data described in Section 17, feedback gathered from Deans and Faculty Performance Review Committees, and, where relevant, consultation with recognized staff representative bodies.</w:t>
+        <w:t>Prorektor devoni mazkur Yo'riqnomaning rasmiy ko'rib chiqishini kamida har uch o'quv yilda bir marta chaqiradi.</w:t>
       </w:r>
     </w:p>
     <w:p>
@@ -13839,7 +13794,7 @@
         <w:rPr>
           <w:rFonts w:asciiTheme="minorBidi" w:hAnsiTheme="minorBidi" w:cstheme="minorBidi"/>
         </w:rPr>
-        <w:t>18.2 Interim Amendment</w:t>
+        <w:t>18.2 Oraliq tuzatish</w:t>
       </w:r>
       <w:bookmarkEnd w:id="91"/>
     </w:p>
@@ -13855,7 +13810,7 @@
         <w:rPr>
           <w:rFonts w:asciiTheme="minorBidi" w:hAnsiTheme="minorBidi" w:cstheme="minorBidi"/>
         </w:rPr>
-        <w:t>The Office of the Provost may propose interim amendments to this Guideline outside the standard review cycle where required by a change in accreditation requirements, a material change to the Collective Employment Agreement, or a systemic issue identified through the appeals process described in Section 16. Interim amendments follow the same consultation and approval process as the standard review cycle, save that they need not await the three-year review point.</w:t>
+        <w:t>Prorektor devoni akkreditatsiya talablaridagi o'zgarish, Jamoaviy mehnat shartnomasidagi muhim o'zgarish yoki apellyatsiya jarayoni orqali aniqlangan tizimli muammo tufayli zarur bo'lganda standart ko'rib chiqish tsiklidan tashqari mazkur Yo'riqnomaga oraliq tuzatishlar taklif qilishi mumkin.</w:t>
       </w:r>
     </w:p>
     <w:p>
@@ -13872,7 +13827,7 @@
         <w:rPr>
           <w:rFonts w:asciiTheme="minorBidi" w:hAnsiTheme="minorBidi" w:cstheme="minorBidi"/>
         </w:rPr>
-        <w:t>18.3 Approval and Effective Date</w:t>
+        <w:t>18.3 Tasdiqlash va kuchga kirish sanasi</w:t>
       </w:r>
       <w:bookmarkEnd w:id="92"/>
     </w:p>
@@ -13888,7 +13843,7 @@
         <w:rPr>
           <w:rFonts w:asciiTheme="minorBidi" w:hAnsiTheme="minorBidi" w:cstheme="minorBidi"/>
         </w:rPr>
-        <w:t>Amendments to this Guideline take effect only upon formal approval by the University's Academic Board, or such other body as the University's governance instruments designate, and upon publication of the amended text, together with its effective date, through the University's official policy repository. Amendments do not apply retroactively to Workload Plans or appraisals already finalized under the prior version of the Guideline.</w:t>
+        <w:t>Mazkur Yo'riqnomaga tuzatishlar faqat Universitetning Akademik kengashi yoki Universitetning boshqaruv hujjatlari belgilagan boshqa organ tomonidan rasmiy tasdiqlangandan keyin va tuzatilgan matn kuchga kirish sanasi bilan birga Universitetning rasmiy siyosat repositoriyasi orqali e'lon qilinganidan keyin kuchga kiradi.</w:t>
       </w:r>
     </w:p>
     <w:p>
@@ -13904,7 +13859,7 @@
         <w:rPr>
           <w:rFonts w:asciiTheme="minorBidi" w:hAnsiTheme="minorBidi" w:cstheme="minorBidi"/>
         </w:rPr>
-        <w:t>18A. Staff Wellbeing and Sustainable Workload</w:t>
+        <w:t>18A. Xodimlar farovonligi va barqaror ish yuklama</w:t>
       </w:r>
       <w:bookmarkEnd w:id="93"/>
     </w:p>
@@ -13920,8 +13875,7 @@
         <w:rPr>
           <w:rFonts w:asciiTheme="minorBidi" w:hAnsiTheme="minorBidi" w:cstheme="minorBidi"/>
         </w:rPr>
-        <w:lastRenderedPageBreak/>
-        <w:t>This Guideline is, among its other purposes, a wellbeing instrument. A fixed, transparent 1,000-hour annual standard exists in part to prevent the unstructured accumulation of duties that has historically contributed to academic overwork, and Heads of Department and Deans bear a direct responsibility, alongside their planning and appraisal responsibilities, for the sustainability of the workloads they approve.</w:t>
+        <w:t>Mazkur Yo'riqnoma boshqa maqsadlari qatorida farovonlik vositasidir. Belgilangan, shaffof 1000 soatlik yillik standart qisman tarixan akademik ortiqcha ishlashga hissa qo'shgan vazifalarning tartibsiz to'planishining oldini olish uchun mavjud.</w:t>
       </w:r>
     </w:p>
     <w:p>
@@ -13938,7 +13892,7 @@
         <w:rPr>
           <w:rFonts w:asciiTheme="minorBidi" w:hAnsiTheme="minorBidi" w:cstheme="minorBidi"/>
         </w:rPr>
-        <w:t>18A.1 Early Warning Indicators</w:t>
+        <w:t>18A.1 Erta ogohlantirish ko'rsatkichlari</w:t>
       </w:r>
       <w:bookmarkEnd w:id="94"/>
     </w:p>
@@ -13954,7 +13908,7 @@
         <w:rPr>
           <w:rFonts w:asciiTheme="minorBidi" w:hAnsiTheme="minorBidi" w:cstheme="minorBidi"/>
         </w:rPr>
-        <w:t>Heads of Department should treat the following as early warning indicators that a staff member's actual workload may be departing unsustainably from their approved Workload Plan, and should raise any such indicator with the staff member promptly, independent of the scheduled mid-year review described in Section 11.4: a pattern of Verified Overload recurring across consecutive appraisal cycles; a staff member's own self-assessment repeatedly citing time pressure as a barrier to meeting Pillar II or Pillar III commitments; or a material, unexplained decline in Student Evaluation of Teaching scores coinciding with an increase in service or administrative duties.</w:t>
+        <w:t>Kafedra mudirlari quyidagilarni xodimning haqiqiy ish yuklamasi tasdiqlangan Ish yuklama rejasidan barqaror bo'lmagan tarzda chetlashayotganining erta ogohlantirish ko'rsatkichlari sifatida qabul qilishlari va bunday ko'rsatkichni xodim bilan darhol ko'tarishlari kerak.</w:t>
       </w:r>
     </w:p>
     <w:p>
@@ -13971,7 +13925,7 @@
         <w:rPr>
           <w:rFonts w:asciiTheme="minorBidi" w:hAnsiTheme="minorBidi" w:cstheme="minorBidi"/>
         </w:rPr>
-        <w:t>18A.2 Support Resources</w:t>
+        <w:t>18A.2 Yordam resurslari</w:t>
       </w:r>
       <w:bookmarkEnd w:id="95"/>
     </w:p>
@@ -13987,7 +13941,7 @@
         <w:rPr>
           <w:rFonts w:asciiTheme="minorBidi" w:hAnsiTheme="minorBidi" w:cstheme="minorBidi"/>
         </w:rPr>
-        <w:t>Staff who are concerned about the sustainability of their workload may raise the matter with their Head of Department, their Dean, or, confidentially, with Human Resources or the University's staff wellbeing service, at any point in the appraisal cycle, and are not required to wait for the mid-year review or Formal Appraisal stage to do so. Concerns raised in this manner are addressed through the workload adjustment mechanisms described in Section 14, rather than through the formal appeals process described in Section 16, unless the staff member specifically elects to pursue an appeal.</w:t>
+        <w:t>Ish yuklamasining barqarorligi haqida tashvishlangan xodimlar masalani Kafedra mudiri, Dekan yoki maxfiy ravishda Kadrlar bo'limi yoki Universitetning xodimlar farovonligi xizmati bilan baholash tsiklining istalgan nuqtasida ko'tarishlari mumkin.</w:t>
       </w:r>
     </w:p>
     <w:p>
@@ -14003,7 +13957,7 @@
         <w:rPr>
           <w:rFonts w:asciiTheme="minorBidi" w:hAnsiTheme="minorBidi" w:cstheme="minorBidi"/>
         </w:rPr>
-        <w:t>19. Implementation and Transitional Arrangements</w:t>
+        <w:t>19. Tatbiq etish va o'tish davri tartib-qoidalari</w:t>
       </w:r>
       <w:bookmarkEnd w:id="96"/>
     </w:p>
@@ -14019,7 +13973,7 @@
         <w:rPr>
           <w:rFonts w:asciiTheme="minorBidi" w:hAnsiTheme="minorBidi" w:cstheme="minorBidi"/>
         </w:rPr>
-        <w:t>Faculties adopting this Guideline for the first time should allow a transitional implementation period, not exceeding one full academic year, during which Heads of Department and academic staff are supported in preparing their first formal Workload Plans, and during which departures from full compliance are addressed through guidance and support rather than through the formal appraisal consequences described in Section 13.5.</w:t>
+        <w:t>Mazkur Yo'riqnomani birinchi marta qabul qilayotgan fakultetlar bir to'liq o'quv yilidan oshmaydigan o'tish tatbiq etish davrini berishi kerak, bu davomida Kafedra mudirlari va professor-o'qituvchilar birinchi rasmiy Ish yuklama rejalarini tayyorlashda qo'llab-quvvatlanadi.</w:t>
       </w:r>
     </w:p>
     <w:p>
@@ -14034,7 +13988,7 @@
         <w:rPr>
           <w:rFonts w:asciiTheme="minorBidi" w:hAnsiTheme="minorBidi" w:cstheme="minorBidi"/>
         </w:rPr>
-        <w:t>During the transitional period, the Office of the Provost, in coordination with the Quality Assurance Office and Human Resources, provides training sessions for Heads of Department, Deans, and members of Faculty Performance Review Committees on the preparation of Workload Plans, the interpretation of the evaluation criteria described in Sections 7 through 9, and the operation of the appraisal process described in Section 13. Faculties are encouraged to conduct at least one trial appraisal cycle, with outcomes used for formative feedback only, prior to the first cycle in which formal ratings under Section 13.5 carry consequences for merit or promotion processes.</w:t>
+        <w:t>O'tish davrida Prorektor devoni, Sifat ta'minlash bo'limi va Kadrlar bo'limi bilan hamkorlikda, Kafedra mudirlari, Dekanlar va Fakultet samaradorligini ko'rib chiqish qo'mitalari a'zolari uchun o'quv mashg'ulotlarini o'tkazadi.</w:t>
       </w:r>
     </w:p>
     <w:p>
@@ -14050,8 +14004,7 @@
         <w:rPr>
           <w:rFonts w:asciiTheme="minorBidi" w:hAnsiTheme="minorBidi" w:cstheme="minorBidi"/>
         </w:rPr>
-        <w:lastRenderedPageBreak/>
-        <w:t>Annex A: Summary of Rank-Specific Workload Benchmarks</w:t>
+        <w:t>A Ilovasi: Mansabga xos ish yuklama benchmarklarining xulosasi</w:t>
       </w:r>
       <w:bookmarkEnd w:id="97"/>
     </w:p>
@@ -14067,7 +14020,7 @@
         <w:rPr>
           <w:rFonts w:asciiTheme="minorBidi" w:hAnsiTheme="minorBidi" w:cstheme="minorBidi"/>
         </w:rPr>
-        <w:t>This annex reproduces, in consolidated form, the rank-specific hour and percentage benchmarks described in Section 6, together with the corresponding Pillar III mentoring or leadership focus for each rank. The full summary table appears at the end of Section 6 in the body of this Guideline; the table below is provided again here for quick reference alongside the other annexes.</w:t>
+        <w:t>Ushbu ilova 6-bo'limda tasvirlangan mansabga xos soat va foiz benchmarklarini, har bir mansab darajasi uchun tegishli III Ustun mentorlik yoki rahbarlik yo'nalishi bilan birga jamlangan shaklda qayta ishlab chiqaradi.</w:t>
       </w:r>
     </w:p>
     <w:tbl>
@@ -14909,7 +14862,7 @@
         <w:rPr>
           <w:rFonts w:asciiTheme="minorBidi" w:hAnsiTheme="minorBidi" w:cstheme="minorBidi"/>
         </w:rPr>
-        <w:t>Annex B: Workload Plan Template — Required Fields</w:t>
+        <w:t>B Ilovasi: Ish yuklama rejasi shabloni — talab qilinadigan maydonlar</w:t>
       </w:r>
       <w:bookmarkEnd w:id="98"/>
     </w:p>
@@ -14925,7 +14878,7 @@
         <w:rPr>
           <w:rFonts w:asciiTheme="minorBidi" w:hAnsiTheme="minorBidi" w:cstheme="minorBidi"/>
         </w:rPr>
-        <w:t>Faculty Offices should ensure that the Workload Plan template used within their faculty captures, at minimum, the following fields, consistent with the requirements described in Section 11.1:</w:t>
+        <w:t>Fakultet devonlari o'z fakultetlarida ishlatiladigan Ish yuklama rejasi shabloni kamida quyidagi maydonlarni o'z ichiga olishini ta'minlashi kerak, 11.1-bo'limda tasvirlangan talablarga muvofiq:</w:t>
       </w:r>
     </w:p>
     <w:p>
@@ -14945,7 +14898,7 @@
         <w:rPr>
           <w:rFonts w:asciiTheme="minorBidi" w:hAnsiTheme="minorBidi" w:cstheme="minorBidi"/>
         </w:rPr>
-        <w:t>Staff member name, rank, FTE fraction, and department.</w:t>
+        <w:t>Xodimning ismi, mansab darajasi, FTE ulushi va kafedrasi.</w:t>
       </w:r>
     </w:p>
     <w:p>
@@ -14965,7 +14918,7 @@
         <w:rPr>
           <w:rFonts w:asciiTheme="minorBidi" w:hAnsiTheme="minorBidi" w:cstheme="minorBidi"/>
         </w:rPr>
-        <w:t>Applicable rank-specific benchmark percentages and corresponding hour totals for each of the three Core Pillars.</w:t>
+        <w:t>Uchta Asosiy ustunning har biri uchun qo'llaniladigan mansabga xos benchmark foizlari va tegishli soat jamilari.</w:t>
       </w:r>
     </w:p>
     <w:p>
@@ -14985,7 +14938,7 @@
         <w:rPr>
           <w:rFonts w:asciiTheme="minorBidi" w:hAnsiTheme="minorBidi" w:cstheme="minorBidi"/>
         </w:rPr>
-        <w:t>Pillar I detail: courses and sections assigned, contact hours per week, total annual contact hours, and preparation/assessment hours.</w:t>
+        <w:t>I Ustun tafsiloti: tayinlangan kurslar va bo'limlar, haftalik kontakt soatlari, yillik jami kontakt soatlari va tayyorgarlik/baholash soatlari.</w:t>
       </w:r>
     </w:p>
     <w:p>
@@ -15005,7 +14958,7 @@
         <w:rPr>
           <w:rFonts w:asciiTheme="minorBidi" w:hAnsiTheme="minorBidi" w:cstheme="minorBidi"/>
         </w:rPr>
-        <w:t>Pillar II detail: named research projects, anticipated outputs, grant applications in progress, and estimated hours per activity.</w:t>
+        <w:t>II Ustun tafsiloti: nomlangan tadqiqot loyihalari, kutilayotgan natijalar, jarayondagi grant arizalari va har bir faoliyat bo'yicha taxminiy soatlar.</w:t>
       </w:r>
     </w:p>
     <w:p>
@@ -15025,7 +14978,7 @@
         <w:rPr>
           <w:rFonts w:asciiTheme="minorBidi" w:hAnsiTheme="minorBidi" w:cstheme="minorBidi"/>
         </w:rPr>
-        <w:t>Pillar III detail: named supervisory relationships (doctoral or master's candidates, as applicable), advising responsibilities, committee memberships, and QA duties, each with estimated hours.</w:t>
+        <w:t>III Ustun tafsiloti: nomlangan nazoratlash munosabatlari (doktorantlar yoki magistrantlar), maslahat berish mas'uliyatlari, qo'mita a'zoliklari va ST vazifalari, har biri taxminiy soatlari bilan.</w:t>
       </w:r>
     </w:p>
     <w:p>
@@ -15045,7 +14998,7 @@
         <w:rPr>
           <w:rFonts w:asciiTheme="minorBidi" w:hAnsiTheme="minorBidi" w:cstheme="minorBidi"/>
         </w:rPr>
-        <w:t>Total hours across all three pillars, which must equal the staff member's full or prorated annual standard.</w:t>
+        <w:t>Barcha uchta ustun bo'ylab jami soatlar, xodimning to'liq yoki proratlanangan yillik standartiga teng bo'lishi kerak.</w:t>
       </w:r>
     </w:p>
     <w:p>
@@ -15065,8 +15018,7 @@
         <w:rPr>
           <w:rFonts w:asciiTheme="minorBidi" w:hAnsiTheme="minorBidi" w:cstheme="minorBidi"/>
         </w:rPr>
-        <w:lastRenderedPageBreak/>
-        <w:t>Signature and date fields for the staff member, the Head of Department, and, where required, the Dean.</w:t>
+        <w:t>Xodim, Kafedra mudiri va kerak bo'lganda Dekan uchun imzo va sana maydonlari.</w:t>
       </w:r>
     </w:p>
     <w:p>
@@ -15086,7 +15038,7 @@
         <w:rPr>
           <w:rFonts w:asciiTheme="minorBidi" w:hAnsiTheme="minorBidi" w:cstheme="minorBidi"/>
         </w:rPr>
-        <w:t>A designated field for recording any approved discipline-specific or individual adjustment under Sections 6.5 and 14.</w:t>
+        <w:t>6.5 va 14-bo'limlar bo'yicha har qanday tasdiqlangan fanga xos yoki individual tuzatishni qayd etish uchun belgilangan maydon.</w:t>
       </w:r>
     </w:p>
     <w:p>
@@ -15102,7 +15054,7 @@
         <w:rPr>
           <w:rFonts w:asciiTheme="minorBidi" w:hAnsiTheme="minorBidi" w:cstheme="minorBidi"/>
         </w:rPr>
-        <w:t>Annex C: Frequently Asked Questions</w:t>
+        <w:t>C Ilovasi: Tez-tez beriladigan savollar</w:t>
       </w:r>
       <w:bookmarkEnd w:id="99"/>
     </w:p>
@@ -15118,7 +15070,7 @@
         <w:rPr>
           <w:rFonts w:asciiTheme="minorBidi" w:hAnsiTheme="minorBidi" w:cstheme="minorBidi"/>
         </w:rPr>
-        <w:t>This annex addresses questions commonly raised by academic staff and Heads of Department during the implementation of this Guideline.</w:t>
+        <w:t>Ushbu ilova mazkur Yo'riqnomani tatbiq etish davomida professor-o'qituvchilar va Kafedra mudirlari tomonidan odatda beriladigan savollarga javob beradi.</w:t>
       </w:r>
     </w:p>
     <w:p>
@@ -15135,7 +15087,7 @@
         <w:rPr>
           <w:rFonts w:asciiTheme="minorBidi" w:hAnsiTheme="minorBidi" w:cstheme="minorBidi"/>
         </w:rPr>
-        <w:t>Does the 1,000-hour standard include annual leave?</w:t>
+        <w:t>1000 soatlik standart yillik ta'tilni o'z ichiga oladimi?</w:t>
       </w:r>
       <w:bookmarkEnd w:id="100"/>
     </w:p>
@@ -15151,7 +15103,7 @@
         <w:rPr>
           <w:rFonts w:asciiTheme="minorBidi" w:hAnsiTheme="minorBidi" w:cstheme="minorBidi"/>
         </w:rPr>
-        <w:t>No. The 1,000-hour standard represents professional effort across the academic year exclusive of approved annual leave, which is governed separately by University Human Resources Policy and the applicable Collective Employment Agreement.</w:t>
+        <w:t>Yo'q. 1000 soatlik standart tasdiqlangan yillik ta'tildan mustasno o'quv yili davomidagi kasbiy sa'y-harakatni ifodalaydi, u Universitetning Kadrlar siyosati va tegishli Jamoaviy mehnat shartnomasi tomonidan alohida boshqariladi.</w:t>
       </w:r>
     </w:p>
     <w:p>
@@ -15168,7 +15120,7 @@
         <w:rPr>
           <w:rFonts w:asciiTheme="minorBidi" w:hAnsiTheme="minorBidi" w:cstheme="minorBidi"/>
         </w:rPr>
-        <w:t>What happens if my Workload Plan cannot be finalized before the start of the academic year?</w:t>
+        <w:t>Agar Ish yuklama rejam o'quv yili boshlanishidan oldin yakunlanmasa nima bo'ladi?</w:t>
       </w:r>
       <w:bookmarkEnd w:id="101"/>
     </w:p>
@@ -15184,7 +15136,7 @@
         <w:rPr>
           <w:rFonts w:asciiTheme="minorBidi" w:hAnsiTheme="minorBidi" w:cstheme="minorBidi"/>
         </w:rPr>
-        <w:t>Heads of Department should make every effort to finalize Workload Plans before the start of the academic year. Where this proves genuinely impracticable, a provisional plan should be agreed and finalized within the first four weeks of the academic year, and the delay should be noted in the Faculty's annual report to the Office of the Provost.</w:t>
+        <w:t>Kafedra mudirlari Ish yuklama rejalarini o'quv yili boshlanishidan oldin yakunlash uchun har tomonlama harakat qilishi kerak. Agar bu haqiqatan amalda imkonsiz bo'lib chiqsa, vaqtinchalik reja kelishilgan va o'quv yilining birinchi to'rt haftasi ichida yakunlanishi kerak.</w:t>
       </w:r>
     </w:p>
     <w:p>
@@ -15201,7 +15153,7 @@
         <w:rPr>
           <w:rFonts w:asciiTheme="minorBidi" w:hAnsiTheme="minorBidi" w:cstheme="minorBidi"/>
         </w:rPr>
-        <w:t>How are joint appointments across two departments handled?</w:t>
+        <w:t>Ikki kafedra bo'ylab qo'shma lavozimlar qanday boshqariladi?</w:t>
       </w:r>
       <w:bookmarkEnd w:id="102"/>
     </w:p>
@@ -15217,7 +15169,7 @@
         <w:rPr>
           <w:rFonts w:asciiTheme="minorBidi" w:hAnsiTheme="minorBidi" w:cstheme="minorBidi"/>
         </w:rPr>
-        <w:t>Where a staff member holds a joint appointment, the two Heads of Department must jointly prepare a single, consolidated Workload Plan reflecting the agreed division of the staff member's 1,000 standard hours between the two departments, consistent with the terms of the staff member's appointment letter.</w:t>
+        <w:t>Agar xodim qo'shma lavozimga ega bo'lsa, ikkala Kafedra mudiri birgalikda xodimning tayinlash shartlariga muvofiq ikki kafedra o'rtasida 1000 standart soatning kelishilgan bo'linishini aks ettiruvchi yagona, jamlangan Ish yuklama rejasini tayyorlashi kerak.</w:t>
       </w:r>
     </w:p>
     <w:p>
@@ -15234,7 +15186,7 @@
         <w:rPr>
           <w:rFonts w:asciiTheme="minorBidi" w:hAnsiTheme="minorBidi" w:cstheme="minorBidi"/>
         </w:rPr>
-        <w:t>Can research hours be carried forward from one year to the next?</w:t>
+        <w:t>Tadqiqot soatlarini bir yildan keyingisiga o'tkazish mumkinmi?</w:t>
       </w:r>
       <w:bookmarkEnd w:id="103"/>
     </w:p>
@@ -15250,7 +15202,7 @@
         <w:rPr>
           <w:rFonts w:asciiTheme="minorBidi" w:hAnsiTheme="minorBidi" w:cstheme="minorBidi"/>
         </w:rPr>
-        <w:t>As a general rule, no: each academic year is planned and appraised on its own terms. Limited carry-forward of specific, named research commitments may be approved by the Dean in exceptional circumstances, such as a project delayed by factors outside the staff member's control, consistent with Section 14.</w:t>
+        <w:t>Umumiy qoida sifatida, yo'q: har bir o'quv yili o'z shartlarida rejalashtiriladi va baholanadi. Muayyan, nomlangan tadqiqot majburiyatlarini cheklangan ko'chirish Dekan tomonidan istisno hollarda tasdiqlangan bo'lishi mumkin.</w:t>
       </w:r>
     </w:p>
     <w:p>
@@ -15267,7 +15219,7 @@
         <w:rPr>
           <w:rFonts w:asciiTheme="minorBidi" w:hAnsiTheme="minorBidi" w:cstheme="minorBidi"/>
         </w:rPr>
-        <w:t>Who decides which pillar an activity that spans two pillars is counted under?</w:t>
+        <w:t>Ikki ustunni qamrab olgan faoliyat qaysi ustun bo'yicha hisoblanishini kim hal qiladi?</w:t>
       </w:r>
       <w:bookmarkEnd w:id="104"/>
     </w:p>
@@ -15283,7 +15235,7 @@
         <w:rPr>
           <w:rFonts w:asciiTheme="minorBidi" w:hAnsiTheme="minorBidi" w:cstheme="minorBidi"/>
         </w:rPr>
-        <w:t>As described in Section 5.1, the Head of Department determines and documents, in consultation with the staff member, the pillar to which such activity is attributed at the Workload Planning stage, in order to avoid double-counting.</w:t>
+        <w:t>5.1-bo'limda tasvirlangandek, Kafedra mudiri xodim bilan maslahat asosida bunday faoliyatning Ish yuklama rejasini tuzish bosqichida qaysi ustun bilan bog'lanishini aniqlaydi va hujjatlashtiradi, ikki marta hisoblashni oldini olish uchun.</w:t>
       </w:r>
     </w:p>
     <w:p>
@@ -15300,7 +15252,7 @@
         <w:rPr>
           <w:rFonts w:asciiTheme="minorBidi" w:hAnsiTheme="minorBidi" w:cstheme="minorBidi"/>
         </w:rPr>
-        <w:t>How does this Guideline apply to a newly hired staff member joining mid-year?</w:t>
+        <w:t>Mazkur Yo'riqnoma o'quv yili o'rtasida qo'shilgan yangi xodimga qanday qo'llaniladi?</w:t>
       </w:r>
       <w:bookmarkEnd w:id="105"/>
     </w:p>
@@ -15316,8 +15268,7 @@
         <w:rPr>
           <w:rFonts w:asciiTheme="minorBidi" w:hAnsiTheme="minorBidi" w:cstheme="minorBidi"/>
         </w:rPr>
-        <w:lastRenderedPageBreak/>
-        <w:t>A staff member joining after the start of the academic year receives a prorated Workload Plan covering the remaining portion of the year, prepared by their Head of Department within two weeks of their start date, using the same rank-specific benchmark percentages described in Section 6 applied to the remaining number of working weeks.</w:t>
+        <w:t>O'quv yili boshlanganidan keyin qo'shilgan xodim o'quv yilining qolgan qismini qamrab oluvchi proratlanangan Ish yuklama rejasini oladi, Kafedra mudiri tomonidan ishga kirish sanasidan keyin ikki hafta ichida tayyorlanadi.</w:t>
       </w:r>
     </w:p>
     <w:p>
@@ -15334,7 +15285,7 @@
         <w:rPr>
           <w:rFonts w:asciiTheme="minorBidi" w:hAnsiTheme="minorBidi" w:cstheme="minorBidi"/>
         </w:rPr>
-        <w:t>What if a Head of Department and a staff member cannot agree on a Workload Plan?</w:t>
+        <w:t>Agar Kafedra mudiri va xodim Ish yuklama rejasi bo'yicha kelisha olmasa nima bo'ladi?</w:t>
       </w:r>
       <w:bookmarkEnd w:id="106"/>
     </w:p>
@@ -15350,7 +15301,7 @@
         <w:rPr>
           <w:rFonts w:asciiTheme="minorBidi" w:hAnsiTheme="minorBidi" w:cstheme="minorBidi"/>
         </w:rPr>
-        <w:t>As described in Section 11.2, unresolved disagreement is escalated to the Dean for mediation. The Dean's decision on the content of the Workload Plan is final for planning purposes, without prejudice to the staff member's separate right to pursue the appeals process described in Section 16 in relation to any subsequent appraisal determination.</w:t>
+        <w:t>11.2-bo'limda tasvirlangandek, hal qilinmagan kelishmovchilik vositachilik uchun Dekanga yetkaziladi. Ish yuklama rejasi mazmuni bo'yicha Dekanning qarori rejalashtirish maqsadlari uchun yakuniydir.</w:t>
       </w:r>
     </w:p>
     <w:p>
@@ -15367,7 +15318,7 @@
         <w:rPr>
           <w:rFonts w:asciiTheme="minorBidi" w:hAnsiTheme="minorBidi" w:cstheme="minorBidi"/>
         </w:rPr>
-        <w:t>Does exceeding the research benchmark offset a shortfall in teaching hours?</w:t>
+        <w:t>Tadqiqot benchmarkidan oshish o'qitish soatlaridagi kamchilikni qoplaydimi?</w:t>
       </w:r>
       <w:bookmarkEnd w:id="107"/>
     </w:p>
@@ -15383,7 +15334,7 @@
         <w:rPr>
           <w:rFonts w:asciiTheme="minorBidi" w:hAnsiTheme="minorBidi" w:cstheme="minorBidi"/>
         </w:rPr>
-        <w:t>No, not automatically. Consistent with the principle of holistic assessment described in Section 4.1, exceptional performance in one pillar does not by itself excuse an unexplained shortfall in another; any such trade-off must be documented and approved in advance as an individual adjustment under Sections 6.5 and 14, rather than assumed after the fact.</w:t>
+        <w:t>Yo'q, avtomatik ravishda emas. 4.1-bo'limda tasvirlangan yaxlit baholash tamoyiliga muvofiq, bitta ustun bo'yicha ajoyib samaradorlik o'z-o'zidan boshqadagi tushuntirilmagan kamchilikni oqlamaydi.</w:t>
       </w:r>
     </w:p>
     <w:p>
@@ -15399,7 +15350,7 @@
         <w:rPr>
           <w:rFonts w:asciiTheme="minorBidi" w:hAnsiTheme="minorBidi" w:cstheme="minorBidi"/>
         </w:rPr>
-        <w:t>Annex D: Document Control</w:t>
+        <w:t>D Ilovasi: Hujjat nazorati</w:t>
       </w:r>
       <w:bookmarkEnd w:id="108"/>
     </w:p>
@@ -15415,7 +15366,7 @@
         <w:rPr>
           <w:rFonts w:asciiTheme="minorBidi" w:hAnsiTheme="minorBidi" w:cstheme="minorBidi"/>
         </w:rPr>
-        <w:t>This Guideline is issued and maintained by the Office of the Provost. Enquiries regarding its interpretation or application should be directed in the first instance to the relevant Dean's Office, and, where necessary, to the Office of the Provost. This document is subject to the review and amendment procedures described in Section 18, and the version in force is the version published through the University's official policy repository at the time of application.</w:t>
+        <w:t>Mazkur Yo'riqnoma Prorektor devoni tomonidan chiqariladi va saqlanadi. Uning talqini yoki qo'llanilishi bo'yicha so'rovlar birinchi navbatda tegishli Dekan devoniga va kerak bo'lganda Prorektor devoniga yo'naltirilishi kerak.</w:t>
       </w:r>
     </w:p>
     <w:p>
@@ -15431,7 +15382,7 @@
         <w:rPr>
           <w:rFonts w:asciiTheme="minorBidi" w:hAnsiTheme="minorBidi" w:cstheme="minorBidi"/>
         </w:rPr>
-        <w:t>Annex E: Glossary of Acronyms</w:t>
+        <w:t>E Ilovasi: Qisqartmalar lug'ati</w:t>
       </w:r>
       <w:bookmarkEnd w:id="109"/>
     </w:p>
@@ -15447,7 +15398,7 @@
         <w:rPr>
           <w:rFonts w:asciiTheme="minorBidi" w:hAnsiTheme="minorBidi" w:cstheme="minorBidi"/>
         </w:rPr>
-        <w:t>The following acronyms are used throughout this Guideline.</w:t>
+        <w:t>Mazkur Yo'riqnomada quyidagi qisqartmalar ishlatiladi.</w:t>
       </w:r>
     </w:p>
     <w:p>
@@ -15465,13 +15416,12 @@
           <w:bCs/>
           <w:color w:val="1F3864"/>
         </w:rPr>
-        <w:t xml:space="preserve">FTE:  </w:t>
-      </w:r>
-      <w:r>
-        <w:rPr>
-          <w:rFonts w:asciiTheme="minorBidi" w:hAnsiTheme="minorBidi" w:cstheme="minorBidi"/>
-        </w:rPr>
-        <w:t>Full-Time Equivalent — the standardized fraction of a full annual workload represented by a given appointment.</w:t>
+        <w:t>FTE:  To'liq stavka ekvivalenti — berilgan lavozim ifodalagan to'liq yillik ish yuklamasining standartlashtirilgan ulushi.</w:t>
+      </w:r>
+      <w:r>
+        <w:rPr>
+          <w:rFonts w:asciiTheme="minorBidi" w:hAnsiTheme="minorBidi" w:cstheme="minorBidi"/>
+        </w:rPr>
       </w:r>
     </w:p>
     <w:p>
@@ -15489,13 +15439,12 @@
           <w:bCs/>
           <w:color w:val="1F3864"/>
         </w:rPr>
-        <w:t xml:space="preserve">SET:  </w:t>
-      </w:r>
-      <w:r>
-        <w:rPr>
-          <w:rFonts w:asciiTheme="minorBidi" w:hAnsiTheme="minorBidi" w:cstheme="minorBidi"/>
-        </w:rPr>
-        <w:t>Student Evaluation of Teaching — the University's standardized end-of-period student feedback instrument.</w:t>
+        <w:t>SET:  Talabalarning o'qitishni baholash — Universitetning standartlashtirilgan davr oxiri talaba fikr-mulohaza vositasi.</w:t>
+      </w:r>
+      <w:r>
+        <w:rPr>
+          <w:rFonts w:asciiTheme="minorBidi" w:hAnsiTheme="minorBidi" w:cstheme="minorBidi"/>
+        </w:rPr>
       </w:r>
     </w:p>
     <w:p>
@@ -15513,13 +15462,12 @@
           <w:bCs/>
           <w:color w:val="1F3864"/>
         </w:rPr>
-        <w:t xml:space="preserve">QA:  </w:t>
-      </w:r>
-      <w:r>
-        <w:rPr>
-          <w:rFonts w:asciiTheme="minorBidi" w:hAnsiTheme="minorBidi" w:cstheme="minorBidi"/>
-        </w:rPr>
-        <w:t>Quality Assurance — institutional processes for verifying and improving academic program standards.</w:t>
+        <w:t>ST:  Sifat ta'minlash — akademik dastur standartlarini tekshirish va yaxshilash uchun institutsional jarayonlar.</w:t>
+      </w:r>
+      <w:r>
+        <w:rPr>
+          <w:rFonts w:asciiTheme="minorBidi" w:hAnsiTheme="minorBidi" w:cstheme="minorBidi"/>
+        </w:rPr>
       </w:r>
     </w:p>
     <w:p>
@@ -15537,13 +15485,12 @@
           <w:bCs/>
           <w:color w:val="1F3864"/>
         </w:rPr>
-        <w:t xml:space="preserve">FPRC:  </w:t>
-      </w:r>
-      <w:r>
-        <w:rPr>
-          <w:rFonts w:asciiTheme="minorBidi" w:hAnsiTheme="minorBidi" w:cstheme="minorBidi"/>
-        </w:rPr>
-        <w:t>Faculty Performance Review Committee — the body responsible for conducting Formal Appraisal and first-instance appeals.</w:t>
+        <w:t>FSKQ:  Fakultet samaradorligini ko'rib chiqish qo'mitasi — Rasmiy baholash va birinchi instansiya apellyatsiyalarini o'tkazish uchun javobgar organ.</w:t>
+      </w:r>
+      <w:r>
+        <w:rPr>
+          <w:rFonts w:asciiTheme="minorBidi" w:hAnsiTheme="minorBidi" w:cstheme="minorBidi"/>
+        </w:rPr>
       </w:r>
     </w:p>
     <w:p>
@@ -15561,14 +15508,12 @@
           <w:bCs/>
           <w:color w:val="1F3864"/>
         </w:rPr>
-        <w:lastRenderedPageBreak/>
-        <w:t xml:space="preserve">HOD:  </w:t>
-      </w:r>
-      <w:r>
-        <w:rPr>
-          <w:rFonts w:asciiTheme="minorBidi" w:hAnsiTheme="minorBidi" w:cstheme="minorBidi"/>
-        </w:rPr>
-        <w:t>Head of Department — used interchangeably with Program Director where the latter title applies within a Faculty's governance structure.</w:t>
+        <w:t>KM:  Kafedra mudiri — Fakultetning boshqaruv tuzilmasida dastur direktori unvoni qo'llaniladigan joyda bir-birining o'rnida ishlatiladi.</w:t>
+      </w:r>
+      <w:r>
+        <w:rPr>
+          <w:rFonts w:asciiTheme="minorBidi" w:hAnsiTheme="minorBidi" w:cstheme="minorBidi"/>
+        </w:rPr>
       </w:r>
     </w:p>
     <w:sectPr>
